--- a/Todo 28042025/revision/Checklist.docx
+++ b/Todo 28042025/revision/Checklist.docx
@@ -1,6 +1,6 @@
 
 <file path=word/document.xml><?xml version="1.0" encoding="utf-8"?>
-<w:document xmlns:wpc="http://schemas.microsoft.com/office/word/2010/wordprocessingCanvas" xmlns:cx="http://schemas.microsoft.com/office/drawing/2014/chartex" xmlns:cx1="http://schemas.microsoft.com/office/drawing/2015/9/8/chartex" xmlns:mc="http://schemas.openxmlformats.org/markup-compatibility/2006" xmlns:o="urn:schemas-microsoft-com:office:office" xmlns:r="http://schemas.openxmlformats.org/officeDocument/2006/relationships" xmlns:m="http://schemas.openxmlformats.org/officeDocument/2006/math" xmlns:v="urn:schemas-microsoft-com:vml" xmlns:wp14="http://schemas.microsoft.com/office/word/2010/wordprocessingDrawing" xmlns:wp="http://schemas.openxmlformats.org/drawingml/2006/wordprocessingDrawing" xmlns:w10="urn:schemas-microsoft-com:office:word" xmlns:w="http://schemas.openxmlformats.org/wordprocessingml/2006/main" xmlns:w14="http://schemas.microsoft.com/office/word/2010/wordml" xmlns:w15="http://schemas.microsoft.com/office/word/2012/wordml" xmlns:w16se="http://schemas.microsoft.com/office/word/2015/wordml/symex" xmlns:wpg="http://schemas.microsoft.com/office/word/2010/wordprocessingGroup" xmlns:wpi="http://schemas.microsoft.com/office/word/2010/wordprocessingInk" xmlns:wne="http://schemas.microsoft.com/office/word/2006/wordml" xmlns:wps="http://schemas.microsoft.com/office/word/2010/wordprocessingShape" mc:Ignorable="w14 w15 w16se wp14">
+<w:document xmlns:wpc="http://schemas.microsoft.com/office/word/2010/wordprocessingCanvas" xmlns:cx="http://schemas.microsoft.com/office/drawing/2014/chartex" xmlns:cx1="http://schemas.microsoft.com/office/drawing/2015/9/8/chartex" xmlns:cx2="http://schemas.microsoft.com/office/drawing/2015/10/21/chartex" xmlns:cx3="http://schemas.microsoft.com/office/drawing/2016/5/9/chartex" xmlns:cx4="http://schemas.microsoft.com/office/drawing/2016/5/10/chartex" xmlns:cx5="http://schemas.microsoft.com/office/drawing/2016/5/11/chartex" xmlns:cx6="http://schemas.microsoft.com/office/drawing/2016/5/12/chartex" xmlns:cx7="http://schemas.microsoft.com/office/drawing/2016/5/13/chartex" xmlns:cx8="http://schemas.microsoft.com/office/drawing/2016/5/14/chartex" xmlns:mc="http://schemas.openxmlformats.org/markup-compatibility/2006" xmlns:aink="http://schemas.microsoft.com/office/drawing/2016/ink" xmlns:am3d="http://schemas.microsoft.com/office/drawing/2017/model3d" xmlns:o="urn:schemas-microsoft-com:office:office" xmlns:oel="http://schemas.microsoft.com/office/2019/extlst" xmlns:r="http://schemas.openxmlformats.org/officeDocument/2006/relationships" xmlns:m="http://schemas.openxmlformats.org/officeDocument/2006/math" xmlns:v="urn:schemas-microsoft-com:vml" xmlns:wp14="http://schemas.microsoft.com/office/word/2010/wordprocessingDrawing" xmlns:wp="http://schemas.openxmlformats.org/drawingml/2006/wordprocessingDrawing" xmlns:w10="urn:schemas-microsoft-com:office:word" xmlns:w="http://schemas.openxmlformats.org/wordprocessingml/2006/main" xmlns:w14="http://schemas.microsoft.com/office/word/2010/wordml" xmlns:w15="http://schemas.microsoft.com/office/word/2012/wordml" xmlns:w16cex="http://schemas.microsoft.com/office/word/2018/wordml/cex" xmlns:w16cid="http://schemas.microsoft.com/office/word/2016/wordml/cid" xmlns:w16="http://schemas.microsoft.com/office/word/2018/wordml" xmlns:w16sdtdh="http://schemas.microsoft.com/office/word/2020/wordml/sdtdatahash" xmlns:w16se="http://schemas.microsoft.com/office/word/2015/wordml/symex" xmlns:wpg="http://schemas.microsoft.com/office/word/2010/wordprocessingGroup" xmlns:wpi="http://schemas.microsoft.com/office/word/2010/wordprocessingInk" xmlns:wne="http://schemas.microsoft.com/office/word/2006/wordml" xmlns:wps="http://schemas.microsoft.com/office/word/2010/wordprocessingShape" mc:Ignorable="w14 w15 w16se w16cid w16 w16cex w16sdtdh wp14">
   <w:body>
     <w:tbl>
       <w:tblPr>
@@ -129,7 +129,16 @@
           <w:p>
             <w:pPr>
               <w:jc w:val="center"/>
-            </w:pPr>
+              <w:rPr>
+                <w:lang w:val="en-US"/>
+              </w:rPr>
+            </w:pPr>
+            <w:r>
+              <w:rPr>
+                <w:lang w:val="en-US"/>
+              </w:rPr>
+              <w:t>DONE</w:t>
+            </w:r>
           </w:p>
         </w:tc>
       </w:tr>
@@ -183,7 +192,16 @@
           <w:p>
             <w:pPr>
               <w:jc w:val="center"/>
-            </w:pPr>
+              <w:rPr>
+                <w:lang w:val="en-US"/>
+              </w:rPr>
+            </w:pPr>
+            <w:r>
+              <w:rPr>
+                <w:lang w:val="en-US"/>
+              </w:rPr>
+              <w:t>DONE</w:t>
+            </w:r>
           </w:p>
         </w:tc>
       </w:tr>
@@ -240,7 +258,16 @@
           <w:p>
             <w:pPr>
               <w:jc w:val="center"/>
-            </w:pPr>
+              <w:rPr>
+                <w:lang w:val="en-US"/>
+              </w:rPr>
+            </w:pPr>
+            <w:r>
+              <w:rPr>
+                <w:lang w:val="en-US"/>
+              </w:rPr>
+              <w:t>DONE</w:t>
+            </w:r>
           </w:p>
         </w:tc>
       </w:tr>
@@ -294,7 +321,16 @@
           <w:p>
             <w:pPr>
               <w:jc w:val="center"/>
-            </w:pPr>
+              <w:rPr>
+                <w:lang w:val="en-US"/>
+              </w:rPr>
+            </w:pPr>
+            <w:r>
+              <w:rPr>
+                <w:lang w:val="en-US"/>
+              </w:rPr>
+              <w:t>DONE</w:t>
+            </w:r>
           </w:p>
         </w:tc>
       </w:tr>
@@ -353,7 +389,16 @@
           <w:p>
             <w:pPr>
               <w:jc w:val="center"/>
-            </w:pPr>
+              <w:rPr>
+                <w:lang w:val="en-US"/>
+              </w:rPr>
+            </w:pPr>
+            <w:r>
+              <w:rPr>
+                <w:lang w:val="en-US"/>
+              </w:rPr>
+              <w:t>DONE</w:t>
+            </w:r>
           </w:p>
         </w:tc>
       </w:tr>
@@ -407,7 +452,16 @@
           <w:p>
             <w:pPr>
               <w:jc w:val="center"/>
-            </w:pPr>
+              <w:rPr>
+                <w:lang w:val="en-US"/>
+              </w:rPr>
+            </w:pPr>
+            <w:r>
+              <w:rPr>
+                <w:lang w:val="en-US"/>
+              </w:rPr>
+              <w:t>DONE</w:t>
+            </w:r>
           </w:p>
         </w:tc>
       </w:tr>
@@ -471,7 +525,16 @@
           <w:p>
             <w:pPr>
               <w:jc w:val="center"/>
-            </w:pPr>
+              <w:rPr>
+                <w:lang w:val="en-US"/>
+              </w:rPr>
+            </w:pPr>
+            <w:r>
+              <w:rPr>
+                <w:lang w:val="en-US"/>
+              </w:rPr>
+              <w:t>DONE</w:t>
+            </w:r>
           </w:p>
         </w:tc>
       </w:tr>
@@ -530,7 +593,16 @@
           <w:p>
             <w:pPr>
               <w:jc w:val="center"/>
-            </w:pPr>
+              <w:rPr>
+                <w:lang w:val="en-US"/>
+              </w:rPr>
+            </w:pPr>
+            <w:r>
+              <w:rPr>
+                <w:lang w:val="en-US"/>
+              </w:rPr>
+              <w:t>DONE</w:t>
+            </w:r>
           </w:p>
         </w:tc>
       </w:tr>
@@ -589,7 +661,16 @@
           <w:p>
             <w:pPr>
               <w:jc w:val="center"/>
-            </w:pPr>
+              <w:rPr>
+                <w:lang w:val="en-US"/>
+              </w:rPr>
+            </w:pPr>
+            <w:r>
+              <w:rPr>
+                <w:lang w:val="en-US"/>
+              </w:rPr>
+              <w:t>DONE</w:t>
+            </w:r>
           </w:p>
         </w:tc>
       </w:tr>
@@ -859,7 +940,16 @@
           <w:p>
             <w:pPr>
               <w:jc w:val="center"/>
-            </w:pPr>
+              <w:rPr>
+                <w:lang w:val="en-US"/>
+              </w:rPr>
+            </w:pPr>
+            <w:r>
+              <w:rPr>
+                <w:lang w:val="en-US"/>
+              </w:rPr>
+              <w:t>DONE</w:t>
+            </w:r>
           </w:p>
         </w:tc>
       </w:tr>
@@ -1749,6 +1839,7 @@
               <w:jc w:val="center"/>
             </w:pPr>
             <w:r>
+              <w:lastRenderedPageBreak/>
               <w:t>30</w:t>
             </w:r>
           </w:p>
@@ -1806,7 +1897,6 @@
               <w:jc w:val="center"/>
             </w:pPr>
             <w:r>
-              <w:lastRenderedPageBreak/>
               <w:t>31</w:t>
             </w:r>
           </w:p>
@@ -2247,7 +2337,16 @@
           <w:p>
             <w:pPr>
               <w:jc w:val="center"/>
-            </w:pPr>
+              <w:rPr>
+                <w:lang w:val="en-US"/>
+              </w:rPr>
+            </w:pPr>
+            <w:r>
+              <w:rPr>
+                <w:lang w:val="en-US"/>
+              </w:rPr>
+              <w:t>DONE</w:t>
+            </w:r>
           </w:p>
         </w:tc>
       </w:tr>
@@ -2295,20 +2394,758 @@
             <w:r>
               <w:t>INFORMATION IS DELETED</w:t>
             </w:r>
-            <w:bookmarkStart w:id="0" w:name="_GoBack"/>
-            <w:bookmarkEnd w:id="0"/>
-          </w:p>
-        </w:tc>
-        <w:tc>
-          <w:tcPr>
-            <w:tcW w:w="421" w:type="pct"/>
-            <w:shd w:val="clear" w:color="auto" w:fill="auto"/>
-            <w:vAlign w:val="center"/>
-          </w:tcPr>
-          <w:p>
-            <w:pPr>
-              <w:jc w:val="center"/>
-            </w:pPr>
+          </w:p>
+        </w:tc>
+        <w:tc>
+          <w:tcPr>
+            <w:tcW w:w="421" w:type="pct"/>
+            <w:shd w:val="clear" w:color="auto" w:fill="auto"/>
+            <w:vAlign w:val="center"/>
+          </w:tcPr>
+          <w:p>
+            <w:pPr>
+              <w:jc w:val="center"/>
+              <w:rPr>
+                <w:rFonts w:ascii="Calibri" w:hAnsi="Calibri" w:cs="Calibri"/>
+                <w:lang w:val="en-US"/>
+              </w:rPr>
+            </w:pPr>
+            <w:r>
+              <w:rPr>
+                <w:rFonts w:ascii="Calibri" w:hAnsi="Calibri" w:cs="Calibri"/>
+                <w:color w:val="000000"/>
+              </w:rPr>
+              <w:t xml:space="preserve">Yes, </w:t>
+            </w:r>
+            <w:proofErr w:type="spellStart"/>
+            <w:r>
+              <w:rPr>
+                <w:rFonts w:ascii="Calibri" w:hAnsi="Calibri" w:cs="Calibri"/>
+                <w:color w:val="000000"/>
+              </w:rPr>
+              <w:t>all</w:t>
+            </w:r>
+            <w:proofErr w:type="spellEnd"/>
+            <w:r>
+              <w:rPr>
+                <w:rFonts w:ascii="Calibri" w:hAnsi="Calibri" w:cs="Calibri"/>
+                <w:color w:val="000000"/>
+              </w:rPr>
+              <w:t xml:space="preserve"> </w:t>
+            </w:r>
+            <w:proofErr w:type="spellStart"/>
+            <w:r>
+              <w:rPr>
+                <w:rFonts w:ascii="Calibri" w:hAnsi="Calibri" w:cs="Calibri"/>
+                <w:color w:val="000000"/>
+              </w:rPr>
+              <w:t>students</w:t>
+            </w:r>
+            <w:proofErr w:type="spellEnd"/>
+            <w:r>
+              <w:rPr>
+                <w:rFonts w:ascii="Calibri" w:hAnsi="Calibri" w:cs="Calibri"/>
+                <w:color w:val="000000"/>
+              </w:rPr>
+              <w:t xml:space="preserve"> </w:t>
+            </w:r>
+            <w:proofErr w:type="spellStart"/>
+            <w:r>
+              <w:rPr>
+                <w:rFonts w:ascii="Calibri" w:hAnsi="Calibri" w:cs="Calibri"/>
+                <w:color w:val="000000"/>
+              </w:rPr>
+              <w:t>will</w:t>
+            </w:r>
+            <w:proofErr w:type="spellEnd"/>
+            <w:r>
+              <w:rPr>
+                <w:rFonts w:ascii="Calibri" w:hAnsi="Calibri" w:cs="Calibri"/>
+                <w:color w:val="000000"/>
+              </w:rPr>
+              <w:t xml:space="preserve"> </w:t>
+            </w:r>
+            <w:proofErr w:type="spellStart"/>
+            <w:r>
+              <w:rPr>
+                <w:rFonts w:ascii="Calibri" w:hAnsi="Calibri" w:cs="Calibri"/>
+                <w:color w:val="000000"/>
+              </w:rPr>
+              <w:t>be</w:t>
+            </w:r>
+            <w:proofErr w:type="spellEnd"/>
+            <w:r>
+              <w:rPr>
+                <w:rFonts w:ascii="Calibri" w:hAnsi="Calibri" w:cs="Calibri"/>
+                <w:color w:val="000000"/>
+              </w:rPr>
+              <w:t xml:space="preserve"> </w:t>
+            </w:r>
+            <w:proofErr w:type="spellStart"/>
+            <w:r>
+              <w:rPr>
+                <w:rFonts w:ascii="Calibri" w:hAnsi="Calibri" w:cs="Calibri"/>
+                <w:color w:val="000000"/>
+              </w:rPr>
+              <w:t>unenrolled</w:t>
+            </w:r>
+            <w:proofErr w:type="spellEnd"/>
+            <w:r>
+              <w:rPr>
+                <w:rFonts w:ascii="Calibri" w:hAnsi="Calibri" w:cs="Calibri"/>
+                <w:color w:val="000000"/>
+              </w:rPr>
+              <w:t xml:space="preserve"> </w:t>
+            </w:r>
+            <w:proofErr w:type="spellStart"/>
+            <w:r>
+              <w:rPr>
+                <w:rFonts w:ascii="Calibri" w:hAnsi="Calibri" w:cs="Calibri"/>
+                <w:color w:val="000000"/>
+              </w:rPr>
+              <w:t>because</w:t>
+            </w:r>
+            <w:proofErr w:type="spellEnd"/>
+            <w:r>
+              <w:rPr>
+                <w:rFonts w:ascii="Calibri" w:hAnsi="Calibri" w:cs="Calibri"/>
+                <w:color w:val="000000"/>
+              </w:rPr>
+              <w:t xml:space="preserve"> </w:t>
+            </w:r>
+            <w:proofErr w:type="spellStart"/>
+            <w:r>
+              <w:rPr>
+                <w:rFonts w:ascii="Calibri" w:hAnsi="Calibri" w:cs="Calibri"/>
+                <w:color w:val="000000"/>
+              </w:rPr>
+              <w:t>the</w:t>
+            </w:r>
+            <w:proofErr w:type="spellEnd"/>
+            <w:r>
+              <w:rPr>
+                <w:rFonts w:ascii="Calibri" w:hAnsi="Calibri" w:cs="Calibri"/>
+                <w:color w:val="000000"/>
+              </w:rPr>
+              <w:t xml:space="preserve"> </w:t>
+            </w:r>
+            <w:proofErr w:type="spellStart"/>
+            <w:r>
+              <w:rPr>
+                <w:rFonts w:ascii="Calibri" w:hAnsi="Calibri" w:cs="Calibri"/>
+                <w:color w:val="000000"/>
+              </w:rPr>
+              <w:t>system</w:t>
+            </w:r>
+            <w:proofErr w:type="spellEnd"/>
+            <w:r>
+              <w:rPr>
+                <w:rFonts w:ascii="Calibri" w:hAnsi="Calibri" w:cs="Calibri"/>
+                <w:color w:val="000000"/>
+              </w:rPr>
+              <w:t xml:space="preserve"> </w:t>
+            </w:r>
+            <w:proofErr w:type="spellStart"/>
+            <w:r>
+              <w:rPr>
+                <w:rFonts w:ascii="Calibri" w:hAnsi="Calibri" w:cs="Calibri"/>
+                <w:color w:val="000000"/>
+              </w:rPr>
+              <w:t>is</w:t>
+            </w:r>
+            <w:proofErr w:type="spellEnd"/>
+            <w:r>
+              <w:rPr>
+                <w:rFonts w:ascii="Calibri" w:hAnsi="Calibri" w:cs="Calibri"/>
+                <w:color w:val="000000"/>
+              </w:rPr>
+              <w:t xml:space="preserve"> </w:t>
+            </w:r>
+            <w:proofErr w:type="spellStart"/>
+            <w:r>
+              <w:rPr>
+                <w:rFonts w:ascii="Calibri" w:hAnsi="Calibri" w:cs="Calibri"/>
+                <w:color w:val="000000"/>
+              </w:rPr>
+              <w:t>based</w:t>
+            </w:r>
+            <w:proofErr w:type="spellEnd"/>
+            <w:r>
+              <w:rPr>
+                <w:rFonts w:ascii="Calibri" w:hAnsi="Calibri" w:cs="Calibri"/>
+                <w:color w:val="000000"/>
+              </w:rPr>
+              <w:t xml:space="preserve"> </w:t>
+            </w:r>
+            <w:proofErr w:type="spellStart"/>
+            <w:r>
+              <w:rPr>
+                <w:rFonts w:ascii="Calibri" w:hAnsi="Calibri" w:cs="Calibri"/>
+                <w:color w:val="000000"/>
+              </w:rPr>
+              <w:t>on</w:t>
+            </w:r>
+            <w:proofErr w:type="spellEnd"/>
+            <w:r>
+              <w:rPr>
+                <w:rFonts w:ascii="Calibri" w:hAnsi="Calibri" w:cs="Calibri"/>
+                <w:color w:val="000000"/>
+              </w:rPr>
+              <w:t xml:space="preserve"> </w:t>
+            </w:r>
+            <w:proofErr w:type="spellStart"/>
+            <w:r>
+              <w:rPr>
+                <w:rFonts w:ascii="Calibri" w:hAnsi="Calibri" w:cs="Calibri"/>
+                <w:color w:val="000000"/>
+              </w:rPr>
+              <w:t>an</w:t>
+            </w:r>
+            <w:proofErr w:type="spellEnd"/>
+            <w:r>
+              <w:rPr>
+                <w:rFonts w:ascii="Calibri" w:hAnsi="Calibri" w:cs="Calibri"/>
+                <w:color w:val="000000"/>
+              </w:rPr>
+              <w:t xml:space="preserve"> </w:t>
+            </w:r>
+            <w:proofErr w:type="spellStart"/>
+            <w:r>
+              <w:rPr>
+                <w:rFonts w:ascii="Calibri" w:hAnsi="Calibri" w:cs="Calibri"/>
+                <w:color w:val="000000"/>
+              </w:rPr>
+              <w:t>academic</w:t>
+            </w:r>
+            <w:proofErr w:type="spellEnd"/>
+            <w:r>
+              <w:rPr>
+                <w:rFonts w:ascii="Calibri" w:hAnsi="Calibri" w:cs="Calibri"/>
+                <w:color w:val="000000"/>
+              </w:rPr>
+              <w:t xml:space="preserve"> </w:t>
+            </w:r>
+            <w:proofErr w:type="spellStart"/>
+            <w:r>
+              <w:rPr>
+                <w:rFonts w:ascii="Calibri" w:hAnsi="Calibri" w:cs="Calibri"/>
+                <w:color w:val="000000"/>
+              </w:rPr>
+              <w:t>year</w:t>
+            </w:r>
+            <w:proofErr w:type="spellEnd"/>
+            <w:r>
+              <w:rPr>
+                <w:rFonts w:ascii="Calibri" w:hAnsi="Calibri" w:cs="Calibri"/>
+                <w:color w:val="000000"/>
+              </w:rPr>
+              <w:t xml:space="preserve"> </w:t>
+            </w:r>
+            <w:proofErr w:type="spellStart"/>
+            <w:r>
+              <w:rPr>
+                <w:rFonts w:ascii="Calibri" w:hAnsi="Calibri" w:cs="Calibri"/>
+                <w:color w:val="000000"/>
+              </w:rPr>
+              <w:t>structure</w:t>
+            </w:r>
+            <w:proofErr w:type="spellEnd"/>
+            <w:r>
+              <w:rPr>
+                <w:rFonts w:ascii="Calibri" w:hAnsi="Calibri" w:cs="Calibri"/>
+                <w:color w:val="000000"/>
+              </w:rPr>
+              <w:t xml:space="preserve">. </w:t>
+            </w:r>
+            <w:proofErr w:type="spellStart"/>
+            <w:r>
+              <w:rPr>
+                <w:rFonts w:ascii="Calibri" w:hAnsi="Calibri" w:cs="Calibri"/>
+                <w:color w:val="000000"/>
+              </w:rPr>
+              <w:t>This</w:t>
+            </w:r>
+            <w:proofErr w:type="spellEnd"/>
+            <w:r>
+              <w:rPr>
+                <w:rFonts w:ascii="Calibri" w:hAnsi="Calibri" w:cs="Calibri"/>
+                <w:color w:val="000000"/>
+              </w:rPr>
+              <w:t xml:space="preserve"> </w:t>
+            </w:r>
+            <w:proofErr w:type="spellStart"/>
+            <w:r>
+              <w:rPr>
+                <w:rFonts w:ascii="Calibri" w:hAnsi="Calibri" w:cs="Calibri"/>
+                <w:color w:val="000000"/>
+              </w:rPr>
+              <w:t>behavior</w:t>
+            </w:r>
+            <w:proofErr w:type="spellEnd"/>
+            <w:r>
+              <w:rPr>
+                <w:rFonts w:ascii="Calibri" w:hAnsi="Calibri" w:cs="Calibri"/>
+                <w:color w:val="000000"/>
+              </w:rPr>
+              <w:t xml:space="preserve"> </w:t>
+            </w:r>
+            <w:proofErr w:type="spellStart"/>
+            <w:r>
+              <w:rPr>
+                <w:rFonts w:ascii="Calibri" w:hAnsi="Calibri" w:cs="Calibri"/>
+                <w:color w:val="000000"/>
+              </w:rPr>
+              <w:t>is</w:t>
+            </w:r>
+            <w:proofErr w:type="spellEnd"/>
+            <w:r>
+              <w:rPr>
+                <w:rFonts w:ascii="Calibri" w:hAnsi="Calibri" w:cs="Calibri"/>
+                <w:color w:val="000000"/>
+              </w:rPr>
+              <w:t xml:space="preserve"> </w:t>
+            </w:r>
+            <w:proofErr w:type="spellStart"/>
+            <w:r>
+              <w:rPr>
+                <w:rFonts w:ascii="Calibri" w:hAnsi="Calibri" w:cs="Calibri"/>
+                <w:color w:val="000000"/>
+              </w:rPr>
+              <w:t>part</w:t>
+            </w:r>
+            <w:proofErr w:type="spellEnd"/>
+            <w:r>
+              <w:rPr>
+                <w:rFonts w:ascii="Calibri" w:hAnsi="Calibri" w:cs="Calibri"/>
+                <w:color w:val="000000"/>
+              </w:rPr>
+              <w:t xml:space="preserve"> </w:t>
+            </w:r>
+            <w:proofErr w:type="spellStart"/>
+            <w:r>
+              <w:rPr>
+                <w:rFonts w:ascii="Calibri" w:hAnsi="Calibri" w:cs="Calibri"/>
+                <w:color w:val="000000"/>
+              </w:rPr>
+              <w:t>of</w:t>
+            </w:r>
+            <w:proofErr w:type="spellEnd"/>
+            <w:r>
+              <w:rPr>
+                <w:rFonts w:ascii="Calibri" w:hAnsi="Calibri" w:cs="Calibri"/>
+                <w:color w:val="000000"/>
+              </w:rPr>
+              <w:t xml:space="preserve"> </w:t>
+            </w:r>
+            <w:proofErr w:type="spellStart"/>
+            <w:r>
+              <w:rPr>
+                <w:rFonts w:ascii="Calibri" w:hAnsi="Calibri" w:cs="Calibri"/>
+                <w:color w:val="000000"/>
+              </w:rPr>
+              <w:t>how</w:t>
+            </w:r>
+            <w:proofErr w:type="spellEnd"/>
+            <w:r>
+              <w:rPr>
+                <w:rFonts w:ascii="Calibri" w:hAnsi="Calibri" w:cs="Calibri"/>
+                <w:color w:val="000000"/>
+              </w:rPr>
+              <w:t xml:space="preserve"> </w:t>
+            </w:r>
+            <w:proofErr w:type="spellStart"/>
+            <w:r>
+              <w:rPr>
+                <w:rFonts w:ascii="Calibri" w:hAnsi="Calibri" w:cs="Calibri"/>
+                <w:color w:val="000000"/>
+              </w:rPr>
+              <w:t>the</w:t>
+            </w:r>
+            <w:proofErr w:type="spellEnd"/>
+            <w:r>
+              <w:rPr>
+                <w:rFonts w:ascii="Calibri" w:hAnsi="Calibri" w:cs="Calibri"/>
+                <w:color w:val="000000"/>
+              </w:rPr>
+              <w:t xml:space="preserve"> </w:t>
+            </w:r>
+            <w:proofErr w:type="spellStart"/>
+            <w:r>
+              <w:rPr>
+                <w:rFonts w:ascii="Calibri" w:hAnsi="Calibri" w:cs="Calibri"/>
+                <w:color w:val="000000"/>
+              </w:rPr>
+              <w:t>system</w:t>
+            </w:r>
+            <w:proofErr w:type="spellEnd"/>
+            <w:r>
+              <w:rPr>
+                <w:rFonts w:ascii="Calibri" w:hAnsi="Calibri" w:cs="Calibri"/>
+                <w:color w:val="000000"/>
+              </w:rPr>
+              <w:t xml:space="preserve"> </w:t>
+            </w:r>
+            <w:proofErr w:type="spellStart"/>
+            <w:r>
+              <w:rPr>
+                <w:rFonts w:ascii="Calibri" w:hAnsi="Calibri" w:cs="Calibri"/>
+                <w:color w:val="000000"/>
+              </w:rPr>
+              <w:t>was</w:t>
+            </w:r>
+            <w:proofErr w:type="spellEnd"/>
+            <w:r>
+              <w:rPr>
+                <w:rFonts w:ascii="Calibri" w:hAnsi="Calibri" w:cs="Calibri"/>
+                <w:color w:val="000000"/>
+              </w:rPr>
+              <w:t xml:space="preserve"> </w:t>
+            </w:r>
+            <w:proofErr w:type="spellStart"/>
+            <w:r>
+              <w:rPr>
+                <w:rFonts w:ascii="Calibri" w:hAnsi="Calibri" w:cs="Calibri"/>
+                <w:color w:val="000000"/>
+              </w:rPr>
+              <w:t>originally</w:t>
+            </w:r>
+            <w:proofErr w:type="spellEnd"/>
+            <w:r>
+              <w:rPr>
+                <w:rFonts w:ascii="Calibri" w:hAnsi="Calibri" w:cs="Calibri"/>
+                <w:color w:val="000000"/>
+              </w:rPr>
+              <w:t xml:space="preserve"> </w:t>
+            </w:r>
+            <w:proofErr w:type="spellStart"/>
+            <w:r>
+              <w:rPr>
+                <w:rFonts w:ascii="Calibri" w:hAnsi="Calibri" w:cs="Calibri"/>
+                <w:color w:val="000000"/>
+              </w:rPr>
+              <w:t>designed</w:t>
+            </w:r>
+            <w:proofErr w:type="spellEnd"/>
+            <w:r>
+              <w:rPr>
+                <w:rFonts w:ascii="Calibri" w:hAnsi="Calibri" w:cs="Calibri"/>
+                <w:color w:val="000000"/>
+              </w:rPr>
+              <w:t xml:space="preserve">. I </w:t>
+            </w:r>
+            <w:proofErr w:type="spellStart"/>
+            <w:r>
+              <w:rPr>
+                <w:rFonts w:ascii="Calibri" w:hAnsi="Calibri" w:cs="Calibri"/>
+                <w:color w:val="000000"/>
+              </w:rPr>
+              <w:t>haven’t</w:t>
+            </w:r>
+            <w:proofErr w:type="spellEnd"/>
+            <w:r>
+              <w:rPr>
+                <w:rFonts w:ascii="Calibri" w:hAnsi="Calibri" w:cs="Calibri"/>
+                <w:color w:val="000000"/>
+              </w:rPr>
+              <w:t xml:space="preserve"> </w:t>
+            </w:r>
+            <w:proofErr w:type="spellStart"/>
+            <w:r>
+              <w:rPr>
+                <w:rFonts w:ascii="Calibri" w:hAnsi="Calibri" w:cs="Calibri"/>
+                <w:color w:val="000000"/>
+              </w:rPr>
+              <w:t>made</w:t>
+            </w:r>
+            <w:proofErr w:type="spellEnd"/>
+            <w:r>
+              <w:rPr>
+                <w:rFonts w:ascii="Calibri" w:hAnsi="Calibri" w:cs="Calibri"/>
+                <w:color w:val="000000"/>
+              </w:rPr>
+              <w:t xml:space="preserve"> </w:t>
+            </w:r>
+            <w:proofErr w:type="spellStart"/>
+            <w:r>
+              <w:rPr>
+                <w:rFonts w:ascii="Calibri" w:hAnsi="Calibri" w:cs="Calibri"/>
+                <w:color w:val="000000"/>
+              </w:rPr>
+              <w:t>any</w:t>
+            </w:r>
+            <w:proofErr w:type="spellEnd"/>
+            <w:r>
+              <w:rPr>
+                <w:rFonts w:ascii="Calibri" w:hAnsi="Calibri" w:cs="Calibri"/>
+                <w:color w:val="000000"/>
+              </w:rPr>
+              <w:t xml:space="preserve"> </w:t>
+            </w:r>
+            <w:proofErr w:type="spellStart"/>
+            <w:r>
+              <w:rPr>
+                <w:rFonts w:ascii="Calibri" w:hAnsi="Calibri" w:cs="Calibri"/>
+                <w:color w:val="000000"/>
+              </w:rPr>
+              <w:t>changes</w:t>
+            </w:r>
+            <w:proofErr w:type="spellEnd"/>
+            <w:r>
+              <w:rPr>
+                <w:rFonts w:ascii="Calibri" w:hAnsi="Calibri" w:cs="Calibri"/>
+                <w:color w:val="000000"/>
+              </w:rPr>
+              <w:t xml:space="preserve"> </w:t>
+            </w:r>
+            <w:proofErr w:type="spellStart"/>
+            <w:r>
+              <w:rPr>
+                <w:rFonts w:ascii="Calibri" w:hAnsi="Calibri" w:cs="Calibri"/>
+                <w:color w:val="000000"/>
+              </w:rPr>
+              <w:t>related</w:t>
+            </w:r>
+            <w:proofErr w:type="spellEnd"/>
+            <w:r>
+              <w:rPr>
+                <w:rFonts w:ascii="Calibri" w:hAnsi="Calibri" w:cs="Calibri"/>
+                <w:color w:val="000000"/>
+              </w:rPr>
+              <w:t xml:space="preserve"> </w:t>
+            </w:r>
+            <w:proofErr w:type="spellStart"/>
+            <w:r>
+              <w:rPr>
+                <w:rFonts w:ascii="Calibri" w:hAnsi="Calibri" w:cs="Calibri"/>
+                <w:color w:val="000000"/>
+              </w:rPr>
+              <w:t>to</w:t>
+            </w:r>
+            <w:proofErr w:type="spellEnd"/>
+            <w:r>
+              <w:rPr>
+                <w:rFonts w:ascii="Calibri" w:hAnsi="Calibri" w:cs="Calibri"/>
+                <w:color w:val="000000"/>
+              </w:rPr>
+              <w:t xml:space="preserve"> </w:t>
+            </w:r>
+            <w:proofErr w:type="spellStart"/>
+            <w:r>
+              <w:rPr>
+                <w:rFonts w:ascii="Calibri" w:hAnsi="Calibri" w:cs="Calibri"/>
+                <w:color w:val="000000"/>
+              </w:rPr>
+              <w:t>this</w:t>
+            </w:r>
+            <w:proofErr w:type="spellEnd"/>
+            <w:r>
+              <w:rPr>
+                <w:rFonts w:ascii="Calibri" w:hAnsi="Calibri" w:cs="Calibri"/>
+                <w:color w:val="000000"/>
+              </w:rPr>
+              <w:t xml:space="preserve">, as </w:t>
+            </w:r>
+            <w:proofErr w:type="spellStart"/>
+            <w:r>
+              <w:rPr>
+                <w:rFonts w:ascii="Calibri" w:hAnsi="Calibri" w:cs="Calibri"/>
+                <w:color w:val="000000"/>
+              </w:rPr>
+              <w:t>modifying</w:t>
+            </w:r>
+            <w:proofErr w:type="spellEnd"/>
+            <w:r>
+              <w:rPr>
+                <w:rFonts w:ascii="Calibri" w:hAnsi="Calibri" w:cs="Calibri"/>
+                <w:color w:val="000000"/>
+              </w:rPr>
+              <w:t xml:space="preserve"> </w:t>
+            </w:r>
+            <w:proofErr w:type="spellStart"/>
+            <w:r>
+              <w:rPr>
+                <w:rFonts w:ascii="Calibri" w:hAnsi="Calibri" w:cs="Calibri"/>
+                <w:color w:val="000000"/>
+              </w:rPr>
+              <w:t>it</w:t>
+            </w:r>
+            <w:proofErr w:type="spellEnd"/>
+            <w:r>
+              <w:rPr>
+                <w:rFonts w:ascii="Calibri" w:hAnsi="Calibri" w:cs="Calibri"/>
+                <w:color w:val="000000"/>
+              </w:rPr>
+              <w:t xml:space="preserve"> </w:t>
+            </w:r>
+            <w:proofErr w:type="spellStart"/>
+            <w:r>
+              <w:rPr>
+                <w:rFonts w:ascii="Calibri" w:hAnsi="Calibri" w:cs="Calibri"/>
+                <w:color w:val="000000"/>
+              </w:rPr>
+              <w:t>would</w:t>
+            </w:r>
+            <w:proofErr w:type="spellEnd"/>
+            <w:r>
+              <w:rPr>
+                <w:rFonts w:ascii="Calibri" w:hAnsi="Calibri" w:cs="Calibri"/>
+                <w:color w:val="000000"/>
+              </w:rPr>
+              <w:t xml:space="preserve"> </w:t>
+            </w:r>
+            <w:proofErr w:type="spellStart"/>
+            <w:r>
+              <w:rPr>
+                <w:rFonts w:ascii="Calibri" w:hAnsi="Calibri" w:cs="Calibri"/>
+                <w:color w:val="000000"/>
+              </w:rPr>
+              <w:t>require</w:t>
+            </w:r>
+            <w:proofErr w:type="spellEnd"/>
+            <w:r>
+              <w:rPr>
+                <w:rFonts w:ascii="Calibri" w:hAnsi="Calibri" w:cs="Calibri"/>
+                <w:color w:val="000000"/>
+              </w:rPr>
+              <w:t xml:space="preserve"> </w:t>
+            </w:r>
+            <w:proofErr w:type="spellStart"/>
+            <w:r>
+              <w:rPr>
+                <w:rFonts w:ascii="Calibri" w:hAnsi="Calibri" w:cs="Calibri"/>
+                <w:color w:val="000000"/>
+              </w:rPr>
+              <w:t>significant</w:t>
+            </w:r>
+            <w:proofErr w:type="spellEnd"/>
+            <w:r>
+              <w:rPr>
+                <w:rFonts w:ascii="Calibri" w:hAnsi="Calibri" w:cs="Calibri"/>
+                <w:color w:val="000000"/>
+              </w:rPr>
+              <w:t xml:space="preserve"> </w:t>
+            </w:r>
+            <w:proofErr w:type="spellStart"/>
+            <w:r>
+              <w:rPr>
+                <w:rFonts w:ascii="Calibri" w:hAnsi="Calibri" w:cs="Calibri"/>
+                <w:color w:val="000000"/>
+              </w:rPr>
+              <w:t>changes</w:t>
+            </w:r>
+            <w:proofErr w:type="spellEnd"/>
+            <w:r>
+              <w:rPr>
+                <w:rFonts w:ascii="Calibri" w:hAnsi="Calibri" w:cs="Calibri"/>
+                <w:color w:val="000000"/>
+              </w:rPr>
+              <w:t xml:space="preserve"> </w:t>
+            </w:r>
+            <w:proofErr w:type="spellStart"/>
+            <w:r>
+              <w:rPr>
+                <w:rFonts w:ascii="Calibri" w:hAnsi="Calibri" w:cs="Calibri"/>
+                <w:color w:val="000000"/>
+              </w:rPr>
+              <w:t>to</w:t>
+            </w:r>
+            <w:proofErr w:type="spellEnd"/>
+            <w:r>
+              <w:rPr>
+                <w:rFonts w:ascii="Calibri" w:hAnsi="Calibri" w:cs="Calibri"/>
+                <w:color w:val="000000"/>
+              </w:rPr>
+              <w:t xml:space="preserve"> </w:t>
+            </w:r>
+            <w:proofErr w:type="spellStart"/>
+            <w:r>
+              <w:rPr>
+                <w:rFonts w:ascii="Calibri" w:hAnsi="Calibri" w:cs="Calibri"/>
+                <w:color w:val="000000"/>
+              </w:rPr>
+              <w:t>the</w:t>
+            </w:r>
+            <w:proofErr w:type="spellEnd"/>
+            <w:r>
+              <w:rPr>
+                <w:rFonts w:ascii="Calibri" w:hAnsi="Calibri" w:cs="Calibri"/>
+                <w:color w:val="000000"/>
+              </w:rPr>
+              <w:t xml:space="preserve"> </w:t>
+            </w:r>
+            <w:proofErr w:type="spellStart"/>
+            <w:r>
+              <w:rPr>
+                <w:rFonts w:ascii="Calibri" w:hAnsi="Calibri" w:cs="Calibri"/>
+                <w:color w:val="000000"/>
+              </w:rPr>
+              <w:t>class</w:t>
+            </w:r>
+            <w:proofErr w:type="spellEnd"/>
+            <w:r>
+              <w:rPr>
+                <w:rFonts w:ascii="Calibri" w:hAnsi="Calibri" w:cs="Calibri"/>
+                <w:color w:val="000000"/>
+              </w:rPr>
+              <w:t xml:space="preserve"> </w:t>
+            </w:r>
+            <w:proofErr w:type="spellStart"/>
+            <w:r>
+              <w:rPr>
+                <w:rFonts w:ascii="Calibri" w:hAnsi="Calibri" w:cs="Calibri"/>
+                <w:color w:val="000000"/>
+              </w:rPr>
+              <w:t>structure</w:t>
+            </w:r>
+            <w:proofErr w:type="spellEnd"/>
+            <w:r>
+              <w:rPr>
+                <w:rFonts w:ascii="Calibri" w:hAnsi="Calibri" w:cs="Calibri"/>
+                <w:color w:val="000000"/>
+              </w:rPr>
+              <w:t xml:space="preserve"> </w:t>
+            </w:r>
+            <w:proofErr w:type="spellStart"/>
+            <w:r>
+              <w:rPr>
+                <w:rFonts w:ascii="Calibri" w:hAnsi="Calibri" w:cs="Calibri"/>
+                <w:color w:val="000000"/>
+              </w:rPr>
+              <w:t>and</w:t>
+            </w:r>
+            <w:proofErr w:type="spellEnd"/>
+            <w:r>
+              <w:rPr>
+                <w:rFonts w:ascii="Calibri" w:hAnsi="Calibri" w:cs="Calibri"/>
+                <w:color w:val="000000"/>
+              </w:rPr>
+              <w:t xml:space="preserve"> </w:t>
+            </w:r>
+            <w:proofErr w:type="spellStart"/>
+            <w:r>
+              <w:rPr>
+                <w:rFonts w:ascii="Calibri" w:hAnsi="Calibri" w:cs="Calibri"/>
+                <w:color w:val="000000"/>
+              </w:rPr>
+              <w:t>core</w:t>
+            </w:r>
+            <w:proofErr w:type="spellEnd"/>
+            <w:r>
+              <w:rPr>
+                <w:rFonts w:ascii="Calibri" w:hAnsi="Calibri" w:cs="Calibri"/>
+                <w:color w:val="000000"/>
+              </w:rPr>
+              <w:t xml:space="preserve"> </w:t>
+            </w:r>
+            <w:proofErr w:type="spellStart"/>
+            <w:r>
+              <w:rPr>
+                <w:rFonts w:ascii="Calibri" w:hAnsi="Calibri" w:cs="Calibri"/>
+                <w:color w:val="000000"/>
+              </w:rPr>
+              <w:t>logic</w:t>
+            </w:r>
+            <w:proofErr w:type="spellEnd"/>
           </w:p>
         </w:tc>
       </w:tr>
@@ -2325,7 +3162,7 @@
 </file>
 
 <file path=word/styles.xml><?xml version="1.0" encoding="utf-8"?>
-<w:styles xmlns:mc="http://schemas.openxmlformats.org/markup-compatibility/2006" xmlns:r="http://schemas.openxmlformats.org/officeDocument/2006/relationships" xmlns:w="http://schemas.openxmlformats.org/wordprocessingml/2006/main" xmlns:w14="http://schemas.microsoft.com/office/word/2010/wordml" xmlns:w15="http://schemas.microsoft.com/office/word/2012/wordml" xmlns:w16se="http://schemas.microsoft.com/office/word/2015/wordml/symex" mc:Ignorable="w14 w15 w16se">
+<w:styles xmlns:mc="http://schemas.openxmlformats.org/markup-compatibility/2006" xmlns:r="http://schemas.openxmlformats.org/officeDocument/2006/relationships" xmlns:w="http://schemas.openxmlformats.org/wordprocessingml/2006/main" xmlns:w14="http://schemas.microsoft.com/office/word/2010/wordml" xmlns:w15="http://schemas.microsoft.com/office/word/2012/wordml" xmlns:w16cex="http://schemas.microsoft.com/office/word/2018/wordml/cex" xmlns:w16cid="http://schemas.microsoft.com/office/word/2016/wordml/cid" xmlns:w16="http://schemas.microsoft.com/office/word/2018/wordml" xmlns:w16sdtdh="http://schemas.microsoft.com/office/word/2020/wordml/sdtdatahash" xmlns:w16se="http://schemas.microsoft.com/office/word/2015/wordml/symex" mc:Ignorable="w14 w15 w16se w16cid w16 w16cex w16sdtdh">
   <w:docDefaults>
     <w:rPrDefault>
       <w:rPr>
@@ -2341,7 +3178,7 @@
       </w:pPr>
     </w:pPrDefault>
   </w:docDefaults>
-  <w:latentStyles w:defLockedState="0" w:defUIPriority="99" w:defSemiHidden="0" w:defUnhideWhenUsed="0" w:defQFormat="0" w:count="371">
+  <w:latentStyles w:defLockedState="0" w:defUIPriority="99" w:defSemiHidden="0" w:defUnhideWhenUsed="0" w:defQFormat="0" w:count="376">
     <w:lsdException w:name="Normal" w:uiPriority="0" w:qFormat="1"/>
     <w:lsdException w:name="heading 1" w:uiPriority="9" w:qFormat="1"/>
     <w:lsdException w:name="heading 2" w:semiHidden="1" w:uiPriority="9" w:unhideWhenUsed="1" w:qFormat="1"/>
@@ -2447,7 +3284,6 @@
     <w:lsdException w:name="HTML Sample" w:semiHidden="1" w:unhideWhenUsed="1"/>
     <w:lsdException w:name="HTML Typewriter" w:semiHidden="1" w:unhideWhenUsed="1"/>
     <w:lsdException w:name="HTML Variable" w:semiHidden="1" w:unhideWhenUsed="1"/>
-    <w:lsdException w:name="Normal Table" w:semiHidden="1" w:unhideWhenUsed="1"/>
     <w:lsdException w:name="annotation subject" w:semiHidden="1" w:unhideWhenUsed="1"/>
     <w:lsdException w:name="No List" w:semiHidden="1" w:unhideWhenUsed="1"/>
     <w:lsdException w:name="Outline List 1" w:semiHidden="1" w:unhideWhenUsed="1"/>
@@ -2490,11 +3326,8 @@
     <w:lsdException w:name="Table Contemporary" w:semiHidden="1" w:unhideWhenUsed="1"/>
     <w:lsdException w:name="Table Elegant" w:semiHidden="1" w:unhideWhenUsed="1"/>
     <w:lsdException w:name="Table Professional" w:semiHidden="1" w:unhideWhenUsed="1"/>
-    <w:lsdException w:name="Table Subtle 1" w:semiHidden="1" w:unhideWhenUsed="1"/>
     <w:lsdException w:name="Table Subtle 2" w:semiHidden="1" w:unhideWhenUsed="1"/>
     <w:lsdException w:name="Table Web 1" w:semiHidden="1" w:unhideWhenUsed="1"/>
-    <w:lsdException w:name="Table Web 2" w:semiHidden="1" w:unhideWhenUsed="1"/>
-    <w:lsdException w:name="Table Web 3" w:semiHidden="1" w:unhideWhenUsed="1"/>
     <w:lsdException w:name="Balloon Text" w:semiHidden="1" w:unhideWhenUsed="1"/>
     <w:lsdException w:name="Table Grid" w:uiPriority="39"/>
     <w:lsdException w:name="Table Theme" w:semiHidden="1" w:unhideWhenUsed="1"/>
@@ -2713,6 +3546,11 @@
     <w:lsdException w:name="List Table 5 Dark Accent 6" w:uiPriority="50"/>
     <w:lsdException w:name="List Table 6 Colorful Accent 6" w:uiPriority="51"/>
     <w:lsdException w:name="List Table 7 Colorful Accent 6" w:uiPriority="52"/>
+    <w:lsdException w:name="Mention" w:semiHidden="1" w:unhideWhenUsed="1"/>
+    <w:lsdException w:name="Smart Hyperlink" w:semiHidden="1" w:unhideWhenUsed="1"/>
+    <w:lsdException w:name="Hashtag" w:semiHidden="1" w:unhideWhenUsed="1"/>
+    <w:lsdException w:name="Unresolved Mention" w:semiHidden="1" w:unhideWhenUsed="1"/>
+    <w:lsdException w:name="Smart Link" w:semiHidden="1" w:unhideWhenUsed="1"/>
   </w:latentStyles>
   <w:style w:type="paragraph" w:default="1" w:styleId="Normal">
     <w:name w:val="Normal"/>

--- a/Todo 28042025/revision/Checklist.docx
+++ b/Todo 28042025/revision/Checklist.docx
@@ -832,7 +832,16 @@
           <w:p>
             <w:pPr>
               <w:jc w:val="center"/>
-            </w:pPr>
+              <w:rPr>
+                <w:lang w:val="en-US"/>
+              </w:rPr>
+            </w:pPr>
+            <w:r>
+              <w:rPr>
+                <w:lang w:val="en-US"/>
+              </w:rPr>
+              <w:t>DONE</w:t>
+            </w:r>
           </w:p>
         </w:tc>
       </w:tr>
@@ -3284,6 +3293,7 @@
     <w:lsdException w:name="HTML Sample" w:semiHidden="1" w:unhideWhenUsed="1"/>
     <w:lsdException w:name="HTML Typewriter" w:semiHidden="1" w:unhideWhenUsed="1"/>
     <w:lsdException w:name="HTML Variable" w:semiHidden="1" w:unhideWhenUsed="1"/>
+    <w:lsdException w:name="Normal Table" w:semiHidden="1" w:unhideWhenUsed="1"/>
     <w:lsdException w:name="annotation subject" w:semiHidden="1" w:unhideWhenUsed="1"/>
     <w:lsdException w:name="No List" w:semiHidden="1" w:unhideWhenUsed="1"/>
     <w:lsdException w:name="Outline List 1" w:semiHidden="1" w:unhideWhenUsed="1"/>
@@ -3326,8 +3336,11 @@
     <w:lsdException w:name="Table Contemporary" w:semiHidden="1" w:unhideWhenUsed="1"/>
     <w:lsdException w:name="Table Elegant" w:semiHidden="1" w:unhideWhenUsed="1"/>
     <w:lsdException w:name="Table Professional" w:semiHidden="1" w:unhideWhenUsed="1"/>
+    <w:lsdException w:name="Table Subtle 1" w:semiHidden="1" w:unhideWhenUsed="1"/>
     <w:lsdException w:name="Table Subtle 2" w:semiHidden="1" w:unhideWhenUsed="1"/>
     <w:lsdException w:name="Table Web 1" w:semiHidden="1" w:unhideWhenUsed="1"/>
+    <w:lsdException w:name="Table Web 2" w:semiHidden="1" w:unhideWhenUsed="1"/>
+    <w:lsdException w:name="Table Web 3" w:semiHidden="1" w:unhideWhenUsed="1"/>
     <w:lsdException w:name="Balloon Text" w:semiHidden="1" w:unhideWhenUsed="1"/>
     <w:lsdException w:name="Table Grid" w:uiPriority="39"/>
     <w:lsdException w:name="Table Theme" w:semiHidden="1" w:unhideWhenUsed="1"/>

--- a/Todo 28042025/revision/Checklist.docx
+++ b/Todo 28042025/revision/Checklist.docx
@@ -1,6 +1,6 @@
 
 <file path=word/document.xml><?xml version="1.0" encoding="utf-8"?>
-<w:document xmlns:wpc="http://schemas.microsoft.com/office/word/2010/wordprocessingCanvas" xmlns:cx="http://schemas.microsoft.com/office/drawing/2014/chartex" xmlns:cx1="http://schemas.microsoft.com/office/drawing/2015/9/8/chartex" xmlns:cx2="http://schemas.microsoft.com/office/drawing/2015/10/21/chartex" xmlns:cx3="http://schemas.microsoft.com/office/drawing/2016/5/9/chartex" xmlns:cx4="http://schemas.microsoft.com/office/drawing/2016/5/10/chartex" xmlns:cx5="http://schemas.microsoft.com/office/drawing/2016/5/11/chartex" xmlns:cx6="http://schemas.microsoft.com/office/drawing/2016/5/12/chartex" xmlns:cx7="http://schemas.microsoft.com/office/drawing/2016/5/13/chartex" xmlns:cx8="http://schemas.microsoft.com/office/drawing/2016/5/14/chartex" xmlns:mc="http://schemas.openxmlformats.org/markup-compatibility/2006" xmlns:aink="http://schemas.microsoft.com/office/drawing/2016/ink" xmlns:am3d="http://schemas.microsoft.com/office/drawing/2017/model3d" xmlns:o="urn:schemas-microsoft-com:office:office" xmlns:oel="http://schemas.microsoft.com/office/2019/extlst" xmlns:r="http://schemas.openxmlformats.org/officeDocument/2006/relationships" xmlns:m="http://schemas.openxmlformats.org/officeDocument/2006/math" xmlns:v="urn:schemas-microsoft-com:vml" xmlns:wp14="http://schemas.microsoft.com/office/word/2010/wordprocessingDrawing" xmlns:wp="http://schemas.openxmlformats.org/drawingml/2006/wordprocessingDrawing" xmlns:w10="urn:schemas-microsoft-com:office:word" xmlns:w="http://schemas.openxmlformats.org/wordprocessingml/2006/main" xmlns:w14="http://schemas.microsoft.com/office/word/2010/wordml" xmlns:w15="http://schemas.microsoft.com/office/word/2012/wordml" xmlns:w16cex="http://schemas.microsoft.com/office/word/2018/wordml/cex" xmlns:w16cid="http://schemas.microsoft.com/office/word/2016/wordml/cid" xmlns:w16="http://schemas.microsoft.com/office/word/2018/wordml" xmlns:w16sdtdh="http://schemas.microsoft.com/office/word/2020/wordml/sdtdatahash" xmlns:w16se="http://schemas.microsoft.com/office/word/2015/wordml/symex" xmlns:wpg="http://schemas.microsoft.com/office/word/2010/wordprocessingGroup" xmlns:wpi="http://schemas.microsoft.com/office/word/2010/wordprocessingInk" xmlns:wne="http://schemas.microsoft.com/office/word/2006/wordml" xmlns:wps="http://schemas.microsoft.com/office/word/2010/wordprocessingShape" mc:Ignorable="w14 w15 w16se w16cid w16 w16cex w16sdtdh wp14">
+<w:document xmlns:wpc="http://schemas.microsoft.com/office/word/2010/wordprocessingCanvas" xmlns:cx="http://schemas.microsoft.com/office/drawing/2014/chartex" xmlns:cx1="http://schemas.microsoft.com/office/drawing/2015/9/8/chartex" xmlns:mc="http://schemas.openxmlformats.org/markup-compatibility/2006" xmlns:o="urn:schemas-microsoft-com:office:office" xmlns:r="http://schemas.openxmlformats.org/officeDocument/2006/relationships" xmlns:m="http://schemas.openxmlformats.org/officeDocument/2006/math" xmlns:v="urn:schemas-microsoft-com:vml" xmlns:wp14="http://schemas.microsoft.com/office/word/2010/wordprocessingDrawing" xmlns:wp="http://schemas.openxmlformats.org/drawingml/2006/wordprocessingDrawing" xmlns:w10="urn:schemas-microsoft-com:office:word" xmlns:w="http://schemas.openxmlformats.org/wordprocessingml/2006/main" xmlns:w14="http://schemas.microsoft.com/office/word/2010/wordml" xmlns:w15="http://schemas.microsoft.com/office/word/2012/wordml" xmlns:w16se="http://schemas.microsoft.com/office/word/2015/wordml/symex" xmlns:wpg="http://schemas.microsoft.com/office/word/2010/wordprocessingGroup" xmlns:wpi="http://schemas.microsoft.com/office/word/2010/wordprocessingInk" xmlns:wne="http://schemas.microsoft.com/office/word/2006/wordml" xmlns:wps="http://schemas.microsoft.com/office/word/2010/wordprocessingShape" mc:Ignorable="w14 w15 w16se wp14">
   <w:body>
     <w:tbl>
       <w:tblPr>
@@ -1323,6 +1323,9 @@
             <w:pPr>
               <w:jc w:val="center"/>
             </w:pPr>
+            <w:r>
+              <w:t>DONE</w:t>
+            </w:r>
           </w:p>
         </w:tc>
       </w:tr>
@@ -1377,6 +1380,9 @@
             <w:pPr>
               <w:jc w:val="center"/>
             </w:pPr>
+            <w:r>
+              <w:t>DONE</w:t>
+            </w:r>
           </w:p>
         </w:tc>
       </w:tr>
@@ -1431,6 +1437,9 @@
             <w:pPr>
               <w:jc w:val="center"/>
             </w:pPr>
+            <w:r>
+              <w:t>DONE</w:t>
+            </w:r>
           </w:p>
         </w:tc>
       </w:tr>
@@ -1490,6 +1499,9 @@
             <w:pPr>
               <w:jc w:val="center"/>
             </w:pPr>
+            <w:r>
+              <w:t>DONE</w:t>
+            </w:r>
           </w:p>
         </w:tc>
       </w:tr>
@@ -2224,6 +2236,8 @@
             <w:pPr>
               <w:jc w:val="center"/>
             </w:pPr>
+            <w:bookmarkStart w:id="0" w:name="_GoBack"/>
+            <w:bookmarkEnd w:id="0"/>
           </w:p>
         </w:tc>
       </w:tr>
@@ -2424,737 +2438,8 @@
                 <w:rFonts w:ascii="Calibri" w:hAnsi="Calibri" w:cs="Calibri"/>
                 <w:color w:val="000000"/>
               </w:rPr>
-              <w:t xml:space="preserve">Yes, </w:t>
-            </w:r>
-            <w:proofErr w:type="spellStart"/>
-            <w:r>
-              <w:rPr>
-                <w:rFonts w:ascii="Calibri" w:hAnsi="Calibri" w:cs="Calibri"/>
-                <w:color w:val="000000"/>
-              </w:rPr>
-              <w:t>all</w:t>
-            </w:r>
-            <w:proofErr w:type="spellEnd"/>
-            <w:r>
-              <w:rPr>
-                <w:rFonts w:ascii="Calibri" w:hAnsi="Calibri" w:cs="Calibri"/>
-                <w:color w:val="000000"/>
-              </w:rPr>
-              <w:t xml:space="preserve"> </w:t>
-            </w:r>
-            <w:proofErr w:type="spellStart"/>
-            <w:r>
-              <w:rPr>
-                <w:rFonts w:ascii="Calibri" w:hAnsi="Calibri" w:cs="Calibri"/>
-                <w:color w:val="000000"/>
-              </w:rPr>
-              <w:t>students</w:t>
-            </w:r>
-            <w:proofErr w:type="spellEnd"/>
-            <w:r>
-              <w:rPr>
-                <w:rFonts w:ascii="Calibri" w:hAnsi="Calibri" w:cs="Calibri"/>
-                <w:color w:val="000000"/>
-              </w:rPr>
-              <w:t xml:space="preserve"> </w:t>
-            </w:r>
-            <w:proofErr w:type="spellStart"/>
-            <w:r>
-              <w:rPr>
-                <w:rFonts w:ascii="Calibri" w:hAnsi="Calibri" w:cs="Calibri"/>
-                <w:color w:val="000000"/>
-              </w:rPr>
-              <w:t>will</w:t>
-            </w:r>
-            <w:proofErr w:type="spellEnd"/>
-            <w:r>
-              <w:rPr>
-                <w:rFonts w:ascii="Calibri" w:hAnsi="Calibri" w:cs="Calibri"/>
-                <w:color w:val="000000"/>
-              </w:rPr>
-              <w:t xml:space="preserve"> </w:t>
-            </w:r>
-            <w:proofErr w:type="spellStart"/>
-            <w:r>
-              <w:rPr>
-                <w:rFonts w:ascii="Calibri" w:hAnsi="Calibri" w:cs="Calibri"/>
-                <w:color w:val="000000"/>
-              </w:rPr>
-              <w:t>be</w:t>
-            </w:r>
-            <w:proofErr w:type="spellEnd"/>
-            <w:r>
-              <w:rPr>
-                <w:rFonts w:ascii="Calibri" w:hAnsi="Calibri" w:cs="Calibri"/>
-                <w:color w:val="000000"/>
-              </w:rPr>
-              <w:t xml:space="preserve"> </w:t>
-            </w:r>
-            <w:proofErr w:type="spellStart"/>
-            <w:r>
-              <w:rPr>
-                <w:rFonts w:ascii="Calibri" w:hAnsi="Calibri" w:cs="Calibri"/>
-                <w:color w:val="000000"/>
-              </w:rPr>
-              <w:t>unenrolled</w:t>
-            </w:r>
-            <w:proofErr w:type="spellEnd"/>
-            <w:r>
-              <w:rPr>
-                <w:rFonts w:ascii="Calibri" w:hAnsi="Calibri" w:cs="Calibri"/>
-                <w:color w:val="000000"/>
-              </w:rPr>
-              <w:t xml:space="preserve"> </w:t>
-            </w:r>
-            <w:proofErr w:type="spellStart"/>
-            <w:r>
-              <w:rPr>
-                <w:rFonts w:ascii="Calibri" w:hAnsi="Calibri" w:cs="Calibri"/>
-                <w:color w:val="000000"/>
-              </w:rPr>
-              <w:t>because</w:t>
-            </w:r>
-            <w:proofErr w:type="spellEnd"/>
-            <w:r>
-              <w:rPr>
-                <w:rFonts w:ascii="Calibri" w:hAnsi="Calibri" w:cs="Calibri"/>
-                <w:color w:val="000000"/>
-              </w:rPr>
-              <w:t xml:space="preserve"> </w:t>
-            </w:r>
-            <w:proofErr w:type="spellStart"/>
-            <w:r>
-              <w:rPr>
-                <w:rFonts w:ascii="Calibri" w:hAnsi="Calibri" w:cs="Calibri"/>
-                <w:color w:val="000000"/>
-              </w:rPr>
-              <w:t>the</w:t>
-            </w:r>
-            <w:proofErr w:type="spellEnd"/>
-            <w:r>
-              <w:rPr>
-                <w:rFonts w:ascii="Calibri" w:hAnsi="Calibri" w:cs="Calibri"/>
-                <w:color w:val="000000"/>
-              </w:rPr>
-              <w:t xml:space="preserve"> </w:t>
-            </w:r>
-            <w:proofErr w:type="spellStart"/>
-            <w:r>
-              <w:rPr>
-                <w:rFonts w:ascii="Calibri" w:hAnsi="Calibri" w:cs="Calibri"/>
-                <w:color w:val="000000"/>
-              </w:rPr>
-              <w:t>system</w:t>
-            </w:r>
-            <w:proofErr w:type="spellEnd"/>
-            <w:r>
-              <w:rPr>
-                <w:rFonts w:ascii="Calibri" w:hAnsi="Calibri" w:cs="Calibri"/>
-                <w:color w:val="000000"/>
-              </w:rPr>
-              <w:t xml:space="preserve"> </w:t>
-            </w:r>
-            <w:proofErr w:type="spellStart"/>
-            <w:r>
-              <w:rPr>
-                <w:rFonts w:ascii="Calibri" w:hAnsi="Calibri" w:cs="Calibri"/>
-                <w:color w:val="000000"/>
-              </w:rPr>
-              <w:t>is</w:t>
-            </w:r>
-            <w:proofErr w:type="spellEnd"/>
-            <w:r>
-              <w:rPr>
-                <w:rFonts w:ascii="Calibri" w:hAnsi="Calibri" w:cs="Calibri"/>
-                <w:color w:val="000000"/>
-              </w:rPr>
-              <w:t xml:space="preserve"> </w:t>
-            </w:r>
-            <w:proofErr w:type="spellStart"/>
-            <w:r>
-              <w:rPr>
-                <w:rFonts w:ascii="Calibri" w:hAnsi="Calibri" w:cs="Calibri"/>
-                <w:color w:val="000000"/>
-              </w:rPr>
-              <w:t>based</w:t>
-            </w:r>
-            <w:proofErr w:type="spellEnd"/>
-            <w:r>
-              <w:rPr>
-                <w:rFonts w:ascii="Calibri" w:hAnsi="Calibri" w:cs="Calibri"/>
-                <w:color w:val="000000"/>
-              </w:rPr>
-              <w:t xml:space="preserve"> </w:t>
-            </w:r>
-            <w:proofErr w:type="spellStart"/>
-            <w:r>
-              <w:rPr>
-                <w:rFonts w:ascii="Calibri" w:hAnsi="Calibri" w:cs="Calibri"/>
-                <w:color w:val="000000"/>
-              </w:rPr>
-              <w:t>on</w:t>
-            </w:r>
-            <w:proofErr w:type="spellEnd"/>
-            <w:r>
-              <w:rPr>
-                <w:rFonts w:ascii="Calibri" w:hAnsi="Calibri" w:cs="Calibri"/>
-                <w:color w:val="000000"/>
-              </w:rPr>
-              <w:t xml:space="preserve"> </w:t>
-            </w:r>
-            <w:proofErr w:type="spellStart"/>
-            <w:r>
-              <w:rPr>
-                <w:rFonts w:ascii="Calibri" w:hAnsi="Calibri" w:cs="Calibri"/>
-                <w:color w:val="000000"/>
-              </w:rPr>
-              <w:t>an</w:t>
-            </w:r>
-            <w:proofErr w:type="spellEnd"/>
-            <w:r>
-              <w:rPr>
-                <w:rFonts w:ascii="Calibri" w:hAnsi="Calibri" w:cs="Calibri"/>
-                <w:color w:val="000000"/>
-              </w:rPr>
-              <w:t xml:space="preserve"> </w:t>
-            </w:r>
-            <w:proofErr w:type="spellStart"/>
-            <w:r>
-              <w:rPr>
-                <w:rFonts w:ascii="Calibri" w:hAnsi="Calibri" w:cs="Calibri"/>
-                <w:color w:val="000000"/>
-              </w:rPr>
-              <w:t>academic</w:t>
-            </w:r>
-            <w:proofErr w:type="spellEnd"/>
-            <w:r>
-              <w:rPr>
-                <w:rFonts w:ascii="Calibri" w:hAnsi="Calibri" w:cs="Calibri"/>
-                <w:color w:val="000000"/>
-              </w:rPr>
-              <w:t xml:space="preserve"> </w:t>
-            </w:r>
-            <w:proofErr w:type="spellStart"/>
-            <w:r>
-              <w:rPr>
-                <w:rFonts w:ascii="Calibri" w:hAnsi="Calibri" w:cs="Calibri"/>
-                <w:color w:val="000000"/>
-              </w:rPr>
-              <w:t>year</w:t>
-            </w:r>
-            <w:proofErr w:type="spellEnd"/>
-            <w:r>
-              <w:rPr>
-                <w:rFonts w:ascii="Calibri" w:hAnsi="Calibri" w:cs="Calibri"/>
-                <w:color w:val="000000"/>
-              </w:rPr>
-              <w:t xml:space="preserve"> </w:t>
-            </w:r>
-            <w:proofErr w:type="spellStart"/>
-            <w:r>
-              <w:rPr>
-                <w:rFonts w:ascii="Calibri" w:hAnsi="Calibri" w:cs="Calibri"/>
-                <w:color w:val="000000"/>
-              </w:rPr>
-              <w:t>structure</w:t>
-            </w:r>
-            <w:proofErr w:type="spellEnd"/>
-            <w:r>
-              <w:rPr>
-                <w:rFonts w:ascii="Calibri" w:hAnsi="Calibri" w:cs="Calibri"/>
-                <w:color w:val="000000"/>
-              </w:rPr>
-              <w:t xml:space="preserve">. </w:t>
-            </w:r>
-            <w:proofErr w:type="spellStart"/>
-            <w:r>
-              <w:rPr>
-                <w:rFonts w:ascii="Calibri" w:hAnsi="Calibri" w:cs="Calibri"/>
-                <w:color w:val="000000"/>
-              </w:rPr>
-              <w:t>This</w:t>
-            </w:r>
-            <w:proofErr w:type="spellEnd"/>
-            <w:r>
-              <w:rPr>
-                <w:rFonts w:ascii="Calibri" w:hAnsi="Calibri" w:cs="Calibri"/>
-                <w:color w:val="000000"/>
-              </w:rPr>
-              <w:t xml:space="preserve"> </w:t>
-            </w:r>
-            <w:proofErr w:type="spellStart"/>
-            <w:r>
-              <w:rPr>
-                <w:rFonts w:ascii="Calibri" w:hAnsi="Calibri" w:cs="Calibri"/>
-                <w:color w:val="000000"/>
-              </w:rPr>
-              <w:t>behavior</w:t>
-            </w:r>
-            <w:proofErr w:type="spellEnd"/>
-            <w:r>
-              <w:rPr>
-                <w:rFonts w:ascii="Calibri" w:hAnsi="Calibri" w:cs="Calibri"/>
-                <w:color w:val="000000"/>
-              </w:rPr>
-              <w:t xml:space="preserve"> </w:t>
-            </w:r>
-            <w:proofErr w:type="spellStart"/>
-            <w:r>
-              <w:rPr>
-                <w:rFonts w:ascii="Calibri" w:hAnsi="Calibri" w:cs="Calibri"/>
-                <w:color w:val="000000"/>
-              </w:rPr>
-              <w:t>is</w:t>
-            </w:r>
-            <w:proofErr w:type="spellEnd"/>
-            <w:r>
-              <w:rPr>
-                <w:rFonts w:ascii="Calibri" w:hAnsi="Calibri" w:cs="Calibri"/>
-                <w:color w:val="000000"/>
-              </w:rPr>
-              <w:t xml:space="preserve"> </w:t>
-            </w:r>
-            <w:proofErr w:type="spellStart"/>
-            <w:r>
-              <w:rPr>
-                <w:rFonts w:ascii="Calibri" w:hAnsi="Calibri" w:cs="Calibri"/>
-                <w:color w:val="000000"/>
-              </w:rPr>
-              <w:t>part</w:t>
-            </w:r>
-            <w:proofErr w:type="spellEnd"/>
-            <w:r>
-              <w:rPr>
-                <w:rFonts w:ascii="Calibri" w:hAnsi="Calibri" w:cs="Calibri"/>
-                <w:color w:val="000000"/>
-              </w:rPr>
-              <w:t xml:space="preserve"> </w:t>
-            </w:r>
-            <w:proofErr w:type="spellStart"/>
-            <w:r>
-              <w:rPr>
-                <w:rFonts w:ascii="Calibri" w:hAnsi="Calibri" w:cs="Calibri"/>
-                <w:color w:val="000000"/>
-              </w:rPr>
-              <w:t>of</w:t>
-            </w:r>
-            <w:proofErr w:type="spellEnd"/>
-            <w:r>
-              <w:rPr>
-                <w:rFonts w:ascii="Calibri" w:hAnsi="Calibri" w:cs="Calibri"/>
-                <w:color w:val="000000"/>
-              </w:rPr>
-              <w:t xml:space="preserve"> </w:t>
-            </w:r>
-            <w:proofErr w:type="spellStart"/>
-            <w:r>
-              <w:rPr>
-                <w:rFonts w:ascii="Calibri" w:hAnsi="Calibri" w:cs="Calibri"/>
-                <w:color w:val="000000"/>
-              </w:rPr>
-              <w:t>how</w:t>
-            </w:r>
-            <w:proofErr w:type="spellEnd"/>
-            <w:r>
-              <w:rPr>
-                <w:rFonts w:ascii="Calibri" w:hAnsi="Calibri" w:cs="Calibri"/>
-                <w:color w:val="000000"/>
-              </w:rPr>
-              <w:t xml:space="preserve"> </w:t>
-            </w:r>
-            <w:proofErr w:type="spellStart"/>
-            <w:r>
-              <w:rPr>
-                <w:rFonts w:ascii="Calibri" w:hAnsi="Calibri" w:cs="Calibri"/>
-                <w:color w:val="000000"/>
-              </w:rPr>
-              <w:t>the</w:t>
-            </w:r>
-            <w:proofErr w:type="spellEnd"/>
-            <w:r>
-              <w:rPr>
-                <w:rFonts w:ascii="Calibri" w:hAnsi="Calibri" w:cs="Calibri"/>
-                <w:color w:val="000000"/>
-              </w:rPr>
-              <w:t xml:space="preserve"> </w:t>
-            </w:r>
-            <w:proofErr w:type="spellStart"/>
-            <w:r>
-              <w:rPr>
-                <w:rFonts w:ascii="Calibri" w:hAnsi="Calibri" w:cs="Calibri"/>
-                <w:color w:val="000000"/>
-              </w:rPr>
-              <w:t>system</w:t>
-            </w:r>
-            <w:proofErr w:type="spellEnd"/>
-            <w:r>
-              <w:rPr>
-                <w:rFonts w:ascii="Calibri" w:hAnsi="Calibri" w:cs="Calibri"/>
-                <w:color w:val="000000"/>
-              </w:rPr>
-              <w:t xml:space="preserve"> </w:t>
-            </w:r>
-            <w:proofErr w:type="spellStart"/>
-            <w:r>
-              <w:rPr>
-                <w:rFonts w:ascii="Calibri" w:hAnsi="Calibri" w:cs="Calibri"/>
-                <w:color w:val="000000"/>
-              </w:rPr>
-              <w:t>was</w:t>
-            </w:r>
-            <w:proofErr w:type="spellEnd"/>
-            <w:r>
-              <w:rPr>
-                <w:rFonts w:ascii="Calibri" w:hAnsi="Calibri" w:cs="Calibri"/>
-                <w:color w:val="000000"/>
-              </w:rPr>
-              <w:t xml:space="preserve"> </w:t>
-            </w:r>
-            <w:proofErr w:type="spellStart"/>
-            <w:r>
-              <w:rPr>
-                <w:rFonts w:ascii="Calibri" w:hAnsi="Calibri" w:cs="Calibri"/>
-                <w:color w:val="000000"/>
-              </w:rPr>
-              <w:t>originally</w:t>
-            </w:r>
-            <w:proofErr w:type="spellEnd"/>
-            <w:r>
-              <w:rPr>
-                <w:rFonts w:ascii="Calibri" w:hAnsi="Calibri" w:cs="Calibri"/>
-                <w:color w:val="000000"/>
-              </w:rPr>
-              <w:t xml:space="preserve"> </w:t>
-            </w:r>
-            <w:proofErr w:type="spellStart"/>
-            <w:r>
-              <w:rPr>
-                <w:rFonts w:ascii="Calibri" w:hAnsi="Calibri" w:cs="Calibri"/>
-                <w:color w:val="000000"/>
-              </w:rPr>
-              <w:t>designed</w:t>
-            </w:r>
-            <w:proofErr w:type="spellEnd"/>
-            <w:r>
-              <w:rPr>
-                <w:rFonts w:ascii="Calibri" w:hAnsi="Calibri" w:cs="Calibri"/>
-                <w:color w:val="000000"/>
-              </w:rPr>
-              <w:t xml:space="preserve">. I </w:t>
-            </w:r>
-            <w:proofErr w:type="spellStart"/>
-            <w:r>
-              <w:rPr>
-                <w:rFonts w:ascii="Calibri" w:hAnsi="Calibri" w:cs="Calibri"/>
-                <w:color w:val="000000"/>
-              </w:rPr>
-              <w:t>haven’t</w:t>
-            </w:r>
-            <w:proofErr w:type="spellEnd"/>
-            <w:r>
-              <w:rPr>
-                <w:rFonts w:ascii="Calibri" w:hAnsi="Calibri" w:cs="Calibri"/>
-                <w:color w:val="000000"/>
-              </w:rPr>
-              <w:t xml:space="preserve"> </w:t>
-            </w:r>
-            <w:proofErr w:type="spellStart"/>
-            <w:r>
-              <w:rPr>
-                <w:rFonts w:ascii="Calibri" w:hAnsi="Calibri" w:cs="Calibri"/>
-                <w:color w:val="000000"/>
-              </w:rPr>
-              <w:t>made</w:t>
-            </w:r>
-            <w:proofErr w:type="spellEnd"/>
-            <w:r>
-              <w:rPr>
-                <w:rFonts w:ascii="Calibri" w:hAnsi="Calibri" w:cs="Calibri"/>
-                <w:color w:val="000000"/>
-              </w:rPr>
-              <w:t xml:space="preserve"> </w:t>
-            </w:r>
-            <w:proofErr w:type="spellStart"/>
-            <w:r>
-              <w:rPr>
-                <w:rFonts w:ascii="Calibri" w:hAnsi="Calibri" w:cs="Calibri"/>
-                <w:color w:val="000000"/>
-              </w:rPr>
-              <w:t>any</w:t>
-            </w:r>
-            <w:proofErr w:type="spellEnd"/>
-            <w:r>
-              <w:rPr>
-                <w:rFonts w:ascii="Calibri" w:hAnsi="Calibri" w:cs="Calibri"/>
-                <w:color w:val="000000"/>
-              </w:rPr>
-              <w:t xml:space="preserve"> </w:t>
-            </w:r>
-            <w:proofErr w:type="spellStart"/>
-            <w:r>
-              <w:rPr>
-                <w:rFonts w:ascii="Calibri" w:hAnsi="Calibri" w:cs="Calibri"/>
-                <w:color w:val="000000"/>
-              </w:rPr>
-              <w:t>changes</w:t>
-            </w:r>
-            <w:proofErr w:type="spellEnd"/>
-            <w:r>
-              <w:rPr>
-                <w:rFonts w:ascii="Calibri" w:hAnsi="Calibri" w:cs="Calibri"/>
-                <w:color w:val="000000"/>
-              </w:rPr>
-              <w:t xml:space="preserve"> </w:t>
-            </w:r>
-            <w:proofErr w:type="spellStart"/>
-            <w:r>
-              <w:rPr>
-                <w:rFonts w:ascii="Calibri" w:hAnsi="Calibri" w:cs="Calibri"/>
-                <w:color w:val="000000"/>
-              </w:rPr>
-              <w:t>related</w:t>
-            </w:r>
-            <w:proofErr w:type="spellEnd"/>
-            <w:r>
-              <w:rPr>
-                <w:rFonts w:ascii="Calibri" w:hAnsi="Calibri" w:cs="Calibri"/>
-                <w:color w:val="000000"/>
-              </w:rPr>
-              <w:t xml:space="preserve"> </w:t>
-            </w:r>
-            <w:proofErr w:type="spellStart"/>
-            <w:r>
-              <w:rPr>
-                <w:rFonts w:ascii="Calibri" w:hAnsi="Calibri" w:cs="Calibri"/>
-                <w:color w:val="000000"/>
-              </w:rPr>
-              <w:t>to</w:t>
-            </w:r>
-            <w:proofErr w:type="spellEnd"/>
-            <w:r>
-              <w:rPr>
-                <w:rFonts w:ascii="Calibri" w:hAnsi="Calibri" w:cs="Calibri"/>
-                <w:color w:val="000000"/>
-              </w:rPr>
-              <w:t xml:space="preserve"> </w:t>
-            </w:r>
-            <w:proofErr w:type="spellStart"/>
-            <w:r>
-              <w:rPr>
-                <w:rFonts w:ascii="Calibri" w:hAnsi="Calibri" w:cs="Calibri"/>
-                <w:color w:val="000000"/>
-              </w:rPr>
-              <w:t>this</w:t>
-            </w:r>
-            <w:proofErr w:type="spellEnd"/>
-            <w:r>
-              <w:rPr>
-                <w:rFonts w:ascii="Calibri" w:hAnsi="Calibri" w:cs="Calibri"/>
-                <w:color w:val="000000"/>
-              </w:rPr>
-              <w:t xml:space="preserve">, as </w:t>
-            </w:r>
-            <w:proofErr w:type="spellStart"/>
-            <w:r>
-              <w:rPr>
-                <w:rFonts w:ascii="Calibri" w:hAnsi="Calibri" w:cs="Calibri"/>
-                <w:color w:val="000000"/>
-              </w:rPr>
-              <w:t>modifying</w:t>
-            </w:r>
-            <w:proofErr w:type="spellEnd"/>
-            <w:r>
-              <w:rPr>
-                <w:rFonts w:ascii="Calibri" w:hAnsi="Calibri" w:cs="Calibri"/>
-                <w:color w:val="000000"/>
-              </w:rPr>
-              <w:t xml:space="preserve"> </w:t>
-            </w:r>
-            <w:proofErr w:type="spellStart"/>
-            <w:r>
-              <w:rPr>
-                <w:rFonts w:ascii="Calibri" w:hAnsi="Calibri" w:cs="Calibri"/>
-                <w:color w:val="000000"/>
-              </w:rPr>
-              <w:t>it</w:t>
-            </w:r>
-            <w:proofErr w:type="spellEnd"/>
-            <w:r>
-              <w:rPr>
-                <w:rFonts w:ascii="Calibri" w:hAnsi="Calibri" w:cs="Calibri"/>
-                <w:color w:val="000000"/>
-              </w:rPr>
-              <w:t xml:space="preserve"> </w:t>
-            </w:r>
-            <w:proofErr w:type="spellStart"/>
-            <w:r>
-              <w:rPr>
-                <w:rFonts w:ascii="Calibri" w:hAnsi="Calibri" w:cs="Calibri"/>
-                <w:color w:val="000000"/>
-              </w:rPr>
-              <w:t>would</w:t>
-            </w:r>
-            <w:proofErr w:type="spellEnd"/>
-            <w:r>
-              <w:rPr>
-                <w:rFonts w:ascii="Calibri" w:hAnsi="Calibri" w:cs="Calibri"/>
-                <w:color w:val="000000"/>
-              </w:rPr>
-              <w:t xml:space="preserve"> </w:t>
-            </w:r>
-            <w:proofErr w:type="spellStart"/>
-            <w:r>
-              <w:rPr>
-                <w:rFonts w:ascii="Calibri" w:hAnsi="Calibri" w:cs="Calibri"/>
-                <w:color w:val="000000"/>
-              </w:rPr>
-              <w:t>require</w:t>
-            </w:r>
-            <w:proofErr w:type="spellEnd"/>
-            <w:r>
-              <w:rPr>
-                <w:rFonts w:ascii="Calibri" w:hAnsi="Calibri" w:cs="Calibri"/>
-                <w:color w:val="000000"/>
-              </w:rPr>
-              <w:t xml:space="preserve"> </w:t>
-            </w:r>
-            <w:proofErr w:type="spellStart"/>
-            <w:r>
-              <w:rPr>
-                <w:rFonts w:ascii="Calibri" w:hAnsi="Calibri" w:cs="Calibri"/>
-                <w:color w:val="000000"/>
-              </w:rPr>
-              <w:t>significant</w:t>
-            </w:r>
-            <w:proofErr w:type="spellEnd"/>
-            <w:r>
-              <w:rPr>
-                <w:rFonts w:ascii="Calibri" w:hAnsi="Calibri" w:cs="Calibri"/>
-                <w:color w:val="000000"/>
-              </w:rPr>
-              <w:t xml:space="preserve"> </w:t>
-            </w:r>
-            <w:proofErr w:type="spellStart"/>
-            <w:r>
-              <w:rPr>
-                <w:rFonts w:ascii="Calibri" w:hAnsi="Calibri" w:cs="Calibri"/>
-                <w:color w:val="000000"/>
-              </w:rPr>
-              <w:t>changes</w:t>
-            </w:r>
-            <w:proofErr w:type="spellEnd"/>
-            <w:r>
-              <w:rPr>
-                <w:rFonts w:ascii="Calibri" w:hAnsi="Calibri" w:cs="Calibri"/>
-                <w:color w:val="000000"/>
-              </w:rPr>
-              <w:t xml:space="preserve"> </w:t>
-            </w:r>
-            <w:proofErr w:type="spellStart"/>
-            <w:r>
-              <w:rPr>
-                <w:rFonts w:ascii="Calibri" w:hAnsi="Calibri" w:cs="Calibri"/>
-                <w:color w:val="000000"/>
-              </w:rPr>
-              <w:t>to</w:t>
-            </w:r>
-            <w:proofErr w:type="spellEnd"/>
-            <w:r>
-              <w:rPr>
-                <w:rFonts w:ascii="Calibri" w:hAnsi="Calibri" w:cs="Calibri"/>
-                <w:color w:val="000000"/>
-              </w:rPr>
-              <w:t xml:space="preserve"> </w:t>
-            </w:r>
-            <w:proofErr w:type="spellStart"/>
-            <w:r>
-              <w:rPr>
-                <w:rFonts w:ascii="Calibri" w:hAnsi="Calibri" w:cs="Calibri"/>
-                <w:color w:val="000000"/>
-              </w:rPr>
-              <w:t>the</w:t>
-            </w:r>
-            <w:proofErr w:type="spellEnd"/>
-            <w:r>
-              <w:rPr>
-                <w:rFonts w:ascii="Calibri" w:hAnsi="Calibri" w:cs="Calibri"/>
-                <w:color w:val="000000"/>
-              </w:rPr>
-              <w:t xml:space="preserve"> </w:t>
-            </w:r>
-            <w:proofErr w:type="spellStart"/>
-            <w:r>
-              <w:rPr>
-                <w:rFonts w:ascii="Calibri" w:hAnsi="Calibri" w:cs="Calibri"/>
-                <w:color w:val="000000"/>
-              </w:rPr>
-              <w:t>class</w:t>
-            </w:r>
-            <w:proofErr w:type="spellEnd"/>
-            <w:r>
-              <w:rPr>
-                <w:rFonts w:ascii="Calibri" w:hAnsi="Calibri" w:cs="Calibri"/>
-                <w:color w:val="000000"/>
-              </w:rPr>
-              <w:t xml:space="preserve"> </w:t>
-            </w:r>
-            <w:proofErr w:type="spellStart"/>
-            <w:r>
-              <w:rPr>
-                <w:rFonts w:ascii="Calibri" w:hAnsi="Calibri" w:cs="Calibri"/>
-                <w:color w:val="000000"/>
-              </w:rPr>
-              <w:t>structure</w:t>
-            </w:r>
-            <w:proofErr w:type="spellEnd"/>
-            <w:r>
-              <w:rPr>
-                <w:rFonts w:ascii="Calibri" w:hAnsi="Calibri" w:cs="Calibri"/>
-                <w:color w:val="000000"/>
-              </w:rPr>
-              <w:t xml:space="preserve"> </w:t>
-            </w:r>
-            <w:proofErr w:type="spellStart"/>
-            <w:r>
-              <w:rPr>
-                <w:rFonts w:ascii="Calibri" w:hAnsi="Calibri" w:cs="Calibri"/>
-                <w:color w:val="000000"/>
-              </w:rPr>
-              <w:t>and</w:t>
-            </w:r>
-            <w:proofErr w:type="spellEnd"/>
-            <w:r>
-              <w:rPr>
-                <w:rFonts w:ascii="Calibri" w:hAnsi="Calibri" w:cs="Calibri"/>
-                <w:color w:val="000000"/>
-              </w:rPr>
-              <w:t xml:space="preserve"> </w:t>
-            </w:r>
-            <w:proofErr w:type="spellStart"/>
-            <w:r>
-              <w:rPr>
-                <w:rFonts w:ascii="Calibri" w:hAnsi="Calibri" w:cs="Calibri"/>
-                <w:color w:val="000000"/>
-              </w:rPr>
-              <w:t>core</w:t>
-            </w:r>
-            <w:proofErr w:type="spellEnd"/>
-            <w:r>
-              <w:rPr>
-                <w:rFonts w:ascii="Calibri" w:hAnsi="Calibri" w:cs="Calibri"/>
-                <w:color w:val="000000"/>
-              </w:rPr>
-              <w:t xml:space="preserve"> </w:t>
-            </w:r>
-            <w:proofErr w:type="spellStart"/>
-            <w:r>
-              <w:rPr>
-                <w:rFonts w:ascii="Calibri" w:hAnsi="Calibri" w:cs="Calibri"/>
-                <w:color w:val="000000"/>
-              </w:rPr>
-              <w:t>logic</w:t>
-            </w:r>
-            <w:proofErr w:type="spellEnd"/>
+              <w:t>Yes, all students will be unenrolled because the system is based on an academic year structure. This behavior is part of how the system was originally designed. I haven’t made any changes related to this, as modifying it would require significant changes to the class structure and core logic</w:t>
+            </w:r>
           </w:p>
         </w:tc>
       </w:tr>
@@ -3171,7 +2456,7 @@
 </file>
 
 <file path=word/styles.xml><?xml version="1.0" encoding="utf-8"?>
-<w:styles xmlns:mc="http://schemas.openxmlformats.org/markup-compatibility/2006" xmlns:r="http://schemas.openxmlformats.org/officeDocument/2006/relationships" xmlns:w="http://schemas.openxmlformats.org/wordprocessingml/2006/main" xmlns:w14="http://schemas.microsoft.com/office/word/2010/wordml" xmlns:w15="http://schemas.microsoft.com/office/word/2012/wordml" xmlns:w16cex="http://schemas.microsoft.com/office/word/2018/wordml/cex" xmlns:w16cid="http://schemas.microsoft.com/office/word/2016/wordml/cid" xmlns:w16="http://schemas.microsoft.com/office/word/2018/wordml" xmlns:w16sdtdh="http://schemas.microsoft.com/office/word/2020/wordml/sdtdatahash" xmlns:w16se="http://schemas.microsoft.com/office/word/2015/wordml/symex" mc:Ignorable="w14 w15 w16se w16cid w16 w16cex w16sdtdh">
+<w:styles xmlns:mc="http://schemas.openxmlformats.org/markup-compatibility/2006" xmlns:r="http://schemas.openxmlformats.org/officeDocument/2006/relationships" xmlns:w="http://schemas.openxmlformats.org/wordprocessingml/2006/main" xmlns:w14="http://schemas.microsoft.com/office/word/2010/wordml" xmlns:w15="http://schemas.microsoft.com/office/word/2012/wordml" xmlns:w16se="http://schemas.microsoft.com/office/word/2015/wordml/symex" mc:Ignorable="w14 w15 w16se">
   <w:docDefaults>
     <w:rPrDefault>
       <w:rPr>
@@ -3187,7 +2472,7 @@
       </w:pPr>
     </w:pPrDefault>
   </w:docDefaults>
-  <w:latentStyles w:defLockedState="0" w:defUIPriority="99" w:defSemiHidden="0" w:defUnhideWhenUsed="0" w:defQFormat="0" w:count="376">
+  <w:latentStyles w:defLockedState="0" w:defUIPriority="99" w:defSemiHidden="0" w:defUnhideWhenUsed="0" w:defQFormat="0" w:count="371">
     <w:lsdException w:name="Normal" w:uiPriority="0" w:qFormat="1"/>
     <w:lsdException w:name="heading 1" w:uiPriority="9" w:qFormat="1"/>
     <w:lsdException w:name="heading 2" w:semiHidden="1" w:uiPriority="9" w:unhideWhenUsed="1" w:qFormat="1"/>
@@ -3559,11 +2844,6 @@
     <w:lsdException w:name="List Table 5 Dark Accent 6" w:uiPriority="50"/>
     <w:lsdException w:name="List Table 6 Colorful Accent 6" w:uiPriority="51"/>
     <w:lsdException w:name="List Table 7 Colorful Accent 6" w:uiPriority="52"/>
-    <w:lsdException w:name="Mention" w:semiHidden="1" w:unhideWhenUsed="1"/>
-    <w:lsdException w:name="Smart Hyperlink" w:semiHidden="1" w:unhideWhenUsed="1"/>
-    <w:lsdException w:name="Hashtag" w:semiHidden="1" w:unhideWhenUsed="1"/>
-    <w:lsdException w:name="Unresolved Mention" w:semiHidden="1" w:unhideWhenUsed="1"/>
-    <w:lsdException w:name="Smart Link" w:semiHidden="1" w:unhideWhenUsed="1"/>
   </w:latentStyles>
   <w:style w:type="paragraph" w:default="1" w:styleId="Normal">
     <w:name w:val="Normal"/>

--- a/Todo 28042025/revision/Checklist.docx
+++ b/Todo 28042025/revision/Checklist.docx
@@ -1,6 +1,6 @@
 
 <file path=word/document.xml><?xml version="1.0" encoding="utf-8"?>
-<w:document xmlns:wpc="http://schemas.microsoft.com/office/word/2010/wordprocessingCanvas" xmlns:cx="http://schemas.microsoft.com/office/drawing/2014/chartex" xmlns:cx1="http://schemas.microsoft.com/office/drawing/2015/9/8/chartex" xmlns:mc="http://schemas.openxmlformats.org/markup-compatibility/2006" xmlns:o="urn:schemas-microsoft-com:office:office" xmlns:r="http://schemas.openxmlformats.org/officeDocument/2006/relationships" xmlns:m="http://schemas.openxmlformats.org/officeDocument/2006/math" xmlns:v="urn:schemas-microsoft-com:vml" xmlns:wp14="http://schemas.microsoft.com/office/word/2010/wordprocessingDrawing" xmlns:wp="http://schemas.openxmlformats.org/drawingml/2006/wordprocessingDrawing" xmlns:w10="urn:schemas-microsoft-com:office:word" xmlns:w="http://schemas.openxmlformats.org/wordprocessingml/2006/main" xmlns:w14="http://schemas.microsoft.com/office/word/2010/wordml" xmlns:w15="http://schemas.microsoft.com/office/word/2012/wordml" xmlns:w16se="http://schemas.microsoft.com/office/word/2015/wordml/symex" xmlns:wpg="http://schemas.microsoft.com/office/word/2010/wordprocessingGroup" xmlns:wpi="http://schemas.microsoft.com/office/word/2010/wordprocessingInk" xmlns:wne="http://schemas.microsoft.com/office/word/2006/wordml" xmlns:wps="http://schemas.microsoft.com/office/word/2010/wordprocessingShape" mc:Ignorable="w14 w15 w16se wp14">
+<w:document xmlns:wpc="http://schemas.microsoft.com/office/word/2010/wordprocessingCanvas" xmlns:cx="http://schemas.microsoft.com/office/drawing/2014/chartex" xmlns:cx1="http://schemas.microsoft.com/office/drawing/2015/9/8/chartex" xmlns:cx2="http://schemas.microsoft.com/office/drawing/2015/10/21/chartex" xmlns:cx3="http://schemas.microsoft.com/office/drawing/2016/5/9/chartex" xmlns:cx4="http://schemas.microsoft.com/office/drawing/2016/5/10/chartex" xmlns:cx5="http://schemas.microsoft.com/office/drawing/2016/5/11/chartex" xmlns:cx6="http://schemas.microsoft.com/office/drawing/2016/5/12/chartex" xmlns:cx7="http://schemas.microsoft.com/office/drawing/2016/5/13/chartex" xmlns:cx8="http://schemas.microsoft.com/office/drawing/2016/5/14/chartex" xmlns:mc="http://schemas.openxmlformats.org/markup-compatibility/2006" xmlns:aink="http://schemas.microsoft.com/office/drawing/2016/ink" xmlns:am3d="http://schemas.microsoft.com/office/drawing/2017/model3d" xmlns:o="urn:schemas-microsoft-com:office:office" xmlns:oel="http://schemas.microsoft.com/office/2019/extlst" xmlns:r="http://schemas.openxmlformats.org/officeDocument/2006/relationships" xmlns:m="http://schemas.openxmlformats.org/officeDocument/2006/math" xmlns:v="urn:schemas-microsoft-com:vml" xmlns:wp14="http://schemas.microsoft.com/office/word/2010/wordprocessingDrawing" xmlns:wp="http://schemas.openxmlformats.org/drawingml/2006/wordprocessingDrawing" xmlns:w10="urn:schemas-microsoft-com:office:word" xmlns:w="http://schemas.openxmlformats.org/wordprocessingml/2006/main" xmlns:w14="http://schemas.microsoft.com/office/word/2010/wordml" xmlns:w15="http://schemas.microsoft.com/office/word/2012/wordml" xmlns:w16cex="http://schemas.microsoft.com/office/word/2018/wordml/cex" xmlns:w16cid="http://schemas.microsoft.com/office/word/2016/wordml/cid" xmlns:w16="http://schemas.microsoft.com/office/word/2018/wordml" xmlns:w16sdtdh="http://schemas.microsoft.com/office/word/2020/wordml/sdtdatahash" xmlns:w16se="http://schemas.microsoft.com/office/word/2015/wordml/symex" xmlns:wpg="http://schemas.microsoft.com/office/word/2010/wordprocessingGroup" xmlns:wpi="http://schemas.microsoft.com/office/word/2010/wordprocessingInk" xmlns:wne="http://schemas.microsoft.com/office/word/2006/wordml" xmlns:wps="http://schemas.microsoft.com/office/word/2010/wordprocessingShape" mc:Ignorable="w14 w15 w16se w16cid w16 w16cex w16sdtdh wp14">
   <w:body>
     <w:tbl>
       <w:tblPr>
@@ -25,9 +25,11 @@
             <w:pPr>
               <w:jc w:val="center"/>
             </w:pPr>
+            <w:proofErr w:type="spellStart"/>
             <w:r>
               <w:t>No</w:t>
             </w:r>
+            <w:proofErr w:type="spellEnd"/>
           </w:p>
         </w:tc>
         <w:tc>
@@ -836,12 +838,6 @@
                 <w:lang w:val="en-US"/>
               </w:rPr>
             </w:pPr>
-            <w:r>
-              <w:rPr>
-                <w:lang w:val="en-US"/>
-              </w:rPr>
-              <w:t>DONE</w:t>
-            </w:r>
           </w:p>
         </w:tc>
       </w:tr>
@@ -1555,7 +1551,16 @@
           <w:p>
             <w:pPr>
               <w:jc w:val="center"/>
-            </w:pPr>
+              <w:rPr>
+                <w:lang w:val="en-US"/>
+              </w:rPr>
+            </w:pPr>
+            <w:r>
+              <w:rPr>
+                <w:lang w:val="en-US"/>
+              </w:rPr>
+              <w:t>DONE</w:t>
+            </w:r>
           </w:p>
         </w:tc>
       </w:tr>
@@ -1609,7 +1614,32 @@
           <w:p>
             <w:pPr>
               <w:jc w:val="center"/>
-            </w:pPr>
+              <w:rPr>
+                <w:lang w:val="en-US"/>
+              </w:rPr>
+            </w:pPr>
+            <w:r>
+              <w:rPr>
+                <w:lang w:val="en-US"/>
+              </w:rPr>
+              <w:t xml:space="preserve">DONE (Please don’t scan QR </w:t>
+            </w:r>
+            <w:proofErr w:type="spellStart"/>
+            <w:proofErr w:type="gramStart"/>
+            <w:r>
+              <w:rPr>
+                <w:lang w:val="en-US"/>
+              </w:rPr>
+              <w:t>example,generate</w:t>
+            </w:r>
+            <w:proofErr w:type="spellEnd"/>
+            <w:proofErr w:type="gramEnd"/>
+            <w:r>
+              <w:rPr>
+                <w:lang w:val="en-US"/>
+              </w:rPr>
+              <w:t xml:space="preserve"> real certificate and scan for testing )</w:t>
+            </w:r>
           </w:p>
         </w:tc>
       </w:tr>
@@ -1688,6 +1718,7 @@
               <w:jc w:val="center"/>
             </w:pPr>
             <w:r>
+              <w:lastRenderedPageBreak/>
               <w:t>27</w:t>
             </w:r>
           </w:p>
@@ -1732,7 +1763,112 @@
           <w:p>
             <w:pPr>
               <w:jc w:val="center"/>
-            </w:pPr>
+              <w:rPr>
+                <w:lang w:val="en-US"/>
+              </w:rPr>
+            </w:pPr>
+            <w:proofErr w:type="gramStart"/>
+            <w:r>
+              <w:rPr>
+                <w:lang w:val="en-US"/>
+              </w:rPr>
+              <w:t>YES</w:t>
+            </w:r>
+            <w:proofErr w:type="gramEnd"/>
+            <w:r>
+              <w:rPr>
+                <w:lang w:val="en-US"/>
+              </w:rPr>
+              <w:t xml:space="preserve"> there is two way: </w:t>
+            </w:r>
+          </w:p>
+          <w:p>
+            <w:pPr>
+              <w:jc w:val="center"/>
+              <w:rPr>
+                <w:lang w:val="en-US"/>
+              </w:rPr>
+            </w:pPr>
+            <w:r>
+              <w:rPr>
+                <w:lang w:val="en-US"/>
+              </w:rPr>
+              <w:t>1. Directly Scan from certificate</w:t>
+            </w:r>
+          </w:p>
+          <w:p>
+            <w:pPr>
+              <w:jc w:val="center"/>
+              <w:rPr>
+                <w:lang w:val="en-US"/>
+              </w:rPr>
+            </w:pPr>
+            <w:r>
+              <w:rPr>
+                <w:lang w:val="en-US"/>
+              </w:rPr>
+              <w:t xml:space="preserve">2.Open </w:t>
+            </w:r>
+            <w:proofErr w:type="spellStart"/>
+            <w:r>
+              <w:rPr>
+                <w:lang w:val="en-US"/>
+              </w:rPr>
+              <w:t>nazarethnet</w:t>
+            </w:r>
+            <w:proofErr w:type="spellEnd"/>
+            <w:r>
+              <w:rPr>
+                <w:lang w:val="en-US"/>
+              </w:rPr>
+              <w:t xml:space="preserve"> </w:t>
+            </w:r>
+            <w:proofErr w:type="spellStart"/>
+            <w:r>
+              <w:rPr>
+                <w:lang w:val="en-US"/>
+              </w:rPr>
+              <w:t>hompage</w:t>
+            </w:r>
+            <w:proofErr w:type="spellEnd"/>
+            <w:r>
+              <w:rPr>
+                <w:lang w:val="en-US"/>
+              </w:rPr>
+              <w:t xml:space="preserve">(without login) you will see </w:t>
+            </w:r>
+            <w:r>
+              <w:rPr>
+                <w:lang w:val="en-US"/>
+              </w:rPr>
+              <w:t>C</w:t>
+            </w:r>
+            <w:r>
+              <w:rPr>
+                <w:lang w:val="en-US"/>
+              </w:rPr>
+              <w:t>ertificate tab</w:t>
+            </w:r>
+            <w:r>
+              <w:rPr>
+                <w:lang w:val="en-US"/>
+              </w:rPr>
+              <w:t>(placed at beside resources)</w:t>
+            </w:r>
+            <w:r>
+              <w:rPr>
+                <w:lang w:val="en-US"/>
+              </w:rPr>
+              <w:t xml:space="preserve">,open and fill with </w:t>
+            </w:r>
+            <w:proofErr w:type="spellStart"/>
+            <w:r>
+              <w:rPr>
+                <w:lang w:val="en-US"/>
+              </w:rPr>
+              <w:t>certcode</w:t>
+            </w:r>
+            <w:proofErr w:type="spellEnd"/>
           </w:p>
         </w:tc>
       </w:tr>
@@ -1860,7 +1996,6 @@
               <w:jc w:val="center"/>
             </w:pPr>
             <w:r>
-              <w:lastRenderedPageBreak/>
               <w:t>30</w:t>
             </w:r>
           </w:p>
@@ -2236,8 +2371,6 @@
             <w:pPr>
               <w:jc w:val="center"/>
             </w:pPr>
-            <w:bookmarkStart w:id="0" w:name="_GoBack"/>
-            <w:bookmarkEnd w:id="0"/>
           </w:p>
         </w:tc>
       </w:tr>
@@ -2456,7 +2589,7 @@
 </file>
 
 <file path=word/styles.xml><?xml version="1.0" encoding="utf-8"?>
-<w:styles xmlns:mc="http://schemas.openxmlformats.org/markup-compatibility/2006" xmlns:r="http://schemas.openxmlformats.org/officeDocument/2006/relationships" xmlns:w="http://schemas.openxmlformats.org/wordprocessingml/2006/main" xmlns:w14="http://schemas.microsoft.com/office/word/2010/wordml" xmlns:w15="http://schemas.microsoft.com/office/word/2012/wordml" xmlns:w16se="http://schemas.microsoft.com/office/word/2015/wordml/symex" mc:Ignorable="w14 w15 w16se">
+<w:styles xmlns:mc="http://schemas.openxmlformats.org/markup-compatibility/2006" xmlns:r="http://schemas.openxmlformats.org/officeDocument/2006/relationships" xmlns:w="http://schemas.openxmlformats.org/wordprocessingml/2006/main" xmlns:w14="http://schemas.microsoft.com/office/word/2010/wordml" xmlns:w15="http://schemas.microsoft.com/office/word/2012/wordml" xmlns:w16cex="http://schemas.microsoft.com/office/word/2018/wordml/cex" xmlns:w16cid="http://schemas.microsoft.com/office/word/2016/wordml/cid" xmlns:w16="http://schemas.microsoft.com/office/word/2018/wordml" xmlns:w16sdtdh="http://schemas.microsoft.com/office/word/2020/wordml/sdtdatahash" xmlns:w16se="http://schemas.microsoft.com/office/word/2015/wordml/symex" mc:Ignorable="w14 w15 w16se w16cid w16 w16cex w16sdtdh">
   <w:docDefaults>
     <w:rPrDefault>
       <w:rPr>
@@ -2472,7 +2605,7 @@
       </w:pPr>
     </w:pPrDefault>
   </w:docDefaults>
-  <w:latentStyles w:defLockedState="0" w:defUIPriority="99" w:defSemiHidden="0" w:defUnhideWhenUsed="0" w:defQFormat="0" w:count="371">
+  <w:latentStyles w:defLockedState="0" w:defUIPriority="99" w:defSemiHidden="0" w:defUnhideWhenUsed="0" w:defQFormat="0" w:count="376">
     <w:lsdException w:name="Normal" w:uiPriority="0" w:qFormat="1"/>
     <w:lsdException w:name="heading 1" w:uiPriority="9" w:qFormat="1"/>
     <w:lsdException w:name="heading 2" w:semiHidden="1" w:uiPriority="9" w:unhideWhenUsed="1" w:qFormat="1"/>
@@ -2578,7 +2711,6 @@
     <w:lsdException w:name="HTML Sample" w:semiHidden="1" w:unhideWhenUsed="1"/>
     <w:lsdException w:name="HTML Typewriter" w:semiHidden="1" w:unhideWhenUsed="1"/>
     <w:lsdException w:name="HTML Variable" w:semiHidden="1" w:unhideWhenUsed="1"/>
-    <w:lsdException w:name="Normal Table" w:semiHidden="1" w:unhideWhenUsed="1"/>
     <w:lsdException w:name="annotation subject" w:semiHidden="1" w:unhideWhenUsed="1"/>
     <w:lsdException w:name="No List" w:semiHidden="1" w:unhideWhenUsed="1"/>
     <w:lsdException w:name="Outline List 1" w:semiHidden="1" w:unhideWhenUsed="1"/>
@@ -2621,11 +2753,8 @@
     <w:lsdException w:name="Table Contemporary" w:semiHidden="1" w:unhideWhenUsed="1"/>
     <w:lsdException w:name="Table Elegant" w:semiHidden="1" w:unhideWhenUsed="1"/>
     <w:lsdException w:name="Table Professional" w:semiHidden="1" w:unhideWhenUsed="1"/>
-    <w:lsdException w:name="Table Subtle 1" w:semiHidden="1" w:unhideWhenUsed="1"/>
     <w:lsdException w:name="Table Subtle 2" w:semiHidden="1" w:unhideWhenUsed="1"/>
     <w:lsdException w:name="Table Web 1" w:semiHidden="1" w:unhideWhenUsed="1"/>
-    <w:lsdException w:name="Table Web 2" w:semiHidden="1" w:unhideWhenUsed="1"/>
-    <w:lsdException w:name="Table Web 3" w:semiHidden="1" w:unhideWhenUsed="1"/>
     <w:lsdException w:name="Balloon Text" w:semiHidden="1" w:unhideWhenUsed="1"/>
     <w:lsdException w:name="Table Grid" w:uiPriority="39"/>
     <w:lsdException w:name="Table Theme" w:semiHidden="1" w:unhideWhenUsed="1"/>
@@ -2844,6 +2973,11 @@
     <w:lsdException w:name="List Table 5 Dark Accent 6" w:uiPriority="50"/>
     <w:lsdException w:name="List Table 6 Colorful Accent 6" w:uiPriority="51"/>
     <w:lsdException w:name="List Table 7 Colorful Accent 6" w:uiPriority="52"/>
+    <w:lsdException w:name="Mention" w:semiHidden="1" w:unhideWhenUsed="1"/>
+    <w:lsdException w:name="Smart Hyperlink" w:semiHidden="1" w:unhideWhenUsed="1"/>
+    <w:lsdException w:name="Hashtag" w:semiHidden="1" w:unhideWhenUsed="1"/>
+    <w:lsdException w:name="Unresolved Mention" w:semiHidden="1" w:unhideWhenUsed="1"/>
+    <w:lsdException w:name="Smart Link" w:semiHidden="1" w:unhideWhenUsed="1"/>
   </w:latentStyles>
   <w:style w:type="paragraph" w:default="1" w:styleId="Normal">
     <w:name w:val="Normal"/>
@@ -2905,6 +3039,17 @@
       <w:color w:val="0563C1" w:themeColor="hyperlink"/>
       <w:u w:val="single"/>
     </w:rPr>
+  </w:style>
+  <w:style w:type="paragraph" w:styleId="ListParagraph">
+    <w:name w:val="List Paragraph"/>
+    <w:basedOn w:val="Normal"/>
+    <w:uiPriority w:val="34"/>
+    <w:qFormat/>
+    <w:rsid w:val="004427C0"/>
+    <w:pPr>
+      <w:ind w:left="720"/>
+      <w:contextualSpacing/>
+    </w:pPr>
   </w:style>
 </w:styles>
 </file>

--- a/Todo 28042025/revision/Checklist.docx
+++ b/Todo 28042025/revision/Checklist.docx
@@ -1,6 +1,6 @@
 
 <file path=word/document.xml><?xml version="1.0" encoding="utf-8"?>
-<w:document xmlns:wpc="http://schemas.microsoft.com/office/word/2010/wordprocessingCanvas" xmlns:cx="http://schemas.microsoft.com/office/drawing/2014/chartex" xmlns:cx1="http://schemas.microsoft.com/office/drawing/2015/9/8/chartex" xmlns:cx2="http://schemas.microsoft.com/office/drawing/2015/10/21/chartex" xmlns:cx3="http://schemas.microsoft.com/office/drawing/2016/5/9/chartex" xmlns:cx4="http://schemas.microsoft.com/office/drawing/2016/5/10/chartex" xmlns:cx5="http://schemas.microsoft.com/office/drawing/2016/5/11/chartex" xmlns:cx6="http://schemas.microsoft.com/office/drawing/2016/5/12/chartex" xmlns:cx7="http://schemas.microsoft.com/office/drawing/2016/5/13/chartex" xmlns:cx8="http://schemas.microsoft.com/office/drawing/2016/5/14/chartex" xmlns:mc="http://schemas.openxmlformats.org/markup-compatibility/2006" xmlns:aink="http://schemas.microsoft.com/office/drawing/2016/ink" xmlns:am3d="http://schemas.microsoft.com/office/drawing/2017/model3d" xmlns:o="urn:schemas-microsoft-com:office:office" xmlns:oel="http://schemas.microsoft.com/office/2019/extlst" xmlns:r="http://schemas.openxmlformats.org/officeDocument/2006/relationships" xmlns:m="http://schemas.openxmlformats.org/officeDocument/2006/math" xmlns:v="urn:schemas-microsoft-com:vml" xmlns:wp14="http://schemas.microsoft.com/office/word/2010/wordprocessingDrawing" xmlns:wp="http://schemas.openxmlformats.org/drawingml/2006/wordprocessingDrawing" xmlns:w10="urn:schemas-microsoft-com:office:word" xmlns:w="http://schemas.openxmlformats.org/wordprocessingml/2006/main" xmlns:w14="http://schemas.microsoft.com/office/word/2010/wordml" xmlns:w15="http://schemas.microsoft.com/office/word/2012/wordml" xmlns:w16cex="http://schemas.microsoft.com/office/word/2018/wordml/cex" xmlns:w16cid="http://schemas.microsoft.com/office/word/2016/wordml/cid" xmlns:w16="http://schemas.microsoft.com/office/word/2018/wordml" xmlns:w16sdtdh="http://schemas.microsoft.com/office/word/2020/wordml/sdtdatahash" xmlns:w16se="http://schemas.microsoft.com/office/word/2015/wordml/symex" xmlns:wpg="http://schemas.microsoft.com/office/word/2010/wordprocessingGroup" xmlns:wpi="http://schemas.microsoft.com/office/word/2010/wordprocessingInk" xmlns:wne="http://schemas.microsoft.com/office/word/2006/wordml" xmlns:wps="http://schemas.microsoft.com/office/word/2010/wordprocessingShape" mc:Ignorable="w14 w15 w16se w16cid w16 w16cex w16sdtdh wp14">
+<w:document xmlns:wpc="http://schemas.microsoft.com/office/word/2010/wordprocessingCanvas" xmlns:cx="http://schemas.microsoft.com/office/drawing/2014/chartex" xmlns:cx1="http://schemas.microsoft.com/office/drawing/2015/9/8/chartex" xmlns:mc="http://schemas.openxmlformats.org/markup-compatibility/2006" xmlns:o="urn:schemas-microsoft-com:office:office" xmlns:r="http://schemas.openxmlformats.org/officeDocument/2006/relationships" xmlns:m="http://schemas.openxmlformats.org/officeDocument/2006/math" xmlns:v="urn:schemas-microsoft-com:vml" xmlns:wp14="http://schemas.microsoft.com/office/word/2010/wordprocessingDrawing" xmlns:wp="http://schemas.openxmlformats.org/drawingml/2006/wordprocessingDrawing" xmlns:w10="urn:schemas-microsoft-com:office:word" xmlns:w="http://schemas.openxmlformats.org/wordprocessingml/2006/main" xmlns:w14="http://schemas.microsoft.com/office/word/2010/wordml" xmlns:w15="http://schemas.microsoft.com/office/word/2012/wordml" xmlns:w16se="http://schemas.microsoft.com/office/word/2015/wordml/symex" xmlns:wpg="http://schemas.microsoft.com/office/word/2010/wordprocessingGroup" xmlns:wpi="http://schemas.microsoft.com/office/word/2010/wordprocessingInk" xmlns:wne="http://schemas.microsoft.com/office/word/2006/wordml" xmlns:wps="http://schemas.microsoft.com/office/word/2010/wordprocessingShape" mc:Ignorable="w14 w15 w16se wp14">
   <w:body>
     <w:tbl>
       <w:tblPr>
@@ -25,11 +25,9 @@
             <w:pPr>
               <w:jc w:val="center"/>
             </w:pPr>
-            <w:proofErr w:type="spellStart"/>
             <w:r>
               <w:t>No</w:t>
             </w:r>
-            <w:proofErr w:type="spellEnd"/>
           </w:p>
         </w:tc>
         <w:tc>
@@ -1625,7 +1623,6 @@
               <w:t xml:space="preserve">DONE (Please don’t scan QR </w:t>
             </w:r>
             <w:proofErr w:type="spellStart"/>
-            <w:proofErr w:type="gramStart"/>
             <w:r>
               <w:rPr>
                 <w:lang w:val="en-US"/>
@@ -1633,7 +1630,6 @@
               <w:t>example,generate</w:t>
             </w:r>
             <w:proofErr w:type="spellEnd"/>
-            <w:proofErr w:type="gramEnd"/>
             <w:r>
               <w:rPr>
                 <w:lang w:val="en-US"/>
@@ -1767,19 +1763,11 @@
                 <w:lang w:val="en-US"/>
               </w:rPr>
             </w:pPr>
-            <w:proofErr w:type="gramStart"/>
-            <w:r>
-              <w:rPr>
-                <w:lang w:val="en-US"/>
-              </w:rPr>
-              <w:t>YES</w:t>
-            </w:r>
-            <w:proofErr w:type="gramEnd"/>
-            <w:r>
-              <w:rPr>
-                <w:lang w:val="en-US"/>
-              </w:rPr>
-              <w:t xml:space="preserve"> there is two way: </w:t>
+            <w:r>
+              <w:rPr>
+                <w:lang w:val="en-US"/>
+              </w:rPr>
+              <w:t xml:space="preserve">YES there is two way: </w:t>
             </w:r>
           </w:p>
           <w:p>
@@ -1928,6 +1916,9 @@
             <w:pPr>
               <w:jc w:val="center"/>
             </w:pPr>
+            <w:r>
+              <w:t>DONE</w:t>
+            </w:r>
           </w:p>
         </w:tc>
       </w:tr>
@@ -1982,6 +1973,8 @@
             <w:pPr>
               <w:jc w:val="center"/>
             </w:pPr>
+            <w:bookmarkStart w:id="0" w:name="_GoBack"/>
+            <w:bookmarkEnd w:id="0"/>
           </w:p>
         </w:tc>
       </w:tr>
@@ -2589,7 +2582,7 @@
 </file>
 
 <file path=word/styles.xml><?xml version="1.0" encoding="utf-8"?>
-<w:styles xmlns:mc="http://schemas.openxmlformats.org/markup-compatibility/2006" xmlns:r="http://schemas.openxmlformats.org/officeDocument/2006/relationships" xmlns:w="http://schemas.openxmlformats.org/wordprocessingml/2006/main" xmlns:w14="http://schemas.microsoft.com/office/word/2010/wordml" xmlns:w15="http://schemas.microsoft.com/office/word/2012/wordml" xmlns:w16cex="http://schemas.microsoft.com/office/word/2018/wordml/cex" xmlns:w16cid="http://schemas.microsoft.com/office/word/2016/wordml/cid" xmlns:w16="http://schemas.microsoft.com/office/word/2018/wordml" xmlns:w16sdtdh="http://schemas.microsoft.com/office/word/2020/wordml/sdtdatahash" xmlns:w16se="http://schemas.microsoft.com/office/word/2015/wordml/symex" mc:Ignorable="w14 w15 w16se w16cid w16 w16cex w16sdtdh">
+<w:styles xmlns:mc="http://schemas.openxmlformats.org/markup-compatibility/2006" xmlns:r="http://schemas.openxmlformats.org/officeDocument/2006/relationships" xmlns:w="http://schemas.openxmlformats.org/wordprocessingml/2006/main" xmlns:w14="http://schemas.microsoft.com/office/word/2010/wordml" xmlns:w15="http://schemas.microsoft.com/office/word/2012/wordml" xmlns:w16se="http://schemas.microsoft.com/office/word/2015/wordml/symex" mc:Ignorable="w14 w15 w16se">
   <w:docDefaults>
     <w:rPrDefault>
       <w:rPr>
@@ -2605,7 +2598,7 @@
       </w:pPr>
     </w:pPrDefault>
   </w:docDefaults>
-  <w:latentStyles w:defLockedState="0" w:defUIPriority="99" w:defSemiHidden="0" w:defUnhideWhenUsed="0" w:defQFormat="0" w:count="376">
+  <w:latentStyles w:defLockedState="0" w:defUIPriority="99" w:defSemiHidden="0" w:defUnhideWhenUsed="0" w:defQFormat="0" w:count="371">
     <w:lsdException w:name="Normal" w:uiPriority="0" w:qFormat="1"/>
     <w:lsdException w:name="heading 1" w:uiPriority="9" w:qFormat="1"/>
     <w:lsdException w:name="heading 2" w:semiHidden="1" w:uiPriority="9" w:unhideWhenUsed="1" w:qFormat="1"/>
@@ -2711,6 +2704,7 @@
     <w:lsdException w:name="HTML Sample" w:semiHidden="1" w:unhideWhenUsed="1"/>
     <w:lsdException w:name="HTML Typewriter" w:semiHidden="1" w:unhideWhenUsed="1"/>
     <w:lsdException w:name="HTML Variable" w:semiHidden="1" w:unhideWhenUsed="1"/>
+    <w:lsdException w:name="Normal Table" w:semiHidden="1" w:unhideWhenUsed="1"/>
     <w:lsdException w:name="annotation subject" w:semiHidden="1" w:unhideWhenUsed="1"/>
     <w:lsdException w:name="No List" w:semiHidden="1" w:unhideWhenUsed="1"/>
     <w:lsdException w:name="Outline List 1" w:semiHidden="1" w:unhideWhenUsed="1"/>
@@ -2753,8 +2747,11 @@
     <w:lsdException w:name="Table Contemporary" w:semiHidden="1" w:unhideWhenUsed="1"/>
     <w:lsdException w:name="Table Elegant" w:semiHidden="1" w:unhideWhenUsed="1"/>
     <w:lsdException w:name="Table Professional" w:semiHidden="1" w:unhideWhenUsed="1"/>
+    <w:lsdException w:name="Table Subtle 1" w:semiHidden="1" w:unhideWhenUsed="1"/>
     <w:lsdException w:name="Table Subtle 2" w:semiHidden="1" w:unhideWhenUsed="1"/>
     <w:lsdException w:name="Table Web 1" w:semiHidden="1" w:unhideWhenUsed="1"/>
+    <w:lsdException w:name="Table Web 2" w:semiHidden="1" w:unhideWhenUsed="1"/>
+    <w:lsdException w:name="Table Web 3" w:semiHidden="1" w:unhideWhenUsed="1"/>
     <w:lsdException w:name="Balloon Text" w:semiHidden="1" w:unhideWhenUsed="1"/>
     <w:lsdException w:name="Table Grid" w:uiPriority="39"/>
     <w:lsdException w:name="Table Theme" w:semiHidden="1" w:unhideWhenUsed="1"/>
@@ -2973,11 +2970,6 @@
     <w:lsdException w:name="List Table 5 Dark Accent 6" w:uiPriority="50"/>
     <w:lsdException w:name="List Table 6 Colorful Accent 6" w:uiPriority="51"/>
     <w:lsdException w:name="List Table 7 Colorful Accent 6" w:uiPriority="52"/>
-    <w:lsdException w:name="Mention" w:semiHidden="1" w:unhideWhenUsed="1"/>
-    <w:lsdException w:name="Smart Hyperlink" w:semiHidden="1" w:unhideWhenUsed="1"/>
-    <w:lsdException w:name="Hashtag" w:semiHidden="1" w:unhideWhenUsed="1"/>
-    <w:lsdException w:name="Unresolved Mention" w:semiHidden="1" w:unhideWhenUsed="1"/>
-    <w:lsdException w:name="Smart Link" w:semiHidden="1" w:unhideWhenUsed="1"/>
   </w:latentStyles>
   <w:style w:type="paragraph" w:default="1" w:styleId="Normal">
     <w:name w:val="Normal"/>

--- a/Todo 28042025/revision/Checklist.docx
+++ b/Todo 28042025/revision/Checklist.docx
@@ -1,6 +1,6 @@
 
 <file path=word/document.xml><?xml version="1.0" encoding="utf-8"?>
-<w:document xmlns:wpc="http://schemas.microsoft.com/office/word/2010/wordprocessingCanvas" xmlns:cx="http://schemas.microsoft.com/office/drawing/2014/chartex" xmlns:cx1="http://schemas.microsoft.com/office/drawing/2015/9/8/chartex" xmlns:mc="http://schemas.openxmlformats.org/markup-compatibility/2006" xmlns:o="urn:schemas-microsoft-com:office:office" xmlns:r="http://schemas.openxmlformats.org/officeDocument/2006/relationships" xmlns:m="http://schemas.openxmlformats.org/officeDocument/2006/math" xmlns:v="urn:schemas-microsoft-com:vml" xmlns:wp14="http://schemas.microsoft.com/office/word/2010/wordprocessingDrawing" xmlns:wp="http://schemas.openxmlformats.org/drawingml/2006/wordprocessingDrawing" xmlns:w10="urn:schemas-microsoft-com:office:word" xmlns:w="http://schemas.openxmlformats.org/wordprocessingml/2006/main" xmlns:w14="http://schemas.microsoft.com/office/word/2010/wordml" xmlns:w15="http://schemas.microsoft.com/office/word/2012/wordml" xmlns:w16se="http://schemas.microsoft.com/office/word/2015/wordml/symex" xmlns:wpg="http://schemas.microsoft.com/office/word/2010/wordprocessingGroup" xmlns:wpi="http://schemas.microsoft.com/office/word/2010/wordprocessingInk" xmlns:wne="http://schemas.microsoft.com/office/word/2006/wordml" xmlns:wps="http://schemas.microsoft.com/office/word/2010/wordprocessingShape" mc:Ignorable="w14 w15 w16se wp14">
+<w:document xmlns:wpc="http://schemas.microsoft.com/office/word/2010/wordprocessingCanvas" xmlns:cx="http://schemas.microsoft.com/office/drawing/2014/chartex" xmlns:cx1="http://schemas.microsoft.com/office/drawing/2015/9/8/chartex" xmlns:cx2="http://schemas.microsoft.com/office/drawing/2015/10/21/chartex" xmlns:cx3="http://schemas.microsoft.com/office/drawing/2016/5/9/chartex" xmlns:cx4="http://schemas.microsoft.com/office/drawing/2016/5/10/chartex" xmlns:cx5="http://schemas.microsoft.com/office/drawing/2016/5/11/chartex" xmlns:cx6="http://schemas.microsoft.com/office/drawing/2016/5/12/chartex" xmlns:cx7="http://schemas.microsoft.com/office/drawing/2016/5/13/chartex" xmlns:cx8="http://schemas.microsoft.com/office/drawing/2016/5/14/chartex" xmlns:mc="http://schemas.openxmlformats.org/markup-compatibility/2006" xmlns:aink="http://schemas.microsoft.com/office/drawing/2016/ink" xmlns:am3d="http://schemas.microsoft.com/office/drawing/2017/model3d" xmlns:o="urn:schemas-microsoft-com:office:office" xmlns:oel="http://schemas.microsoft.com/office/2019/extlst" xmlns:r="http://schemas.openxmlformats.org/officeDocument/2006/relationships" xmlns:m="http://schemas.openxmlformats.org/officeDocument/2006/math" xmlns:v="urn:schemas-microsoft-com:vml" xmlns:wp14="http://schemas.microsoft.com/office/word/2010/wordprocessingDrawing" xmlns:wp="http://schemas.openxmlformats.org/drawingml/2006/wordprocessingDrawing" xmlns:w10="urn:schemas-microsoft-com:office:word" xmlns:w="http://schemas.openxmlformats.org/wordprocessingml/2006/main" xmlns:w14="http://schemas.microsoft.com/office/word/2010/wordml" xmlns:w15="http://schemas.microsoft.com/office/word/2012/wordml" xmlns:w16cex="http://schemas.microsoft.com/office/word/2018/wordml/cex" xmlns:w16cid="http://schemas.microsoft.com/office/word/2016/wordml/cid" xmlns:w16="http://schemas.microsoft.com/office/word/2018/wordml" xmlns:w16sdtdh="http://schemas.microsoft.com/office/word/2020/wordml/sdtdatahash" xmlns:w16se="http://schemas.microsoft.com/office/word/2015/wordml/symex" xmlns:wpg="http://schemas.microsoft.com/office/word/2010/wordprocessingGroup" xmlns:wpi="http://schemas.microsoft.com/office/word/2010/wordprocessingInk" xmlns:wne="http://schemas.microsoft.com/office/word/2006/wordml" xmlns:wps="http://schemas.microsoft.com/office/word/2010/wordprocessingShape" mc:Ignorable="w14 w15 w16se w16cid w16 w16cex w16sdtdh wp14">
   <w:body>
     <w:tbl>
       <w:tblPr>
@@ -1973,8 +1973,6 @@
             <w:pPr>
               <w:jc w:val="center"/>
             </w:pPr>
-            <w:bookmarkStart w:id="0" w:name="_GoBack"/>
-            <w:bookmarkEnd w:id="0"/>
           </w:p>
         </w:tc>
       </w:tr>
@@ -2566,6 +2564,176 @@
               </w:rPr>
               <w:t>Yes, all students will be unenrolled because the system is based on an academic year structure. This behavior is part of how the system was originally designed. I haven’t made any changes related to this, as modifying it would require significant changes to the class structure and core logic</w:t>
             </w:r>
+          </w:p>
+        </w:tc>
+      </w:tr>
+      <w:tr>
+        <w:tc>
+          <w:tcPr>
+            <w:tcW w:w="260" w:type="pct"/>
+            <w:vAlign w:val="center"/>
+          </w:tcPr>
+          <w:p>
+            <w:pPr>
+              <w:jc w:val="center"/>
+              <w:rPr>
+                <w:lang w:val="en-US"/>
+              </w:rPr>
+            </w:pPr>
+            <w:r>
+              <w:rPr>
+                <w:lang w:val="en-US"/>
+              </w:rPr>
+              <w:t>40.</w:t>
+            </w:r>
+          </w:p>
+        </w:tc>
+        <w:tc>
+          <w:tcPr>
+            <w:tcW w:w="440" w:type="pct"/>
+            <w:vAlign w:val="center"/>
+          </w:tcPr>
+          <w:p>
+            <w:pPr>
+              <w:jc w:val="center"/>
+              <w:rPr>
+                <w:lang w:val="en-US"/>
+              </w:rPr>
+            </w:pPr>
+            <w:r>
+              <w:rPr>
+                <w:lang w:val="en-US"/>
+              </w:rPr>
+              <w:t>X</w:t>
+            </w:r>
+          </w:p>
+        </w:tc>
+        <w:tc>
+          <w:tcPr>
+            <w:tcW w:w="3879" w:type="pct"/>
+            <w:shd w:val="clear" w:color="auto" w:fill="auto"/>
+            <w:vAlign w:val="center"/>
+          </w:tcPr>
+          <w:p>
+            <w:pPr>
+              <w:rPr>
+                <w:lang w:val="en-US"/>
+              </w:rPr>
+            </w:pPr>
+            <w:r>
+              <w:rPr>
+                <w:lang w:val="en-US"/>
+              </w:rPr>
+              <w:t>Check Again for duplicate feature</w:t>
+            </w:r>
+          </w:p>
+        </w:tc>
+        <w:tc>
+          <w:tcPr>
+            <w:tcW w:w="421" w:type="pct"/>
+            <w:shd w:val="clear" w:color="auto" w:fill="auto"/>
+            <w:vAlign w:val="center"/>
+          </w:tcPr>
+          <w:p>
+            <w:pPr>
+              <w:jc w:val="center"/>
+              <w:rPr>
+                <w:rFonts w:ascii="Calibri" w:hAnsi="Calibri" w:cs="Calibri"/>
+                <w:color w:val="000000"/>
+              </w:rPr>
+            </w:pPr>
+          </w:p>
+        </w:tc>
+      </w:tr>
+      <w:tr>
+        <w:tc>
+          <w:tcPr>
+            <w:tcW w:w="260" w:type="pct"/>
+            <w:vAlign w:val="center"/>
+          </w:tcPr>
+          <w:p>
+            <w:pPr>
+              <w:jc w:val="center"/>
+              <w:rPr>
+                <w:lang w:val="en-US"/>
+              </w:rPr>
+            </w:pPr>
+            <w:r>
+              <w:rPr>
+                <w:lang w:val="en-US"/>
+              </w:rPr>
+              <w:t>41.</w:t>
+            </w:r>
+          </w:p>
+        </w:tc>
+        <w:tc>
+          <w:tcPr>
+            <w:tcW w:w="440" w:type="pct"/>
+            <w:vAlign w:val="center"/>
+          </w:tcPr>
+          <w:p>
+            <w:pPr>
+              <w:jc w:val="center"/>
+              <w:rPr>
+                <w:lang w:val="en-US"/>
+              </w:rPr>
+            </w:pPr>
+            <w:r>
+              <w:rPr>
+                <w:lang w:val="en-US"/>
+              </w:rPr>
+              <w:t>X</w:t>
+            </w:r>
+          </w:p>
+        </w:tc>
+        <w:tc>
+          <w:tcPr>
+            <w:tcW w:w="3879" w:type="pct"/>
+            <w:shd w:val="clear" w:color="auto" w:fill="auto"/>
+            <w:vAlign w:val="center"/>
+          </w:tcPr>
+          <w:p>
+            <w:pPr>
+              <w:rPr>
+                <w:lang w:val="en-US"/>
+              </w:rPr>
+            </w:pPr>
+            <w:r>
+              <w:rPr>
+                <w:lang w:val="en-US"/>
+              </w:rPr>
+              <w:t xml:space="preserve">Add Export to </w:t>
+            </w:r>
+            <w:proofErr w:type="spellStart"/>
+            <w:r>
+              <w:rPr>
+                <w:lang w:val="en-US"/>
+              </w:rPr>
+              <w:t>student,course,class</w:t>
+            </w:r>
+            <w:proofErr w:type="spellEnd"/>
+            <w:r>
+              <w:rPr>
+                <w:lang w:val="en-US"/>
+              </w:rPr>
+              <w:t>, section</w:t>
+            </w:r>
+          </w:p>
+        </w:tc>
+        <w:tc>
+          <w:tcPr>
+            <w:tcW w:w="421" w:type="pct"/>
+            <w:shd w:val="clear" w:color="auto" w:fill="auto"/>
+            <w:vAlign w:val="center"/>
+          </w:tcPr>
+          <w:p>
+            <w:pPr>
+              <w:jc w:val="center"/>
+              <w:rPr>
+                <w:rFonts w:ascii="Calibri" w:hAnsi="Calibri" w:cs="Calibri"/>
+                <w:color w:val="000000"/>
+              </w:rPr>
+            </w:pPr>
           </w:p>
         </w:tc>
       </w:tr>
@@ -2582,7 +2750,7 @@
 </file>
 
 <file path=word/styles.xml><?xml version="1.0" encoding="utf-8"?>
-<w:styles xmlns:mc="http://schemas.openxmlformats.org/markup-compatibility/2006" xmlns:r="http://schemas.openxmlformats.org/officeDocument/2006/relationships" xmlns:w="http://schemas.openxmlformats.org/wordprocessingml/2006/main" xmlns:w14="http://schemas.microsoft.com/office/word/2010/wordml" xmlns:w15="http://schemas.microsoft.com/office/word/2012/wordml" xmlns:w16se="http://schemas.microsoft.com/office/word/2015/wordml/symex" mc:Ignorable="w14 w15 w16se">
+<w:styles xmlns:mc="http://schemas.openxmlformats.org/markup-compatibility/2006" xmlns:r="http://schemas.openxmlformats.org/officeDocument/2006/relationships" xmlns:w="http://schemas.openxmlformats.org/wordprocessingml/2006/main" xmlns:w14="http://schemas.microsoft.com/office/word/2010/wordml" xmlns:w15="http://schemas.microsoft.com/office/word/2012/wordml" xmlns:w16cex="http://schemas.microsoft.com/office/word/2018/wordml/cex" xmlns:w16cid="http://schemas.microsoft.com/office/word/2016/wordml/cid" xmlns:w16="http://schemas.microsoft.com/office/word/2018/wordml" xmlns:w16sdtdh="http://schemas.microsoft.com/office/word/2020/wordml/sdtdatahash" xmlns:w16se="http://schemas.microsoft.com/office/word/2015/wordml/symex" mc:Ignorable="w14 w15 w16se w16cid w16 w16cex w16sdtdh">
   <w:docDefaults>
     <w:rPrDefault>
       <w:rPr>
@@ -2598,7 +2766,7 @@
       </w:pPr>
     </w:pPrDefault>
   </w:docDefaults>
-  <w:latentStyles w:defLockedState="0" w:defUIPriority="99" w:defSemiHidden="0" w:defUnhideWhenUsed="0" w:defQFormat="0" w:count="371">
+  <w:latentStyles w:defLockedState="0" w:defUIPriority="99" w:defSemiHidden="0" w:defUnhideWhenUsed="0" w:defQFormat="0" w:count="376">
     <w:lsdException w:name="Normal" w:uiPriority="0" w:qFormat="1"/>
     <w:lsdException w:name="heading 1" w:uiPriority="9" w:qFormat="1"/>
     <w:lsdException w:name="heading 2" w:semiHidden="1" w:uiPriority="9" w:unhideWhenUsed="1" w:qFormat="1"/>
@@ -2704,7 +2872,6 @@
     <w:lsdException w:name="HTML Sample" w:semiHidden="1" w:unhideWhenUsed="1"/>
     <w:lsdException w:name="HTML Typewriter" w:semiHidden="1" w:unhideWhenUsed="1"/>
     <w:lsdException w:name="HTML Variable" w:semiHidden="1" w:unhideWhenUsed="1"/>
-    <w:lsdException w:name="Normal Table" w:semiHidden="1" w:unhideWhenUsed="1"/>
     <w:lsdException w:name="annotation subject" w:semiHidden="1" w:unhideWhenUsed="1"/>
     <w:lsdException w:name="No List" w:semiHidden="1" w:unhideWhenUsed="1"/>
     <w:lsdException w:name="Outline List 1" w:semiHidden="1" w:unhideWhenUsed="1"/>
@@ -2747,11 +2914,8 @@
     <w:lsdException w:name="Table Contemporary" w:semiHidden="1" w:unhideWhenUsed="1"/>
     <w:lsdException w:name="Table Elegant" w:semiHidden="1" w:unhideWhenUsed="1"/>
     <w:lsdException w:name="Table Professional" w:semiHidden="1" w:unhideWhenUsed="1"/>
-    <w:lsdException w:name="Table Subtle 1" w:semiHidden="1" w:unhideWhenUsed="1"/>
     <w:lsdException w:name="Table Subtle 2" w:semiHidden="1" w:unhideWhenUsed="1"/>
     <w:lsdException w:name="Table Web 1" w:semiHidden="1" w:unhideWhenUsed="1"/>
-    <w:lsdException w:name="Table Web 2" w:semiHidden="1" w:unhideWhenUsed="1"/>
-    <w:lsdException w:name="Table Web 3" w:semiHidden="1" w:unhideWhenUsed="1"/>
     <w:lsdException w:name="Balloon Text" w:semiHidden="1" w:unhideWhenUsed="1"/>
     <w:lsdException w:name="Table Grid" w:uiPriority="39"/>
     <w:lsdException w:name="Table Theme" w:semiHidden="1" w:unhideWhenUsed="1"/>
@@ -2970,6 +3134,11 @@
     <w:lsdException w:name="List Table 5 Dark Accent 6" w:uiPriority="50"/>
     <w:lsdException w:name="List Table 6 Colorful Accent 6" w:uiPriority="51"/>
     <w:lsdException w:name="List Table 7 Colorful Accent 6" w:uiPriority="52"/>
+    <w:lsdException w:name="Mention" w:semiHidden="1" w:unhideWhenUsed="1"/>
+    <w:lsdException w:name="Smart Hyperlink" w:semiHidden="1" w:unhideWhenUsed="1"/>
+    <w:lsdException w:name="Hashtag" w:semiHidden="1" w:unhideWhenUsed="1"/>
+    <w:lsdException w:name="Unresolved Mention" w:semiHidden="1" w:unhideWhenUsed="1"/>
+    <w:lsdException w:name="Smart Link" w:semiHidden="1" w:unhideWhenUsed="1"/>
   </w:latentStyles>
   <w:style w:type="paragraph" w:default="1" w:styleId="Normal">
     <w:name w:val="Normal"/>

--- a/Todo 28042025/revision/Checklist.docx
+++ b/Todo 28042025/revision/Checklist.docx
@@ -836,6 +836,12 @@
                 <w:lang w:val="en-US"/>
               </w:rPr>
             </w:pPr>
+            <w:r>
+              <w:rPr>
+                <w:lang w:val="en-US"/>
+              </w:rPr>
+              <w:t>DONE</w:t>
+            </w:r>
           </w:p>
         </w:tc>
       </w:tr>
@@ -889,7 +895,16 @@
           <w:p>
             <w:pPr>
               <w:jc w:val="center"/>
-            </w:pPr>
+              <w:rPr>
+                <w:lang w:val="en-US"/>
+              </w:rPr>
+            </w:pPr>
+            <w:r>
+              <w:rPr>
+                <w:lang w:val="en-US"/>
+              </w:rPr>
+              <w:t>DONE</w:t>
+            </w:r>
           </w:p>
         </w:tc>
       </w:tr>
@@ -1198,7 +1213,16 @@
           <w:p>
             <w:pPr>
               <w:jc w:val="center"/>
-            </w:pPr>
+              <w:rPr>
+                <w:lang w:val="en-US"/>
+              </w:rPr>
+            </w:pPr>
+            <w:r>
+              <w:rPr>
+                <w:lang w:val="en-US"/>
+              </w:rPr>
+              <w:t>DONE</w:t>
+            </w:r>
           </w:p>
         </w:tc>
       </w:tr>
@@ -1972,7 +1996,16 @@
           <w:p>
             <w:pPr>
               <w:jc w:val="center"/>
-            </w:pPr>
+              <w:rPr>
+                <w:lang w:val="en-US"/>
+              </w:rPr>
+            </w:pPr>
+            <w:r>
+              <w:rPr>
+                <w:lang w:val="en-US"/>
+              </w:rPr>
+              <w:t>DONE</w:t>
+            </w:r>
           </w:p>
         </w:tc>
       </w:tr>
@@ -2145,7 +2178,16 @@
           <w:p>
             <w:pPr>
               <w:jc w:val="center"/>
-            </w:pPr>
+              <w:rPr>
+                <w:lang w:val="en-US"/>
+              </w:rPr>
+            </w:pPr>
+            <w:r>
+              <w:rPr>
+                <w:lang w:val="en-US"/>
+              </w:rPr>
+              <w:t>DONE</w:t>
+            </w:r>
           </w:p>
         </w:tc>
       </w:tr>
@@ -2199,7 +2241,16 @@
           <w:p>
             <w:pPr>
               <w:jc w:val="center"/>
-            </w:pPr>
+              <w:rPr>
+                <w:lang w:val="en-US"/>
+              </w:rPr>
+            </w:pPr>
+            <w:r>
+              <w:rPr>
+                <w:lang w:val="en-US"/>
+              </w:rPr>
+              <w:t>DONE</w:t>
+            </w:r>
           </w:p>
         </w:tc>
       </w:tr>
@@ -2253,7 +2304,16 @@
           <w:p>
             <w:pPr>
               <w:jc w:val="center"/>
-            </w:pPr>
+              <w:rPr>
+                <w:lang w:val="en-US"/>
+              </w:rPr>
+            </w:pPr>
+            <w:r>
+              <w:rPr>
+                <w:lang w:val="en-US"/>
+              </w:rPr>
+              <w:t>DONE</w:t>
+            </w:r>
           </w:p>
         </w:tc>
       </w:tr>
@@ -2872,6 +2932,7 @@
     <w:lsdException w:name="HTML Sample" w:semiHidden="1" w:unhideWhenUsed="1"/>
     <w:lsdException w:name="HTML Typewriter" w:semiHidden="1" w:unhideWhenUsed="1"/>
     <w:lsdException w:name="HTML Variable" w:semiHidden="1" w:unhideWhenUsed="1"/>
+    <w:lsdException w:name="Normal Table" w:semiHidden="1" w:unhideWhenUsed="1"/>
     <w:lsdException w:name="annotation subject" w:semiHidden="1" w:unhideWhenUsed="1"/>
     <w:lsdException w:name="No List" w:semiHidden="1" w:unhideWhenUsed="1"/>
     <w:lsdException w:name="Outline List 1" w:semiHidden="1" w:unhideWhenUsed="1"/>
@@ -2914,8 +2975,11 @@
     <w:lsdException w:name="Table Contemporary" w:semiHidden="1" w:unhideWhenUsed="1"/>
     <w:lsdException w:name="Table Elegant" w:semiHidden="1" w:unhideWhenUsed="1"/>
     <w:lsdException w:name="Table Professional" w:semiHidden="1" w:unhideWhenUsed="1"/>
+    <w:lsdException w:name="Table Subtle 1" w:semiHidden="1" w:unhideWhenUsed="1"/>
     <w:lsdException w:name="Table Subtle 2" w:semiHidden="1" w:unhideWhenUsed="1"/>
     <w:lsdException w:name="Table Web 1" w:semiHidden="1" w:unhideWhenUsed="1"/>
+    <w:lsdException w:name="Table Web 2" w:semiHidden="1" w:unhideWhenUsed="1"/>
+    <w:lsdException w:name="Table Web 3" w:semiHidden="1" w:unhideWhenUsed="1"/>
     <w:lsdException w:name="Balloon Text" w:semiHidden="1" w:unhideWhenUsed="1"/>
     <w:lsdException w:name="Table Grid" w:uiPriority="39"/>
     <w:lsdException w:name="Table Theme" w:semiHidden="1" w:unhideWhenUsed="1"/>

--- a/Todo 28042025/revision/Checklist.docx
+++ b/Todo 28042025/revision/Checklist.docx
@@ -1723,7 +1723,16 @@
           <w:p>
             <w:pPr>
               <w:jc w:val="center"/>
-            </w:pPr>
+              <w:rPr>
+                <w:lang w:val="en-US"/>
+              </w:rPr>
+            </w:pPr>
+            <w:r>
+              <w:rPr>
+                <w:lang w:val="en-US"/>
+              </w:rPr>
+              <w:t>DONE</w:t>
+            </w:r>
           </w:p>
         </w:tc>
       </w:tr>
@@ -2367,7 +2376,16 @@
           <w:p>
             <w:pPr>
               <w:jc w:val="center"/>
-            </w:pPr>
+              <w:rPr>
+                <w:lang w:val="en-US"/>
+              </w:rPr>
+            </w:pPr>
+            <w:r>
+              <w:rPr>
+                <w:lang w:val="en-US"/>
+              </w:rPr>
+              <w:t>DONE</w:t>
+            </w:r>
           </w:p>
         </w:tc>
       </w:tr>
@@ -2421,7 +2439,16 @@
           <w:p>
             <w:pPr>
               <w:jc w:val="center"/>
-            </w:pPr>
+              <w:rPr>
+                <w:lang w:val="en-US"/>
+              </w:rPr>
+            </w:pPr>
+            <w:r>
+              <w:rPr>
+                <w:lang w:val="en-US"/>
+              </w:rPr>
+              <w:t>DONE</w:t>
+            </w:r>
           </w:p>
         </w:tc>
       </w:tr>
@@ -2485,7 +2512,16 @@
           <w:p>
             <w:pPr>
               <w:jc w:val="center"/>
-            </w:pPr>
+              <w:rPr>
+                <w:lang w:val="en-US"/>
+              </w:rPr>
+            </w:pPr>
+            <w:r>
+              <w:rPr>
+                <w:lang w:val="en-US"/>
+              </w:rPr>
+              <w:t>DONE</w:t>
+            </w:r>
           </w:p>
         </w:tc>
       </w:tr>

--- a/Todo 28042025/revision/Checklist.docx
+++ b/Todo 28042025/revision/Checklist.docx
@@ -1,6 +1,6 @@
 
 <file path=word/document.xml><?xml version="1.0" encoding="utf-8"?>
-<w:document xmlns:wpc="http://schemas.microsoft.com/office/word/2010/wordprocessingCanvas" xmlns:cx="http://schemas.microsoft.com/office/drawing/2014/chartex" xmlns:cx1="http://schemas.microsoft.com/office/drawing/2015/9/8/chartex" xmlns:cx2="http://schemas.microsoft.com/office/drawing/2015/10/21/chartex" xmlns:cx3="http://schemas.microsoft.com/office/drawing/2016/5/9/chartex" xmlns:cx4="http://schemas.microsoft.com/office/drawing/2016/5/10/chartex" xmlns:cx5="http://schemas.microsoft.com/office/drawing/2016/5/11/chartex" xmlns:cx6="http://schemas.microsoft.com/office/drawing/2016/5/12/chartex" xmlns:cx7="http://schemas.microsoft.com/office/drawing/2016/5/13/chartex" xmlns:cx8="http://schemas.microsoft.com/office/drawing/2016/5/14/chartex" xmlns:mc="http://schemas.openxmlformats.org/markup-compatibility/2006" xmlns:aink="http://schemas.microsoft.com/office/drawing/2016/ink" xmlns:am3d="http://schemas.microsoft.com/office/drawing/2017/model3d" xmlns:o="urn:schemas-microsoft-com:office:office" xmlns:oel="http://schemas.microsoft.com/office/2019/extlst" xmlns:r="http://schemas.openxmlformats.org/officeDocument/2006/relationships" xmlns:m="http://schemas.openxmlformats.org/officeDocument/2006/math" xmlns:v="urn:schemas-microsoft-com:vml" xmlns:wp14="http://schemas.microsoft.com/office/word/2010/wordprocessingDrawing" xmlns:wp="http://schemas.openxmlformats.org/drawingml/2006/wordprocessingDrawing" xmlns:w10="urn:schemas-microsoft-com:office:word" xmlns:w="http://schemas.openxmlformats.org/wordprocessingml/2006/main" xmlns:w14="http://schemas.microsoft.com/office/word/2010/wordml" xmlns:w15="http://schemas.microsoft.com/office/word/2012/wordml" xmlns:w16cex="http://schemas.microsoft.com/office/word/2018/wordml/cex" xmlns:w16cid="http://schemas.microsoft.com/office/word/2016/wordml/cid" xmlns:w16="http://schemas.microsoft.com/office/word/2018/wordml" xmlns:w16sdtdh="http://schemas.microsoft.com/office/word/2020/wordml/sdtdatahash" xmlns:w16se="http://schemas.microsoft.com/office/word/2015/wordml/symex" xmlns:wpg="http://schemas.microsoft.com/office/word/2010/wordprocessingGroup" xmlns:wpi="http://schemas.microsoft.com/office/word/2010/wordprocessingInk" xmlns:wne="http://schemas.microsoft.com/office/word/2006/wordml" xmlns:wps="http://schemas.microsoft.com/office/word/2010/wordprocessingShape" mc:Ignorable="w14 w15 w16se w16cid w16 w16cex w16sdtdh wp14">
+<w:document xmlns:wpc="http://schemas.microsoft.com/office/word/2010/wordprocessingCanvas" xmlns:cx="http://schemas.microsoft.com/office/drawing/2014/chartex" xmlns:cx1="http://schemas.microsoft.com/office/drawing/2015/9/8/chartex" xmlns:mc="http://schemas.openxmlformats.org/markup-compatibility/2006" xmlns:o="urn:schemas-microsoft-com:office:office" xmlns:r="http://schemas.openxmlformats.org/officeDocument/2006/relationships" xmlns:m="http://schemas.openxmlformats.org/officeDocument/2006/math" xmlns:v="urn:schemas-microsoft-com:vml" xmlns:wp14="http://schemas.microsoft.com/office/word/2010/wordprocessingDrawing" xmlns:wp="http://schemas.openxmlformats.org/drawingml/2006/wordprocessingDrawing" xmlns:w10="urn:schemas-microsoft-com:office:word" xmlns:w="http://schemas.openxmlformats.org/wordprocessingml/2006/main" xmlns:w14="http://schemas.microsoft.com/office/word/2010/wordml" xmlns:w15="http://schemas.microsoft.com/office/word/2012/wordml" xmlns:w16se="http://schemas.microsoft.com/office/word/2015/wordml/symex" xmlns:wpg="http://schemas.microsoft.com/office/word/2010/wordprocessingGroup" xmlns:wpi="http://schemas.microsoft.com/office/word/2010/wordprocessingInk" xmlns:wne="http://schemas.microsoft.com/office/word/2006/wordml" xmlns:wps="http://schemas.microsoft.com/office/word/2010/wordprocessingShape" mc:Ignorable="w14 w15 w16se wp14">
   <w:body>
     <w:tbl>
       <w:tblPr>
@@ -1155,6 +1155,8 @@
             <w:pPr>
               <w:jc w:val="center"/>
             </w:pPr>
+            <w:bookmarkStart w:id="0" w:name="_GoBack"/>
+            <w:bookmarkEnd w:id="0"/>
           </w:p>
         </w:tc>
       </w:tr>
@@ -1287,6 +1289,9 @@
             <w:pPr>
               <w:jc w:val="center"/>
             </w:pPr>
+            <w:r>
+              <w:t>Done Realted to number 41</w:t>
+            </w:r>
           </w:p>
         </w:tc>
       </w:tr>
@@ -2830,6 +2835,13 @@
                 <w:color w:val="000000"/>
               </w:rPr>
             </w:pPr>
+            <w:r>
+              <w:rPr>
+                <w:rFonts w:ascii="Calibri" w:hAnsi="Calibri" w:cs="Calibri"/>
+                <w:color w:val="000000"/>
+              </w:rPr>
+              <w:t>Done you can open academic settings</w:t>
+            </w:r>
           </w:p>
         </w:tc>
       </w:tr>
@@ -2846,7 +2858,7 @@
 </file>
 
 <file path=word/styles.xml><?xml version="1.0" encoding="utf-8"?>
-<w:styles xmlns:mc="http://schemas.openxmlformats.org/markup-compatibility/2006" xmlns:r="http://schemas.openxmlformats.org/officeDocument/2006/relationships" xmlns:w="http://schemas.openxmlformats.org/wordprocessingml/2006/main" xmlns:w14="http://schemas.microsoft.com/office/word/2010/wordml" xmlns:w15="http://schemas.microsoft.com/office/word/2012/wordml" xmlns:w16cex="http://schemas.microsoft.com/office/word/2018/wordml/cex" xmlns:w16cid="http://schemas.microsoft.com/office/word/2016/wordml/cid" xmlns:w16="http://schemas.microsoft.com/office/word/2018/wordml" xmlns:w16sdtdh="http://schemas.microsoft.com/office/word/2020/wordml/sdtdatahash" xmlns:w16se="http://schemas.microsoft.com/office/word/2015/wordml/symex" mc:Ignorable="w14 w15 w16se w16cid w16 w16cex w16sdtdh">
+<w:styles xmlns:mc="http://schemas.openxmlformats.org/markup-compatibility/2006" xmlns:r="http://schemas.openxmlformats.org/officeDocument/2006/relationships" xmlns:w="http://schemas.openxmlformats.org/wordprocessingml/2006/main" xmlns:w14="http://schemas.microsoft.com/office/word/2010/wordml" xmlns:w15="http://schemas.microsoft.com/office/word/2012/wordml" xmlns:w16se="http://schemas.microsoft.com/office/word/2015/wordml/symex" mc:Ignorable="w14 w15 w16se">
   <w:docDefaults>
     <w:rPrDefault>
       <w:rPr>
@@ -2862,7 +2874,7 @@
       </w:pPr>
     </w:pPrDefault>
   </w:docDefaults>
-  <w:latentStyles w:defLockedState="0" w:defUIPriority="99" w:defSemiHidden="0" w:defUnhideWhenUsed="0" w:defQFormat="0" w:count="376">
+  <w:latentStyles w:defLockedState="0" w:defUIPriority="99" w:defSemiHidden="0" w:defUnhideWhenUsed="0" w:defQFormat="0" w:count="371">
     <w:lsdException w:name="Normal" w:uiPriority="0" w:qFormat="1"/>
     <w:lsdException w:name="heading 1" w:uiPriority="9" w:qFormat="1"/>
     <w:lsdException w:name="heading 2" w:semiHidden="1" w:uiPriority="9" w:unhideWhenUsed="1" w:qFormat="1"/>
@@ -3234,11 +3246,6 @@
     <w:lsdException w:name="List Table 5 Dark Accent 6" w:uiPriority="50"/>
     <w:lsdException w:name="List Table 6 Colorful Accent 6" w:uiPriority="51"/>
     <w:lsdException w:name="List Table 7 Colorful Accent 6" w:uiPriority="52"/>
-    <w:lsdException w:name="Mention" w:semiHidden="1" w:unhideWhenUsed="1"/>
-    <w:lsdException w:name="Smart Hyperlink" w:semiHidden="1" w:unhideWhenUsed="1"/>
-    <w:lsdException w:name="Hashtag" w:semiHidden="1" w:unhideWhenUsed="1"/>
-    <w:lsdException w:name="Unresolved Mention" w:semiHidden="1" w:unhideWhenUsed="1"/>
-    <w:lsdException w:name="Smart Link" w:semiHidden="1" w:unhideWhenUsed="1"/>
   </w:latentStyles>
   <w:style w:type="paragraph" w:default="1" w:styleId="Normal">
     <w:name w:val="Normal"/>

--- a/Todo 28042025/revision/Checklist.docx
+++ b/Todo 28042025/revision/Checklist.docx
@@ -1027,20 +1027,45 @@
             <w:pPr>
               <w:jc w:val="center"/>
             </w:pPr>
-          </w:p>
-        </w:tc>
-      </w:tr>
-      <w:tr>
-        <w:tc>
-          <w:tcPr>
-            <w:tcW w:w="260" w:type="pct"/>
-            <w:vAlign w:val="center"/>
-          </w:tcPr>
-          <w:p>
-            <w:pPr>
-              <w:jc w:val="center"/>
-            </w:pPr>
-            <w:r>
+            <w:r>
+              <w:t>We cannot transfer activities separately from grades because when we transfer activities to the target subject, a new unique ID is created for both the subject and the grades during the process. This happens in a looped operation. If we allow activities to be transferred independently, it could result in data inconsistencies between subjects and their related grades. To maintain data integrity, both activities and grades must be transferred together</w:t>
+            </w:r>
+          </w:p>
+          <w:p>
+            <w:pPr>
+              <w:jc w:val="center"/>
+            </w:pPr>
+          </w:p>
+          <w:p>
+            <w:pPr>
+              <w:jc w:val="center"/>
+            </w:pPr>
+            <w:r>
+              <w:t>Add assignments, forums, and s</w:t>
+            </w:r>
+            <w:bookmarkStart w:id="0" w:name="_GoBack"/>
+            <w:bookmarkEnd w:id="0"/>
+            <w:r>
+              <w:t>tudy materials.</w:t>
+            </w:r>
+            <w:r>
+              <w:t xml:space="preserve"> (DONE)</w:t>
+            </w:r>
+          </w:p>
+        </w:tc>
+      </w:tr>
+      <w:tr>
+        <w:tc>
+          <w:tcPr>
+            <w:tcW w:w="260" w:type="pct"/>
+            <w:vAlign w:val="center"/>
+          </w:tcPr>
+          <w:p>
+            <w:pPr>
+              <w:jc w:val="center"/>
+            </w:pPr>
+            <w:r>
+              <w:lastRenderedPageBreak/>
               <w:t>16</w:t>
             </w:r>
           </w:p>
@@ -1155,8 +1180,9 @@
             <w:pPr>
               <w:jc w:val="center"/>
             </w:pPr>
-            <w:bookmarkStart w:id="0" w:name="_GoBack"/>
-            <w:bookmarkEnd w:id="0"/>
+            <w:r>
+              <w:t>DONE</w:t>
+            </w:r>
           </w:p>
         </w:tc>
       </w:tr>
@@ -1752,659 +1778,659 @@
               <w:jc w:val="center"/>
             </w:pPr>
             <w:r>
+              <w:t>27</w:t>
+            </w:r>
+          </w:p>
+        </w:tc>
+        <w:tc>
+          <w:tcPr>
+            <w:tcW w:w="440" w:type="pct"/>
+            <w:vAlign w:val="center"/>
+          </w:tcPr>
+          <w:p>
+            <w:pPr>
+              <w:jc w:val="center"/>
+            </w:pPr>
+            <w:r>
+              <w:t>7.4</w:t>
+            </w:r>
+          </w:p>
+        </w:tc>
+        <w:tc>
+          <w:tcPr>
+            <w:tcW w:w="3879" w:type="pct"/>
+            <w:shd w:val="clear" w:color="auto" w:fill="auto"/>
+            <w:vAlign w:val="center"/>
+          </w:tcPr>
+          <w:p>
+            <w:r>
+              <w:t>WHEN STUDENTS NO LONGER HAVE ACCESS TO THE PORTAL AFTER A TIME, THERE</w:t>
+            </w:r>
+          </w:p>
+          <w:p>
+            <w:r>
+              <w:t>SHOULD BE A PAGE WHERE THEY CAN VALIDATE THEIR CERTIFICATE.</w:t>
+            </w:r>
+          </w:p>
+        </w:tc>
+        <w:tc>
+          <w:tcPr>
+            <w:tcW w:w="421" w:type="pct"/>
+            <w:shd w:val="clear" w:color="auto" w:fill="auto"/>
+            <w:vAlign w:val="center"/>
+          </w:tcPr>
+          <w:p>
+            <w:pPr>
+              <w:jc w:val="center"/>
+              <w:rPr>
+                <w:lang w:val="en-US"/>
+              </w:rPr>
+            </w:pPr>
+            <w:r>
+              <w:rPr>
+                <w:lang w:val="en-US"/>
+              </w:rPr>
+              <w:t xml:space="preserve">YES there is two way: </w:t>
+            </w:r>
+          </w:p>
+          <w:p>
+            <w:pPr>
+              <w:jc w:val="center"/>
+              <w:rPr>
+                <w:lang w:val="en-US"/>
+              </w:rPr>
+            </w:pPr>
+            <w:r>
+              <w:rPr>
+                <w:lang w:val="en-US"/>
+              </w:rPr>
+              <w:t>1. Directly Scan from certificate</w:t>
+            </w:r>
+          </w:p>
+          <w:p>
+            <w:pPr>
+              <w:jc w:val="center"/>
+              <w:rPr>
+                <w:lang w:val="en-US"/>
+              </w:rPr>
+            </w:pPr>
+            <w:r>
+              <w:rPr>
+                <w:lang w:val="en-US"/>
+              </w:rPr>
+              <w:t xml:space="preserve">2.Open </w:t>
+            </w:r>
+            <w:proofErr w:type="spellStart"/>
+            <w:r>
+              <w:rPr>
+                <w:lang w:val="en-US"/>
+              </w:rPr>
+              <w:t>nazarethnet</w:t>
+            </w:r>
+            <w:proofErr w:type="spellEnd"/>
+            <w:r>
+              <w:rPr>
+                <w:lang w:val="en-US"/>
+              </w:rPr>
+              <w:t xml:space="preserve"> </w:t>
+            </w:r>
+            <w:proofErr w:type="spellStart"/>
+            <w:r>
+              <w:rPr>
+                <w:lang w:val="en-US"/>
+              </w:rPr>
+              <w:t>hompage</w:t>
+            </w:r>
+            <w:proofErr w:type="spellEnd"/>
+            <w:r>
+              <w:rPr>
+                <w:lang w:val="en-US"/>
+              </w:rPr>
+              <w:t xml:space="preserve">(without login) you will see </w:t>
+            </w:r>
+            <w:r>
+              <w:rPr>
+                <w:lang w:val="en-US"/>
+              </w:rPr>
+              <w:t>C</w:t>
+            </w:r>
+            <w:r>
+              <w:rPr>
+                <w:lang w:val="en-US"/>
+              </w:rPr>
+              <w:t>ertificate tab</w:t>
+            </w:r>
+            <w:r>
+              <w:rPr>
+                <w:lang w:val="en-US"/>
+              </w:rPr>
+              <w:t>(placed at beside resources)</w:t>
+            </w:r>
+            <w:r>
+              <w:rPr>
+                <w:lang w:val="en-US"/>
+              </w:rPr>
+              <w:t xml:space="preserve">,open and fill with </w:t>
+            </w:r>
+            <w:proofErr w:type="spellStart"/>
+            <w:r>
+              <w:rPr>
+                <w:lang w:val="en-US"/>
+              </w:rPr>
+              <w:t>certcode</w:t>
+            </w:r>
+            <w:proofErr w:type="spellEnd"/>
+          </w:p>
+        </w:tc>
+      </w:tr>
+      <w:tr>
+        <w:tc>
+          <w:tcPr>
+            <w:tcW w:w="260" w:type="pct"/>
+            <w:vAlign w:val="center"/>
+          </w:tcPr>
+          <w:p>
+            <w:pPr>
+              <w:jc w:val="center"/>
+            </w:pPr>
+            <w:r>
+              <w:t>28</w:t>
+            </w:r>
+          </w:p>
+        </w:tc>
+        <w:tc>
+          <w:tcPr>
+            <w:tcW w:w="440" w:type="pct"/>
+            <w:vAlign w:val="center"/>
+          </w:tcPr>
+          <w:p>
+            <w:pPr>
+              <w:jc w:val="center"/>
+            </w:pPr>
+            <w:r>
+              <w:t>7.5</w:t>
+            </w:r>
+          </w:p>
+        </w:tc>
+        <w:tc>
+          <w:tcPr>
+            <w:tcW w:w="3879" w:type="pct"/>
+            <w:shd w:val="clear" w:color="auto" w:fill="auto"/>
+            <w:vAlign w:val="center"/>
+          </w:tcPr>
+          <w:p>
+            <w:r>
+              <w:t>YOU SHOULD SEE HERE A SECTION OF CERTIFICATES OBTAINED FROM EACH STUDENT AS AN</w:t>
+            </w:r>
+          </w:p>
+          <w:p>
+            <w:r>
+              <w:t>ADMINISTRATOR USER</w:t>
+            </w:r>
+          </w:p>
+        </w:tc>
+        <w:tc>
+          <w:tcPr>
+            <w:tcW w:w="421" w:type="pct"/>
+            <w:shd w:val="clear" w:color="auto" w:fill="auto"/>
+            <w:vAlign w:val="center"/>
+          </w:tcPr>
+          <w:p>
+            <w:pPr>
+              <w:jc w:val="center"/>
+            </w:pPr>
+            <w:r>
+              <w:t>DONE</w:t>
+            </w:r>
+          </w:p>
+        </w:tc>
+      </w:tr>
+      <w:tr>
+        <w:tc>
+          <w:tcPr>
+            <w:tcW w:w="260" w:type="pct"/>
+            <w:vAlign w:val="center"/>
+          </w:tcPr>
+          <w:p>
+            <w:pPr>
+              <w:jc w:val="center"/>
+            </w:pPr>
+            <w:r>
+              <w:t>29</w:t>
+            </w:r>
+          </w:p>
+        </w:tc>
+        <w:tc>
+          <w:tcPr>
+            <w:tcW w:w="440" w:type="pct"/>
+            <w:vAlign w:val="center"/>
+          </w:tcPr>
+          <w:p>
+            <w:pPr>
+              <w:jc w:val="center"/>
+            </w:pPr>
+            <w:r>
+              <w:t>7.6</w:t>
+            </w:r>
+          </w:p>
+        </w:tc>
+        <w:tc>
+          <w:tcPr>
+            <w:tcW w:w="3879" w:type="pct"/>
+            <w:shd w:val="clear" w:color="auto" w:fill="auto"/>
+            <w:vAlign w:val="center"/>
+          </w:tcPr>
+          <w:p>
+            <w:r>
+              <w:t>THE INFORMATION OF BOTH MUST BE THE SAME</w:t>
+            </w:r>
+          </w:p>
+        </w:tc>
+        <w:tc>
+          <w:tcPr>
+            <w:tcW w:w="421" w:type="pct"/>
+            <w:shd w:val="clear" w:color="auto" w:fill="auto"/>
+            <w:vAlign w:val="center"/>
+          </w:tcPr>
+          <w:p>
+            <w:pPr>
+              <w:jc w:val="center"/>
+              <w:rPr>
+                <w:lang w:val="en-US"/>
+              </w:rPr>
+            </w:pPr>
+            <w:r>
+              <w:rPr>
+                <w:lang w:val="en-US"/>
+              </w:rPr>
+              <w:t>DONE</w:t>
+            </w:r>
+          </w:p>
+        </w:tc>
+      </w:tr>
+      <w:tr>
+        <w:tc>
+          <w:tcPr>
+            <w:tcW w:w="260" w:type="pct"/>
+            <w:vAlign w:val="center"/>
+          </w:tcPr>
+          <w:p>
+            <w:pPr>
+              <w:jc w:val="center"/>
+            </w:pPr>
+            <w:r>
+              <w:t>30</w:t>
+            </w:r>
+          </w:p>
+        </w:tc>
+        <w:tc>
+          <w:tcPr>
+            <w:tcW w:w="440" w:type="pct"/>
+            <w:vAlign w:val="center"/>
+          </w:tcPr>
+          <w:p>
+            <w:pPr>
+              <w:jc w:val="center"/>
+            </w:pPr>
+            <w:r>
+              <w:t>7.7</w:t>
+            </w:r>
+          </w:p>
+        </w:tc>
+        <w:tc>
+          <w:tcPr>
+            <w:tcW w:w="3879" w:type="pct"/>
+            <w:shd w:val="clear" w:color="auto" w:fill="auto"/>
+            <w:vAlign w:val="center"/>
+          </w:tcPr>
+          <w:p>
+            <w:r>
+              <w:t>ADD SEARCH BY NAME</w:t>
+            </w:r>
+          </w:p>
+        </w:tc>
+        <w:tc>
+          <w:tcPr>
+            <w:tcW w:w="421" w:type="pct"/>
+            <w:shd w:val="clear" w:color="auto" w:fill="auto"/>
+            <w:vAlign w:val="center"/>
+          </w:tcPr>
+          <w:p>
+            <w:pPr>
+              <w:jc w:val="center"/>
+            </w:pPr>
+            <w:r>
+              <w:t>DONE</w:t>
+            </w:r>
+          </w:p>
+        </w:tc>
+      </w:tr>
+      <w:tr>
+        <w:tc>
+          <w:tcPr>
+            <w:tcW w:w="260" w:type="pct"/>
+            <w:vAlign w:val="center"/>
+          </w:tcPr>
+          <w:p>
+            <w:pPr>
+              <w:jc w:val="center"/>
+            </w:pPr>
+            <w:r>
+              <w:t>31</w:t>
+            </w:r>
+          </w:p>
+        </w:tc>
+        <w:tc>
+          <w:tcPr>
+            <w:tcW w:w="440" w:type="pct"/>
+            <w:vAlign w:val="center"/>
+          </w:tcPr>
+          <w:p>
+            <w:pPr>
+              <w:jc w:val="center"/>
+            </w:pPr>
+            <w:r>
+              <w:t>8.1</w:t>
+            </w:r>
+          </w:p>
+        </w:tc>
+        <w:tc>
+          <w:tcPr>
+            <w:tcW w:w="3879" w:type="pct"/>
+            <w:shd w:val="clear" w:color="auto" w:fill="auto"/>
+            <w:vAlign w:val="center"/>
+          </w:tcPr>
+          <w:p>
+            <w:r>
+              <w:t>ALDI, PLEASE, CAN YOU PLACE AN EXPANSION ARROW, LIKE THE ONE ABOVE?</w:t>
+            </w:r>
+          </w:p>
+        </w:tc>
+        <w:tc>
+          <w:tcPr>
+            <w:tcW w:w="421" w:type="pct"/>
+            <w:shd w:val="clear" w:color="auto" w:fill="auto"/>
+            <w:vAlign w:val="center"/>
+          </w:tcPr>
+          <w:p>
+            <w:pPr>
+              <w:jc w:val="center"/>
+            </w:pPr>
+            <w:r>
+              <w:t>DONE(EXPENSION ARROW PLACE ON THE BOTTOM BECAUSE ITS BASED ON HTML RULES)</w:t>
+            </w:r>
+          </w:p>
+        </w:tc>
+      </w:tr>
+      <w:tr>
+        <w:tc>
+          <w:tcPr>
+            <w:tcW w:w="260" w:type="pct"/>
+            <w:vAlign w:val="center"/>
+          </w:tcPr>
+          <w:p>
+            <w:pPr>
+              <w:jc w:val="center"/>
+            </w:pPr>
+            <w:r>
+              <w:t>32</w:t>
+            </w:r>
+          </w:p>
+        </w:tc>
+        <w:tc>
+          <w:tcPr>
+            <w:tcW w:w="440" w:type="pct"/>
+            <w:vAlign w:val="center"/>
+          </w:tcPr>
+          <w:p>
+            <w:pPr>
+              <w:jc w:val="center"/>
+            </w:pPr>
+            <w:r>
+              <w:t>8.2</w:t>
+            </w:r>
+          </w:p>
+        </w:tc>
+        <w:tc>
+          <w:tcPr>
+            <w:tcW w:w="3879" w:type="pct"/>
+            <w:shd w:val="clear" w:color="auto" w:fill="auto"/>
+            <w:vAlign w:val="center"/>
+          </w:tcPr>
+          <w:p>
+            <w:r>
+              <w:t>WHEN SELECTING COURSES, I AM REDIRECTED TO THE COURSE PAGE AND COURSE SEARCH</w:t>
+            </w:r>
+          </w:p>
+          <w:p>
+            <w:r>
+              <w:t>ENGINE</w:t>
+            </w:r>
+          </w:p>
+        </w:tc>
+        <w:tc>
+          <w:tcPr>
+            <w:tcW w:w="421" w:type="pct"/>
+            <w:shd w:val="clear" w:color="auto" w:fill="auto"/>
+            <w:vAlign w:val="center"/>
+          </w:tcPr>
+          <w:p>
+            <w:pPr>
+              <w:jc w:val="center"/>
+              <w:rPr>
+                <w:lang w:val="en-US"/>
+              </w:rPr>
+            </w:pPr>
+            <w:r>
+              <w:rPr>
+                <w:lang w:val="en-US"/>
+              </w:rPr>
+              <w:t>DONE</w:t>
+            </w:r>
+          </w:p>
+        </w:tc>
+      </w:tr>
+      <w:tr>
+        <w:tc>
+          <w:tcPr>
+            <w:tcW w:w="260" w:type="pct"/>
+            <w:vAlign w:val="center"/>
+          </w:tcPr>
+          <w:p>
+            <w:pPr>
+              <w:jc w:val="center"/>
+            </w:pPr>
+            <w:r>
+              <w:t>33</w:t>
+            </w:r>
+          </w:p>
+        </w:tc>
+        <w:tc>
+          <w:tcPr>
+            <w:tcW w:w="440" w:type="pct"/>
+            <w:vAlign w:val="center"/>
+          </w:tcPr>
+          <w:p>
+            <w:pPr>
+              <w:jc w:val="center"/>
+            </w:pPr>
+            <w:r>
+              <w:t>1.1</w:t>
+            </w:r>
+          </w:p>
+        </w:tc>
+        <w:tc>
+          <w:tcPr>
+            <w:tcW w:w="3879" w:type="pct"/>
+            <w:shd w:val="clear" w:color="auto" w:fill="auto"/>
+            <w:vAlign w:val="center"/>
+          </w:tcPr>
+          <w:p>
+            <w:r>
+              <w:t>The font color isn't working when you post it</w:t>
+            </w:r>
+          </w:p>
+        </w:tc>
+        <w:tc>
+          <w:tcPr>
+            <w:tcW w:w="421" w:type="pct"/>
+            <w:shd w:val="clear" w:color="auto" w:fill="auto"/>
+            <w:vAlign w:val="center"/>
+          </w:tcPr>
+          <w:p>
+            <w:pPr>
+              <w:jc w:val="center"/>
+              <w:rPr>
+                <w:lang w:val="en-US"/>
+              </w:rPr>
+            </w:pPr>
+            <w:r>
+              <w:rPr>
+                <w:lang w:val="en-US"/>
+              </w:rPr>
+              <w:t>DONE</w:t>
+            </w:r>
+          </w:p>
+        </w:tc>
+      </w:tr>
+      <w:tr>
+        <w:tc>
+          <w:tcPr>
+            <w:tcW w:w="260" w:type="pct"/>
+            <w:vAlign w:val="center"/>
+          </w:tcPr>
+          <w:p>
+            <w:pPr>
+              <w:jc w:val="center"/>
+            </w:pPr>
+            <w:r>
+              <w:t>34</w:t>
+            </w:r>
+          </w:p>
+        </w:tc>
+        <w:tc>
+          <w:tcPr>
+            <w:tcW w:w="440" w:type="pct"/>
+            <w:vAlign w:val="center"/>
+          </w:tcPr>
+          <w:p>
+            <w:pPr>
+              <w:jc w:val="center"/>
+            </w:pPr>
+            <w:r>
+              <w:t>1.2</w:t>
+            </w:r>
+          </w:p>
+        </w:tc>
+        <w:tc>
+          <w:tcPr>
+            <w:tcW w:w="3879" w:type="pct"/>
+            <w:shd w:val="clear" w:color="auto" w:fill="auto"/>
+            <w:vAlign w:val="center"/>
+          </w:tcPr>
+          <w:p>
+            <w:r>
+              <w:t>The reaction icon should be larger.</w:t>
+            </w:r>
+          </w:p>
+        </w:tc>
+        <w:tc>
+          <w:tcPr>
+            <w:tcW w:w="421" w:type="pct"/>
+            <w:shd w:val="clear" w:color="auto" w:fill="auto"/>
+            <w:vAlign w:val="center"/>
+          </w:tcPr>
+          <w:p>
+            <w:pPr>
+              <w:jc w:val="center"/>
+              <w:rPr>
+                <w:lang w:val="en-US"/>
+              </w:rPr>
+            </w:pPr>
+            <w:r>
+              <w:rPr>
+                <w:lang w:val="en-US"/>
+              </w:rPr>
+              <w:t>DONE</w:t>
+            </w:r>
+          </w:p>
+        </w:tc>
+      </w:tr>
+      <w:tr>
+        <w:tc>
+          <w:tcPr>
+            <w:tcW w:w="260" w:type="pct"/>
+            <w:vAlign w:val="center"/>
+          </w:tcPr>
+          <w:p>
+            <w:pPr>
+              <w:jc w:val="center"/>
+            </w:pPr>
+            <w:r>
+              <w:t>35</w:t>
+            </w:r>
+          </w:p>
+        </w:tc>
+        <w:tc>
+          <w:tcPr>
+            <w:tcW w:w="440" w:type="pct"/>
+            <w:vAlign w:val="center"/>
+          </w:tcPr>
+          <w:p>
+            <w:pPr>
+              <w:jc w:val="center"/>
+            </w:pPr>
+            <w:r>
+              <w:t>1.3</w:t>
+            </w:r>
+          </w:p>
+        </w:tc>
+        <w:tc>
+          <w:tcPr>
+            <w:tcW w:w="3879" w:type="pct"/>
+            <w:shd w:val="clear" w:color="auto" w:fill="auto"/>
+            <w:vAlign w:val="center"/>
+          </w:tcPr>
+          <w:p>
+            <w:r>
+              <w:t>ICONS DO NOT APPEAR WHEN THE EXAM IS PUBLISHED</w:t>
+            </w:r>
+          </w:p>
+        </w:tc>
+        <w:tc>
+          <w:tcPr>
+            <w:tcW w:w="421" w:type="pct"/>
+            <w:shd w:val="clear" w:color="auto" w:fill="auto"/>
+            <w:vAlign w:val="center"/>
+          </w:tcPr>
+          <w:p>
+            <w:pPr>
+              <w:jc w:val="center"/>
+              <w:rPr>
+                <w:lang w:val="en-US"/>
+              </w:rPr>
+            </w:pPr>
+            <w:r>
+              <w:rPr>
+                <w:lang w:val="en-US"/>
+              </w:rPr>
+              <w:t>DONE</w:t>
+            </w:r>
+          </w:p>
+        </w:tc>
+      </w:tr>
+      <w:tr>
+        <w:tc>
+          <w:tcPr>
+            <w:tcW w:w="260" w:type="pct"/>
+            <w:vAlign w:val="center"/>
+          </w:tcPr>
+          <w:p>
+            <w:pPr>
+              <w:jc w:val="center"/>
+            </w:pPr>
+            <w:r>
               <w:lastRenderedPageBreak/>
-              <w:t>27</w:t>
-            </w:r>
-          </w:p>
-        </w:tc>
-        <w:tc>
-          <w:tcPr>
-            <w:tcW w:w="440" w:type="pct"/>
-            <w:vAlign w:val="center"/>
-          </w:tcPr>
-          <w:p>
-            <w:pPr>
-              <w:jc w:val="center"/>
-            </w:pPr>
-            <w:r>
-              <w:t>7.4</w:t>
-            </w:r>
-          </w:p>
-        </w:tc>
-        <w:tc>
-          <w:tcPr>
-            <w:tcW w:w="3879" w:type="pct"/>
-            <w:shd w:val="clear" w:color="auto" w:fill="auto"/>
-            <w:vAlign w:val="center"/>
-          </w:tcPr>
-          <w:p>
-            <w:r>
-              <w:t>WHEN STUDENTS NO LONGER HAVE ACCESS TO THE PORTAL AFTER A TIME, THERE</w:t>
-            </w:r>
-          </w:p>
-          <w:p>
-            <w:r>
-              <w:t>SHOULD BE A PAGE WHERE THEY CAN VALIDATE THEIR CERTIFICATE.</w:t>
-            </w:r>
-          </w:p>
-        </w:tc>
-        <w:tc>
-          <w:tcPr>
-            <w:tcW w:w="421" w:type="pct"/>
-            <w:shd w:val="clear" w:color="auto" w:fill="auto"/>
-            <w:vAlign w:val="center"/>
-          </w:tcPr>
-          <w:p>
-            <w:pPr>
-              <w:jc w:val="center"/>
-              <w:rPr>
-                <w:lang w:val="en-US"/>
-              </w:rPr>
-            </w:pPr>
-            <w:r>
-              <w:rPr>
-                <w:lang w:val="en-US"/>
-              </w:rPr>
-              <w:t xml:space="preserve">YES there is two way: </w:t>
-            </w:r>
-          </w:p>
-          <w:p>
-            <w:pPr>
-              <w:jc w:val="center"/>
-              <w:rPr>
-                <w:lang w:val="en-US"/>
-              </w:rPr>
-            </w:pPr>
-            <w:r>
-              <w:rPr>
-                <w:lang w:val="en-US"/>
-              </w:rPr>
-              <w:t>1. Directly Scan from certificate</w:t>
-            </w:r>
-          </w:p>
-          <w:p>
-            <w:pPr>
-              <w:jc w:val="center"/>
-              <w:rPr>
-                <w:lang w:val="en-US"/>
-              </w:rPr>
-            </w:pPr>
-            <w:r>
-              <w:rPr>
-                <w:lang w:val="en-US"/>
-              </w:rPr>
-              <w:t xml:space="preserve">2.Open </w:t>
-            </w:r>
-            <w:proofErr w:type="spellStart"/>
-            <w:r>
-              <w:rPr>
-                <w:lang w:val="en-US"/>
-              </w:rPr>
-              <w:t>nazarethnet</w:t>
-            </w:r>
-            <w:proofErr w:type="spellEnd"/>
-            <w:r>
-              <w:rPr>
-                <w:lang w:val="en-US"/>
-              </w:rPr>
-              <w:t xml:space="preserve"> </w:t>
-            </w:r>
-            <w:proofErr w:type="spellStart"/>
-            <w:r>
-              <w:rPr>
-                <w:lang w:val="en-US"/>
-              </w:rPr>
-              <w:t>hompage</w:t>
-            </w:r>
-            <w:proofErr w:type="spellEnd"/>
-            <w:r>
-              <w:rPr>
-                <w:lang w:val="en-US"/>
-              </w:rPr>
-              <w:t xml:space="preserve">(without login) you will see </w:t>
-            </w:r>
-            <w:r>
-              <w:rPr>
-                <w:lang w:val="en-US"/>
-              </w:rPr>
-              <w:t>C</w:t>
-            </w:r>
-            <w:r>
-              <w:rPr>
-                <w:lang w:val="en-US"/>
-              </w:rPr>
-              <w:t>ertificate tab</w:t>
-            </w:r>
-            <w:r>
-              <w:rPr>
-                <w:lang w:val="en-US"/>
-              </w:rPr>
-              <w:t>(placed at beside resources)</w:t>
-            </w:r>
-            <w:r>
-              <w:rPr>
-                <w:lang w:val="en-US"/>
-              </w:rPr>
-              <w:t xml:space="preserve">,open and fill with </w:t>
-            </w:r>
-            <w:proofErr w:type="spellStart"/>
-            <w:r>
-              <w:rPr>
-                <w:lang w:val="en-US"/>
-              </w:rPr>
-              <w:t>certcode</w:t>
-            </w:r>
-            <w:proofErr w:type="spellEnd"/>
-          </w:p>
-        </w:tc>
-      </w:tr>
-      <w:tr>
-        <w:tc>
-          <w:tcPr>
-            <w:tcW w:w="260" w:type="pct"/>
-            <w:vAlign w:val="center"/>
-          </w:tcPr>
-          <w:p>
-            <w:pPr>
-              <w:jc w:val="center"/>
-            </w:pPr>
-            <w:r>
-              <w:t>28</w:t>
-            </w:r>
-          </w:p>
-        </w:tc>
-        <w:tc>
-          <w:tcPr>
-            <w:tcW w:w="440" w:type="pct"/>
-            <w:vAlign w:val="center"/>
-          </w:tcPr>
-          <w:p>
-            <w:pPr>
-              <w:jc w:val="center"/>
-            </w:pPr>
-            <w:r>
-              <w:t>7.5</w:t>
-            </w:r>
-          </w:p>
-        </w:tc>
-        <w:tc>
-          <w:tcPr>
-            <w:tcW w:w="3879" w:type="pct"/>
-            <w:shd w:val="clear" w:color="auto" w:fill="auto"/>
-            <w:vAlign w:val="center"/>
-          </w:tcPr>
-          <w:p>
-            <w:r>
-              <w:t>YOU SHOULD SEE HERE A SECTION OF CERTIFICATES OBTAINED FROM EACH STUDENT AS AN</w:t>
-            </w:r>
-          </w:p>
-          <w:p>
-            <w:r>
-              <w:t>ADMINISTRATOR USER</w:t>
-            </w:r>
-          </w:p>
-        </w:tc>
-        <w:tc>
-          <w:tcPr>
-            <w:tcW w:w="421" w:type="pct"/>
-            <w:shd w:val="clear" w:color="auto" w:fill="auto"/>
-            <w:vAlign w:val="center"/>
-          </w:tcPr>
-          <w:p>
-            <w:pPr>
-              <w:jc w:val="center"/>
-            </w:pPr>
-            <w:r>
-              <w:t>DONE</w:t>
-            </w:r>
-          </w:p>
-        </w:tc>
-      </w:tr>
-      <w:tr>
-        <w:tc>
-          <w:tcPr>
-            <w:tcW w:w="260" w:type="pct"/>
-            <w:vAlign w:val="center"/>
-          </w:tcPr>
-          <w:p>
-            <w:pPr>
-              <w:jc w:val="center"/>
-            </w:pPr>
-            <w:r>
-              <w:t>29</w:t>
-            </w:r>
-          </w:p>
-        </w:tc>
-        <w:tc>
-          <w:tcPr>
-            <w:tcW w:w="440" w:type="pct"/>
-            <w:vAlign w:val="center"/>
-          </w:tcPr>
-          <w:p>
-            <w:pPr>
-              <w:jc w:val="center"/>
-            </w:pPr>
-            <w:r>
-              <w:t>7.6</w:t>
-            </w:r>
-          </w:p>
-        </w:tc>
-        <w:tc>
-          <w:tcPr>
-            <w:tcW w:w="3879" w:type="pct"/>
-            <w:shd w:val="clear" w:color="auto" w:fill="auto"/>
-            <w:vAlign w:val="center"/>
-          </w:tcPr>
-          <w:p>
-            <w:r>
-              <w:t>THE INFORMATION OF BOTH MUST BE THE SAME</w:t>
-            </w:r>
-          </w:p>
-        </w:tc>
-        <w:tc>
-          <w:tcPr>
-            <w:tcW w:w="421" w:type="pct"/>
-            <w:shd w:val="clear" w:color="auto" w:fill="auto"/>
-            <w:vAlign w:val="center"/>
-          </w:tcPr>
-          <w:p>
-            <w:pPr>
-              <w:jc w:val="center"/>
-              <w:rPr>
-                <w:lang w:val="en-US"/>
-              </w:rPr>
-            </w:pPr>
-            <w:r>
-              <w:rPr>
-                <w:lang w:val="en-US"/>
-              </w:rPr>
-              <w:t>DONE</w:t>
-            </w:r>
-          </w:p>
-        </w:tc>
-      </w:tr>
-      <w:tr>
-        <w:tc>
-          <w:tcPr>
-            <w:tcW w:w="260" w:type="pct"/>
-            <w:vAlign w:val="center"/>
-          </w:tcPr>
-          <w:p>
-            <w:pPr>
-              <w:jc w:val="center"/>
-            </w:pPr>
-            <w:r>
-              <w:t>30</w:t>
-            </w:r>
-          </w:p>
-        </w:tc>
-        <w:tc>
-          <w:tcPr>
-            <w:tcW w:w="440" w:type="pct"/>
-            <w:vAlign w:val="center"/>
-          </w:tcPr>
-          <w:p>
-            <w:pPr>
-              <w:jc w:val="center"/>
-            </w:pPr>
-            <w:r>
-              <w:t>7.7</w:t>
-            </w:r>
-          </w:p>
-        </w:tc>
-        <w:tc>
-          <w:tcPr>
-            <w:tcW w:w="3879" w:type="pct"/>
-            <w:shd w:val="clear" w:color="auto" w:fill="auto"/>
-            <w:vAlign w:val="center"/>
-          </w:tcPr>
-          <w:p>
-            <w:r>
-              <w:t>ADD SEARCH BY NAME</w:t>
-            </w:r>
-          </w:p>
-        </w:tc>
-        <w:tc>
-          <w:tcPr>
-            <w:tcW w:w="421" w:type="pct"/>
-            <w:shd w:val="clear" w:color="auto" w:fill="auto"/>
-            <w:vAlign w:val="center"/>
-          </w:tcPr>
-          <w:p>
-            <w:pPr>
-              <w:jc w:val="center"/>
-            </w:pPr>
-            <w:r>
-              <w:t>DONE</w:t>
-            </w:r>
-          </w:p>
-        </w:tc>
-      </w:tr>
-      <w:tr>
-        <w:tc>
-          <w:tcPr>
-            <w:tcW w:w="260" w:type="pct"/>
-            <w:vAlign w:val="center"/>
-          </w:tcPr>
-          <w:p>
-            <w:pPr>
-              <w:jc w:val="center"/>
-            </w:pPr>
-            <w:r>
-              <w:t>31</w:t>
-            </w:r>
-          </w:p>
-        </w:tc>
-        <w:tc>
-          <w:tcPr>
-            <w:tcW w:w="440" w:type="pct"/>
-            <w:vAlign w:val="center"/>
-          </w:tcPr>
-          <w:p>
-            <w:pPr>
-              <w:jc w:val="center"/>
-            </w:pPr>
-            <w:r>
-              <w:t>8.1</w:t>
-            </w:r>
-          </w:p>
-        </w:tc>
-        <w:tc>
-          <w:tcPr>
-            <w:tcW w:w="3879" w:type="pct"/>
-            <w:shd w:val="clear" w:color="auto" w:fill="auto"/>
-            <w:vAlign w:val="center"/>
-          </w:tcPr>
-          <w:p>
-            <w:r>
-              <w:t>ALDI, PLEASE, CAN YOU PLACE AN EXPANSION ARROW, LIKE THE ONE ABOVE?</w:t>
-            </w:r>
-          </w:p>
-        </w:tc>
-        <w:tc>
-          <w:tcPr>
-            <w:tcW w:w="421" w:type="pct"/>
-            <w:shd w:val="clear" w:color="auto" w:fill="auto"/>
-            <w:vAlign w:val="center"/>
-          </w:tcPr>
-          <w:p>
-            <w:pPr>
-              <w:jc w:val="center"/>
-            </w:pPr>
-            <w:r>
-              <w:t>DONE(EXPENSION ARROW PLACE ON THE BOTTOM BECAUSE ITS BASED ON HTML RULES)</w:t>
-            </w:r>
-          </w:p>
-        </w:tc>
-      </w:tr>
-      <w:tr>
-        <w:tc>
-          <w:tcPr>
-            <w:tcW w:w="260" w:type="pct"/>
-            <w:vAlign w:val="center"/>
-          </w:tcPr>
-          <w:p>
-            <w:pPr>
-              <w:jc w:val="center"/>
-            </w:pPr>
-            <w:r>
-              <w:t>32</w:t>
-            </w:r>
-          </w:p>
-        </w:tc>
-        <w:tc>
-          <w:tcPr>
-            <w:tcW w:w="440" w:type="pct"/>
-            <w:vAlign w:val="center"/>
-          </w:tcPr>
-          <w:p>
-            <w:pPr>
-              <w:jc w:val="center"/>
-            </w:pPr>
-            <w:r>
-              <w:t>8.2</w:t>
-            </w:r>
-          </w:p>
-        </w:tc>
-        <w:tc>
-          <w:tcPr>
-            <w:tcW w:w="3879" w:type="pct"/>
-            <w:shd w:val="clear" w:color="auto" w:fill="auto"/>
-            <w:vAlign w:val="center"/>
-          </w:tcPr>
-          <w:p>
-            <w:r>
-              <w:t>WHEN SELECTING COURSES, I AM REDIRECTED TO THE COURSE PAGE AND COURSE SEARCH</w:t>
-            </w:r>
-          </w:p>
-          <w:p>
-            <w:r>
-              <w:t>ENGINE</w:t>
-            </w:r>
-          </w:p>
-        </w:tc>
-        <w:tc>
-          <w:tcPr>
-            <w:tcW w:w="421" w:type="pct"/>
-            <w:shd w:val="clear" w:color="auto" w:fill="auto"/>
-            <w:vAlign w:val="center"/>
-          </w:tcPr>
-          <w:p>
-            <w:pPr>
-              <w:jc w:val="center"/>
-              <w:rPr>
-                <w:lang w:val="en-US"/>
-              </w:rPr>
-            </w:pPr>
-            <w:r>
-              <w:rPr>
-                <w:lang w:val="en-US"/>
-              </w:rPr>
-              <w:t>DONE</w:t>
-            </w:r>
-          </w:p>
-        </w:tc>
-      </w:tr>
-      <w:tr>
-        <w:tc>
-          <w:tcPr>
-            <w:tcW w:w="260" w:type="pct"/>
-            <w:vAlign w:val="center"/>
-          </w:tcPr>
-          <w:p>
-            <w:pPr>
-              <w:jc w:val="center"/>
-            </w:pPr>
-            <w:r>
-              <w:t>33</w:t>
-            </w:r>
-          </w:p>
-        </w:tc>
-        <w:tc>
-          <w:tcPr>
-            <w:tcW w:w="440" w:type="pct"/>
-            <w:vAlign w:val="center"/>
-          </w:tcPr>
-          <w:p>
-            <w:pPr>
-              <w:jc w:val="center"/>
-            </w:pPr>
-            <w:r>
-              <w:t>1.1</w:t>
-            </w:r>
-          </w:p>
-        </w:tc>
-        <w:tc>
-          <w:tcPr>
-            <w:tcW w:w="3879" w:type="pct"/>
-            <w:shd w:val="clear" w:color="auto" w:fill="auto"/>
-            <w:vAlign w:val="center"/>
-          </w:tcPr>
-          <w:p>
-            <w:r>
-              <w:t>The font color isn't working when you post it</w:t>
-            </w:r>
-          </w:p>
-        </w:tc>
-        <w:tc>
-          <w:tcPr>
-            <w:tcW w:w="421" w:type="pct"/>
-            <w:shd w:val="clear" w:color="auto" w:fill="auto"/>
-            <w:vAlign w:val="center"/>
-          </w:tcPr>
-          <w:p>
-            <w:pPr>
-              <w:jc w:val="center"/>
-              <w:rPr>
-                <w:lang w:val="en-US"/>
-              </w:rPr>
-            </w:pPr>
-            <w:r>
-              <w:rPr>
-                <w:lang w:val="en-US"/>
-              </w:rPr>
-              <w:t>DONE</w:t>
-            </w:r>
-          </w:p>
-        </w:tc>
-      </w:tr>
-      <w:tr>
-        <w:tc>
-          <w:tcPr>
-            <w:tcW w:w="260" w:type="pct"/>
-            <w:vAlign w:val="center"/>
-          </w:tcPr>
-          <w:p>
-            <w:pPr>
-              <w:jc w:val="center"/>
-            </w:pPr>
-            <w:r>
-              <w:t>34</w:t>
-            </w:r>
-          </w:p>
-        </w:tc>
-        <w:tc>
-          <w:tcPr>
-            <w:tcW w:w="440" w:type="pct"/>
-            <w:vAlign w:val="center"/>
-          </w:tcPr>
-          <w:p>
-            <w:pPr>
-              <w:jc w:val="center"/>
-            </w:pPr>
-            <w:r>
-              <w:t>1.2</w:t>
-            </w:r>
-          </w:p>
-        </w:tc>
-        <w:tc>
-          <w:tcPr>
-            <w:tcW w:w="3879" w:type="pct"/>
-            <w:shd w:val="clear" w:color="auto" w:fill="auto"/>
-            <w:vAlign w:val="center"/>
-          </w:tcPr>
-          <w:p>
-            <w:r>
-              <w:t>The reaction icon should be larger.</w:t>
-            </w:r>
-          </w:p>
-        </w:tc>
-        <w:tc>
-          <w:tcPr>
-            <w:tcW w:w="421" w:type="pct"/>
-            <w:shd w:val="clear" w:color="auto" w:fill="auto"/>
-            <w:vAlign w:val="center"/>
-          </w:tcPr>
-          <w:p>
-            <w:pPr>
-              <w:jc w:val="center"/>
-              <w:rPr>
-                <w:lang w:val="en-US"/>
-              </w:rPr>
-            </w:pPr>
-            <w:r>
-              <w:rPr>
-                <w:lang w:val="en-US"/>
-              </w:rPr>
-              <w:t>DONE</w:t>
-            </w:r>
-          </w:p>
-        </w:tc>
-      </w:tr>
-      <w:tr>
-        <w:tc>
-          <w:tcPr>
-            <w:tcW w:w="260" w:type="pct"/>
-            <w:vAlign w:val="center"/>
-          </w:tcPr>
-          <w:p>
-            <w:pPr>
-              <w:jc w:val="center"/>
-            </w:pPr>
-            <w:r>
-              <w:t>35</w:t>
-            </w:r>
-          </w:p>
-        </w:tc>
-        <w:tc>
-          <w:tcPr>
-            <w:tcW w:w="440" w:type="pct"/>
-            <w:vAlign w:val="center"/>
-          </w:tcPr>
-          <w:p>
-            <w:pPr>
-              <w:jc w:val="center"/>
-            </w:pPr>
-            <w:r>
-              <w:t>1.3</w:t>
-            </w:r>
-          </w:p>
-        </w:tc>
-        <w:tc>
-          <w:tcPr>
-            <w:tcW w:w="3879" w:type="pct"/>
-            <w:shd w:val="clear" w:color="auto" w:fill="auto"/>
-            <w:vAlign w:val="center"/>
-          </w:tcPr>
-          <w:p>
-            <w:r>
-              <w:t>ICONS DO NOT APPEAR WHEN THE EXAM IS PUBLISHED</w:t>
-            </w:r>
-          </w:p>
-        </w:tc>
-        <w:tc>
-          <w:tcPr>
-            <w:tcW w:w="421" w:type="pct"/>
-            <w:shd w:val="clear" w:color="auto" w:fill="auto"/>
-            <w:vAlign w:val="center"/>
-          </w:tcPr>
-          <w:p>
-            <w:pPr>
-              <w:jc w:val="center"/>
-              <w:rPr>
-                <w:lang w:val="en-US"/>
-              </w:rPr>
-            </w:pPr>
-            <w:r>
-              <w:rPr>
-                <w:lang w:val="en-US"/>
-              </w:rPr>
-              <w:t>DONE</w:t>
-            </w:r>
-          </w:p>
-        </w:tc>
-      </w:tr>
-      <w:tr>
-        <w:tc>
-          <w:tcPr>
-            <w:tcW w:w="260" w:type="pct"/>
-            <w:vAlign w:val="center"/>
-          </w:tcPr>
-          <w:p>
-            <w:pPr>
-              <w:jc w:val="center"/>
-            </w:pPr>
-            <w:r>
               <w:t>36</w:t>
             </w:r>
           </w:p>

--- a/Todo 28042025/revision/Checklist.docx
+++ b/Todo 28042025/revision/Checklist.docx
@@ -1041,12 +1041,7 @@
               <w:jc w:val="center"/>
             </w:pPr>
             <w:r>
-              <w:t>Add assignments, forums, and s</w:t>
-            </w:r>
-            <w:bookmarkStart w:id="0" w:name="_GoBack"/>
-            <w:bookmarkEnd w:id="0"/>
-            <w:r>
-              <w:t>tudy materials.</w:t>
+              <w:t>Add assignments, forums, and study materials.</w:t>
             </w:r>
             <w:r>
               <w:t xml:space="preserve"> (DONE)</w:t>
@@ -2769,6 +2764,22 @@
                 <w:color w:val="000000"/>
               </w:rPr>
             </w:pPr>
+            <w:r>
+              <w:rPr>
+                <w:rFonts w:ascii="Calibri" w:hAnsi="Calibri" w:cs="Calibri"/>
+                <w:color w:val="000000"/>
+              </w:rPr>
+              <w:t>Done, some codes left when transfer code from local t</w:t>
+            </w:r>
+            <w:bookmarkStart w:id="0" w:name="_GoBack"/>
+            <w:bookmarkEnd w:id="0"/>
+            <w:r>
+              <w:rPr>
+                <w:rFonts w:ascii="Calibri" w:hAnsi="Calibri" w:cs="Calibri"/>
+                <w:color w:val="000000"/>
+              </w:rPr>
+              <w:t>o server</w:t>
+            </w:r>
           </w:p>
         </w:tc>
       </w:tr>

--- a/Todo 28042025/revision/Checklist.docx
+++ b/Todo 28042025/revision/Checklist.docx
@@ -1106,6 +1106,11 @@
             <w:pPr>
               <w:jc w:val="center"/>
             </w:pPr>
+            <w:r>
+              <w:t>DONE</w:t>
+            </w:r>
+            <w:bookmarkStart w:id="0" w:name="_GoBack"/>
+            <w:bookmarkEnd w:id="0"/>
           </w:p>
         </w:tc>
       </w:tr>
@@ -2769,16 +2774,7 @@
                 <w:rFonts w:ascii="Calibri" w:hAnsi="Calibri" w:cs="Calibri"/>
                 <w:color w:val="000000"/>
               </w:rPr>
-              <w:t>Done, some codes left when transfer code from local t</w:t>
-            </w:r>
-            <w:bookmarkStart w:id="0" w:name="_GoBack"/>
-            <w:bookmarkEnd w:id="0"/>
-            <w:r>
-              <w:rPr>
-                <w:rFonts w:ascii="Calibri" w:hAnsi="Calibri" w:cs="Calibri"/>
-                <w:color w:val="000000"/>
-              </w:rPr>
-              <w:t>o server</w:t>
+              <w:t>Done, some codes left when transfer code from local to server</w:t>
             </w:r>
           </w:p>
         </w:tc>

--- a/Todo 28042025/revision/Checklist.docx
+++ b/Todo 28042025/revision/Checklist.docx
@@ -725,6 +725,15 @@
             <w:pPr>
               <w:jc w:val="center"/>
             </w:pPr>
+            <w:r>
+              <w:t>as confirmed in the fiverr chat on chat on 03-06-2025</w:t>
+            </w:r>
+            <w:r>
+              <w:t xml:space="preserve"> 09:51 AM(My Localtime)</w:t>
+            </w:r>
+            <w:r>
+              <w:t xml:space="preserve"> we agreed according to the rules in the chat</w:t>
+            </w:r>
           </w:p>
         </w:tc>
       </w:tr>
@@ -779,6 +788,9 @@
             <w:pPr>
               <w:jc w:val="center"/>
             </w:pPr>
+            <w:r>
+              <w:t>DONE</w:t>
+            </w:r>
           </w:p>
         </w:tc>
       </w:tr>
@@ -1028,7 +1040,11 @@
               <w:jc w:val="center"/>
             </w:pPr>
             <w:r>
-              <w:t>We cannot transfer activities separately from grades because when we transfer activities to the target subject, a new unique ID is created for both the subject and the grades during the process. This happens in a looped operation. If we allow activities to be transferred independently, it could result in data inconsistencies between subjects and their related grades. To maintain data integrity, both activities and grades must be transferred together</w:t>
+              <w:t xml:space="preserve">We cannot transfer activities separately from grades because when we transfer activities to the target subject, a new unique ID is created for both the subject and the grades during the process. This happens in a looped operation. If we allow activities to be transferred independently, it could result in data inconsistencies between subjects and their related grades. To maintain data integrity, both activities and </w:t>
+            </w:r>
+            <w:r>
+              <w:lastRenderedPageBreak/>
+              <w:t>grades must be transferred together</w:t>
             </w:r>
           </w:p>
           <w:p>
@@ -1109,8 +1125,6 @@
             <w:r>
               <w:t>DONE</w:t>
             </w:r>
-            <w:bookmarkStart w:id="0" w:name="_GoBack"/>
-            <w:bookmarkEnd w:id="0"/>
           </w:p>
         </w:tc>
       </w:tr>
@@ -2157,22 +2171,27 @@
               <w:jc w:val="center"/>
             </w:pPr>
             <w:r>
-              <w:t>DONE(EXPENSION ARROW PLACE ON THE BOTTOM BECAUSE ITS BASED ON HTML RULES)</w:t>
-            </w:r>
-          </w:p>
-        </w:tc>
-      </w:tr>
-      <w:tr>
-        <w:tc>
-          <w:tcPr>
-            <w:tcW w:w="260" w:type="pct"/>
-            <w:vAlign w:val="center"/>
-          </w:tcPr>
-          <w:p>
-            <w:pPr>
-              <w:jc w:val="center"/>
-            </w:pPr>
-            <w:r>
+              <w:t xml:space="preserve">DONE(EXPENSION ARROW PLACE ON THE BOTTOM BECAUSE ITS </w:t>
+            </w:r>
+            <w:r>
+              <w:lastRenderedPageBreak/>
+              <w:t>BASED ON HTML RULES)</w:t>
+            </w:r>
+          </w:p>
+        </w:tc>
+      </w:tr>
+      <w:tr>
+        <w:tc>
+          <w:tcPr>
+            <w:tcW w:w="260" w:type="pct"/>
+            <w:vAlign w:val="center"/>
+          </w:tcPr>
+          <w:p>
+            <w:pPr>
+              <w:jc w:val="center"/>
+            </w:pPr>
+            <w:r>
+              <w:lastRenderedPageBreak/>
               <w:t>32</w:t>
             </w:r>
           </w:p>
@@ -2430,7 +2449,6 @@
               <w:jc w:val="center"/>
             </w:pPr>
             <w:r>
-              <w:lastRenderedPageBreak/>
               <w:t>36</w:t>
             </w:r>
           </w:p>
@@ -2875,6 +2893,74 @@
               </w:rPr>
               <w:t>Done you can open academic settings</w:t>
             </w:r>
+          </w:p>
+        </w:tc>
+      </w:tr>
+      <w:tr>
+        <w:tc>
+          <w:tcPr>
+            <w:tcW w:w="260" w:type="pct"/>
+            <w:vAlign w:val="center"/>
+          </w:tcPr>
+          <w:p>
+            <w:pPr>
+              <w:jc w:val="center"/>
+            </w:pPr>
+            <w:r>
+              <w:t>42.</w:t>
+            </w:r>
+          </w:p>
+        </w:tc>
+        <w:tc>
+          <w:tcPr>
+            <w:tcW w:w="440" w:type="pct"/>
+            <w:vAlign w:val="center"/>
+          </w:tcPr>
+          <w:p>
+            <w:pPr>
+              <w:jc w:val="center"/>
+            </w:pPr>
+            <w:r>
+              <w:t>X</w:t>
+            </w:r>
+          </w:p>
+        </w:tc>
+        <w:tc>
+          <w:tcPr>
+            <w:tcW w:w="3879" w:type="pct"/>
+            <w:shd w:val="clear" w:color="auto" w:fill="auto"/>
+            <w:vAlign w:val="center"/>
+          </w:tcPr>
+          <w:p>
+            <w:pPr>
+              <w:rPr>
+                <w:lang w:val="en-US"/>
+              </w:rPr>
+            </w:pPr>
+            <w:r>
+              <w:t xml:space="preserve">I just hope it continues in the same state, that they maintain the grades, </w:t>
+            </w:r>
+            <w:bookmarkStart w:id="0" w:name="_GoBack"/>
+            <w:bookmarkEnd w:id="0"/>
+            <w:r>
+              <w:t>attendance, and active courses—everything the same as it would in a normal month.</w:t>
+            </w:r>
+          </w:p>
+        </w:tc>
+        <w:tc>
+          <w:tcPr>
+            <w:tcW w:w="421" w:type="pct"/>
+            <w:shd w:val="clear" w:color="auto" w:fill="auto"/>
+            <w:vAlign w:val="center"/>
+          </w:tcPr>
+          <w:p>
+            <w:pPr>
+              <w:jc w:val="center"/>
+              <w:rPr>
+                <w:rFonts w:ascii="Calibri" w:hAnsi="Calibri" w:cs="Calibri"/>
+                <w:color w:val="000000"/>
+              </w:rPr>
+            </w:pPr>
           </w:p>
         </w:tc>
       </w:tr>

--- a/Todo 28042025/revision/Checklist.docx
+++ b/Todo 28042025/revision/Checklist.docx
@@ -1,6 +1,6 @@
 
 <file path=word/document.xml><?xml version="1.0" encoding="utf-8"?>
-<w:document xmlns:wpc="http://schemas.microsoft.com/office/word/2010/wordprocessingCanvas" xmlns:cx="http://schemas.microsoft.com/office/drawing/2014/chartex" xmlns:cx1="http://schemas.microsoft.com/office/drawing/2015/9/8/chartex" xmlns:mc="http://schemas.openxmlformats.org/markup-compatibility/2006" xmlns:o="urn:schemas-microsoft-com:office:office" xmlns:r="http://schemas.openxmlformats.org/officeDocument/2006/relationships" xmlns:m="http://schemas.openxmlformats.org/officeDocument/2006/math" xmlns:v="urn:schemas-microsoft-com:vml" xmlns:wp14="http://schemas.microsoft.com/office/word/2010/wordprocessingDrawing" xmlns:wp="http://schemas.openxmlformats.org/drawingml/2006/wordprocessingDrawing" xmlns:w10="urn:schemas-microsoft-com:office:word" xmlns:w="http://schemas.openxmlformats.org/wordprocessingml/2006/main" xmlns:w14="http://schemas.microsoft.com/office/word/2010/wordml" xmlns:w15="http://schemas.microsoft.com/office/word/2012/wordml" xmlns:w16se="http://schemas.microsoft.com/office/word/2015/wordml/symex" xmlns:wpg="http://schemas.microsoft.com/office/word/2010/wordprocessingGroup" xmlns:wpi="http://schemas.microsoft.com/office/word/2010/wordprocessingInk" xmlns:wne="http://schemas.microsoft.com/office/word/2006/wordml" xmlns:wps="http://schemas.microsoft.com/office/word/2010/wordprocessingShape" mc:Ignorable="w14 w15 w16se wp14">
+<w:document xmlns:wpc="http://schemas.microsoft.com/office/word/2010/wordprocessingCanvas" xmlns:cx="http://schemas.microsoft.com/office/drawing/2014/chartex" xmlns:cx1="http://schemas.microsoft.com/office/drawing/2015/9/8/chartex" xmlns:cx2="http://schemas.microsoft.com/office/drawing/2015/10/21/chartex" xmlns:cx3="http://schemas.microsoft.com/office/drawing/2016/5/9/chartex" xmlns:cx4="http://schemas.microsoft.com/office/drawing/2016/5/10/chartex" xmlns:cx5="http://schemas.microsoft.com/office/drawing/2016/5/11/chartex" xmlns:cx6="http://schemas.microsoft.com/office/drawing/2016/5/12/chartex" xmlns:cx7="http://schemas.microsoft.com/office/drawing/2016/5/13/chartex" xmlns:cx8="http://schemas.microsoft.com/office/drawing/2016/5/14/chartex" xmlns:mc="http://schemas.openxmlformats.org/markup-compatibility/2006" xmlns:aink="http://schemas.microsoft.com/office/drawing/2016/ink" xmlns:am3d="http://schemas.microsoft.com/office/drawing/2017/model3d" xmlns:o="urn:schemas-microsoft-com:office:office" xmlns:oel="http://schemas.microsoft.com/office/2019/extlst" xmlns:r="http://schemas.openxmlformats.org/officeDocument/2006/relationships" xmlns:m="http://schemas.openxmlformats.org/officeDocument/2006/math" xmlns:v="urn:schemas-microsoft-com:vml" xmlns:wp14="http://schemas.microsoft.com/office/word/2010/wordprocessingDrawing" xmlns:wp="http://schemas.openxmlformats.org/drawingml/2006/wordprocessingDrawing" xmlns:w10="urn:schemas-microsoft-com:office:word" xmlns:w="http://schemas.openxmlformats.org/wordprocessingml/2006/main" xmlns:w14="http://schemas.microsoft.com/office/word/2010/wordml" xmlns:w15="http://schemas.microsoft.com/office/word/2012/wordml" xmlns:w16cex="http://schemas.microsoft.com/office/word/2018/wordml/cex" xmlns:w16cid="http://schemas.microsoft.com/office/word/2016/wordml/cid" xmlns:w16="http://schemas.microsoft.com/office/word/2018/wordml" xmlns:w16sdtdh="http://schemas.microsoft.com/office/word/2020/wordml/sdtdatahash" xmlns:w16se="http://schemas.microsoft.com/office/word/2015/wordml/symex" xmlns:wpg="http://schemas.microsoft.com/office/word/2010/wordprocessingGroup" xmlns:wpi="http://schemas.microsoft.com/office/word/2010/wordprocessingInk" xmlns:wne="http://schemas.microsoft.com/office/word/2006/wordml" xmlns:wps="http://schemas.microsoft.com/office/word/2010/wordprocessingShape" mc:Ignorable="w14 w15 w16se w16cid w16 w16cex w16sdtdh wp14">
   <w:body>
     <w:tbl>
       <w:tblPr>
@@ -1057,10 +1057,7 @@
               <w:jc w:val="center"/>
             </w:pPr>
             <w:r>
-              <w:t>Add assignments, forums, and study materials.</w:t>
-            </w:r>
-            <w:r>
-              <w:t xml:space="preserve"> (DONE)</w:t>
+              <w:t>Add assignments, forums, and study materials. (DONE)</w:t>
             </w:r>
           </w:p>
         </w:tc>
@@ -2938,12 +2935,7 @@
               </w:rPr>
             </w:pPr>
             <w:r>
-              <w:t xml:space="preserve">I just hope it continues in the same state, that they maintain the grades, </w:t>
-            </w:r>
-            <w:bookmarkStart w:id="0" w:name="_GoBack"/>
-            <w:bookmarkEnd w:id="0"/>
-            <w:r>
-              <w:t>attendance, and active courses—everything the same as it would in a normal month.</w:t>
+              <w:t>I just hope it continues in the same state, that they maintain the grades, attendance, and active courses—everything the same as it would in a normal month.</w:t>
             </w:r>
           </w:p>
         </w:tc>
@@ -2959,8 +2951,17 @@
               <w:rPr>
                 <w:rFonts w:ascii="Calibri" w:hAnsi="Calibri" w:cs="Calibri"/>
                 <w:color w:val="000000"/>
-              </w:rPr>
-            </w:pPr>
+                <w:lang w:val="en-US"/>
+              </w:rPr>
+            </w:pPr>
+            <w:r>
+              <w:rPr>
+                <w:rFonts w:ascii="Calibri" w:hAnsi="Calibri" w:cs="Calibri"/>
+                <w:color w:val="000000"/>
+                <w:lang w:val="en-US"/>
+              </w:rPr>
+              <w:t>I have updated the running year system feature in the hope that this will not reset the registered students and some codes have been changed to suit your expectations.</w:t>
+            </w:r>
           </w:p>
         </w:tc>
       </w:tr>
@@ -2977,7 +2978,7 @@
 </file>
 
 <file path=word/styles.xml><?xml version="1.0" encoding="utf-8"?>
-<w:styles xmlns:mc="http://schemas.openxmlformats.org/markup-compatibility/2006" xmlns:r="http://schemas.openxmlformats.org/officeDocument/2006/relationships" xmlns:w="http://schemas.openxmlformats.org/wordprocessingml/2006/main" xmlns:w14="http://schemas.microsoft.com/office/word/2010/wordml" xmlns:w15="http://schemas.microsoft.com/office/word/2012/wordml" xmlns:w16se="http://schemas.microsoft.com/office/word/2015/wordml/symex" mc:Ignorable="w14 w15 w16se">
+<w:styles xmlns:mc="http://schemas.openxmlformats.org/markup-compatibility/2006" xmlns:r="http://schemas.openxmlformats.org/officeDocument/2006/relationships" xmlns:w="http://schemas.openxmlformats.org/wordprocessingml/2006/main" xmlns:w14="http://schemas.microsoft.com/office/word/2010/wordml" xmlns:w15="http://schemas.microsoft.com/office/word/2012/wordml" xmlns:w16cex="http://schemas.microsoft.com/office/word/2018/wordml/cex" xmlns:w16cid="http://schemas.microsoft.com/office/word/2016/wordml/cid" xmlns:w16="http://schemas.microsoft.com/office/word/2018/wordml" xmlns:w16sdtdh="http://schemas.microsoft.com/office/word/2020/wordml/sdtdatahash" xmlns:w16se="http://schemas.microsoft.com/office/word/2015/wordml/symex" mc:Ignorable="w14 w15 w16se w16cid w16 w16cex w16sdtdh">
   <w:docDefaults>
     <w:rPrDefault>
       <w:rPr>
@@ -2993,7 +2994,7 @@
       </w:pPr>
     </w:pPrDefault>
   </w:docDefaults>
-  <w:latentStyles w:defLockedState="0" w:defUIPriority="99" w:defSemiHidden="0" w:defUnhideWhenUsed="0" w:defQFormat="0" w:count="371">
+  <w:latentStyles w:defLockedState="0" w:defUIPriority="99" w:defSemiHidden="0" w:defUnhideWhenUsed="0" w:defQFormat="0" w:count="376">
     <w:lsdException w:name="Normal" w:uiPriority="0" w:qFormat="1"/>
     <w:lsdException w:name="heading 1" w:uiPriority="9" w:qFormat="1"/>
     <w:lsdException w:name="heading 2" w:semiHidden="1" w:uiPriority="9" w:unhideWhenUsed="1" w:qFormat="1"/>
@@ -3099,7 +3100,6 @@
     <w:lsdException w:name="HTML Sample" w:semiHidden="1" w:unhideWhenUsed="1"/>
     <w:lsdException w:name="HTML Typewriter" w:semiHidden="1" w:unhideWhenUsed="1"/>
     <w:lsdException w:name="HTML Variable" w:semiHidden="1" w:unhideWhenUsed="1"/>
-    <w:lsdException w:name="Normal Table" w:semiHidden="1" w:unhideWhenUsed="1"/>
     <w:lsdException w:name="annotation subject" w:semiHidden="1" w:unhideWhenUsed="1"/>
     <w:lsdException w:name="No List" w:semiHidden="1" w:unhideWhenUsed="1"/>
     <w:lsdException w:name="Outline List 1" w:semiHidden="1" w:unhideWhenUsed="1"/>
@@ -3142,11 +3142,8 @@
     <w:lsdException w:name="Table Contemporary" w:semiHidden="1" w:unhideWhenUsed="1"/>
     <w:lsdException w:name="Table Elegant" w:semiHidden="1" w:unhideWhenUsed="1"/>
     <w:lsdException w:name="Table Professional" w:semiHidden="1" w:unhideWhenUsed="1"/>
-    <w:lsdException w:name="Table Subtle 1" w:semiHidden="1" w:unhideWhenUsed="1"/>
     <w:lsdException w:name="Table Subtle 2" w:semiHidden="1" w:unhideWhenUsed="1"/>
     <w:lsdException w:name="Table Web 1" w:semiHidden="1" w:unhideWhenUsed="1"/>
-    <w:lsdException w:name="Table Web 2" w:semiHidden="1" w:unhideWhenUsed="1"/>
-    <w:lsdException w:name="Table Web 3" w:semiHidden="1" w:unhideWhenUsed="1"/>
     <w:lsdException w:name="Balloon Text" w:semiHidden="1" w:unhideWhenUsed="1"/>
     <w:lsdException w:name="Table Grid" w:uiPriority="39"/>
     <w:lsdException w:name="Table Theme" w:semiHidden="1" w:unhideWhenUsed="1"/>
@@ -3365,6 +3362,11 @@
     <w:lsdException w:name="List Table 5 Dark Accent 6" w:uiPriority="50"/>
     <w:lsdException w:name="List Table 6 Colorful Accent 6" w:uiPriority="51"/>
     <w:lsdException w:name="List Table 7 Colorful Accent 6" w:uiPriority="52"/>
+    <w:lsdException w:name="Mention" w:semiHidden="1" w:unhideWhenUsed="1"/>
+    <w:lsdException w:name="Smart Hyperlink" w:semiHidden="1" w:unhideWhenUsed="1"/>
+    <w:lsdException w:name="Hashtag" w:semiHidden="1" w:unhideWhenUsed="1"/>
+    <w:lsdException w:name="Unresolved Mention" w:semiHidden="1" w:unhideWhenUsed="1"/>
+    <w:lsdException w:name="Smart Link" w:semiHidden="1" w:unhideWhenUsed="1"/>
   </w:latentStyles>
   <w:style w:type="paragraph" w:default="1" w:styleId="Normal">
     <w:name w:val="Normal"/>
